--- a/LearningNotes.docx
+++ b/LearningNotes.docx
@@ -12,6 +12,15 @@
     </w:p>
     <w:sdt>
       <w:sdtPr>
+        <w:rPr>
+          <w:rFonts w:asciiTheme="minorHAnsi" w:eastAsiaTheme="minorHAnsi" w:hAnsiTheme="minorHAnsi" w:cstheme="minorBidi"/>
+          <w:color w:val="auto"/>
+          <w:kern w:val="2"/>
+          <w:sz w:val="22"/>
+          <w:szCs w:val="22"/>
+          <w:lang w:val="en-ZA"/>
+          <w14:ligatures w14:val="standardContextual"/>
+        </w:rPr>
         <w:id w:val="-1489088862"/>
         <w:docPartObj>
           <w:docPartGallery w:val="Table of Contents"/>
@@ -20,16 +29,9 @@
       </w:sdtPr>
       <w:sdtEndPr>
         <w:rPr>
-          <w:rFonts w:asciiTheme="minorHAnsi" w:eastAsiaTheme="minorHAnsi" w:hAnsiTheme="minorHAnsi" w:cstheme="minorBidi"/>
           <w:b/>
           <w:bCs/>
           <w:noProof/>
-          <w:color w:val="auto"/>
-          <w:kern w:val="2"/>
-          <w:sz w:val="22"/>
-          <w:szCs w:val="22"/>
-          <w:lang w:val="en-ZA"/>
-          <w14:ligatures w14:val="standardContextual"/>
         </w:rPr>
       </w:sdtEndPr>
       <w:sdtContent>
@@ -1771,22 +1773,12 @@
         <w:t> </w:t>
       </w:r>
       <w:proofErr w:type="spellStart"/>
-      <w:proofErr w:type="gramStart"/>
       <w:r>
         <w:t>services.AddSingleton</w:t>
       </w:r>
       <w:proofErr w:type="spellEnd"/>
-      <w:proofErr w:type="gramEnd"/>
-      <w:r>
-        <w:t>&lt;T</w:t>
-      </w:r>
-      <w:proofErr w:type="gramStart"/>
-      <w:r>
-        <w:t>&gt;(</w:t>
-      </w:r>
-      <w:proofErr w:type="gramEnd"/>
-      <w:r>
-        <w:t>) in a DI container gives the same lifetime without those downsides.</w:t>
+      <w:r>
+        <w:t>&lt;T&gt;() in a DI container gives the same lifetime without those downsides.</w:t>
       </w:r>
     </w:p>
     <w:p>
@@ -1813,47 +1805,7 @@
     </w:p>
     <w:p>
       <w:r>
-        <w:t>Mutable builder collects values; </w:t>
-      </w:r>
-      <w:proofErr w:type="gramStart"/>
-      <w:r>
-        <w:t>Build(</w:t>
-      </w:r>
-      <w:proofErr w:type="gramEnd"/>
-      <w:r>
-        <w:t xml:space="preserve">) validates and returns an immutable product. Fluent chaining </w:t>
-      </w:r>
-      <w:proofErr w:type="gramStart"/>
-      <w:r>
-        <w:t>(.To</w:t>
-      </w:r>
-      <w:proofErr w:type="gramEnd"/>
-      <w:r>
-        <w:t>(</w:t>
-      </w:r>
-      <w:proofErr w:type="gramStart"/>
-      <w:r>
-        <w:t>).Subject</w:t>
-      </w:r>
-      <w:proofErr w:type="gramEnd"/>
-      <w:r>
-        <w:t>(</w:t>
-      </w:r>
-      <w:proofErr w:type="gramStart"/>
-      <w:r>
-        <w:t>).Body</w:t>
-      </w:r>
-      <w:proofErr w:type="gramEnd"/>
-      <w:r>
-        <w:t>(</w:t>
-      </w:r>
-      <w:proofErr w:type="gramStart"/>
-      <w:r>
-        <w:t>).Build</w:t>
-      </w:r>
-      <w:proofErr w:type="gramEnd"/>
-      <w:r>
-        <w:t>()) is how it looks in real .NET. Director holds named recipes for when the same shape is built from many places. </w:t>
+        <w:t>Mutable builder collects values; Build() validates and returns an immutable product. Fluent chaining (.To().Subject().Body().Build()) is how it looks in real .NET. Director holds named recipes for when the same shape is built from many places. </w:t>
       </w:r>
       <w:r>
         <w:rPr>
@@ -2227,7 +2179,6 @@
         <w:t>"The calculator has five normal methods — Add, Subtract, Multiply, Divide, Power. The dispatcher doesn't know about any of them at compile time. It uses </w:t>
       </w:r>
       <w:proofErr w:type="spellStart"/>
-      <w:proofErr w:type="gramStart"/>
       <w:r>
         <w:rPr>
           <w:i/>
@@ -2236,7 +2187,6 @@
         <w:t>type.GetMethods</w:t>
       </w:r>
       <w:proofErr w:type="spellEnd"/>
-      <w:proofErr w:type="gramEnd"/>
       <w:r>
         <w:rPr>
           <w:i/>
@@ -2245,7 +2195,6 @@
         <w:t>() to discover them at runtime and </w:t>
       </w:r>
       <w:proofErr w:type="spellStart"/>
-      <w:proofErr w:type="gramStart"/>
       <w:r>
         <w:rPr>
           <w:i/>
@@ -2254,7 +2203,6 @@
         <w:t>method.Invoke</w:t>
       </w:r>
       <w:proofErr w:type="spellEnd"/>
-      <w:proofErr w:type="gramEnd"/>
       <w:r>
         <w:rPr>
           <w:i/>
@@ -2277,7 +2225,6 @@
         <w:t>"A DI container uses exactly this pattern — just on constructors instead of methods. When you register </w:t>
       </w:r>
       <w:proofErr w:type="spellStart"/>
-      <w:proofErr w:type="gramStart"/>
       <w:r>
         <w:rPr>
           <w:i/>
@@ -2286,7 +2233,6 @@
         <w:t>services.AddTransient</w:t>
       </w:r>
       <w:proofErr w:type="spellEnd"/>
-      <w:proofErr w:type="gramEnd"/>
       <w:r>
         <w:rPr>
           <w:i/>
@@ -2308,23 +2254,7 @@
           <w:i/>
           <w:iCs/>
         </w:rPr>
-        <w:t>, Foo</w:t>
-      </w:r>
-      <w:proofErr w:type="gramStart"/>
-      <w:r>
-        <w:rPr>
-          <w:i/>
-          <w:iCs/>
-        </w:rPr>
-        <w:t>&gt;(</w:t>
-      </w:r>
-      <w:proofErr w:type="gramEnd"/>
-      <w:r>
-        <w:rPr>
-          <w:i/>
-          <w:iCs/>
-        </w:rPr>
-        <w:t>), the container has no compile-time knowledge of what Foo's constructor looks like. At resolve time, it uses reflection to inspect Foo's constructor parameters, recursively resolves each one, and then invokes the constructor with the resolved dependencies. Same inspect-then-invoke pattern."</w:t>
+        <w:t>, Foo&gt;(), the container has no compile-time knowledge of what Foo's constructor looks like. At resolve time, it uses reflection to inspect Foo's constructor parameters, recursively resolves each one, and then invokes the constructor with the resolved dependencies. Same inspect-then-invoke pattern."</w:t>
       </w:r>
     </w:p>
     <w:p>
@@ -2363,12 +2293,10 @@
         <w:t xml:space="preserve"> (</w:t>
       </w:r>
       <w:proofErr w:type="spellStart"/>
-      <w:proofErr w:type="gramStart"/>
       <w:r>
         <w:t>System.Text.Json</w:t>
       </w:r>
       <w:proofErr w:type="spellEnd"/>
-      <w:proofErr w:type="gramEnd"/>
       <w:r>
         <w:t> reads your properties via reflection), ORMs (EF Core maps your classes to tables via reflection), test frameworks (</w:t>
       </w:r>
@@ -2404,15 +2332,7 @@
         <w:t>You want to drive behaviour from data (attributes).</w:t>
       </w:r>
       <w:r>
-        <w:t> [Authorize], [HttpGet], [</w:t>
-      </w:r>
-      <w:proofErr w:type="gramStart"/>
-      <w:r>
-        <w:t>Required</w:t>
-      </w:r>
-      <w:proofErr w:type="gramEnd"/>
-      <w:r>
-        <w:t>] — the framework reads these attributes via reflection and decides what to do.</w:t>
+        <w:t> [Authorize], [HttpGet], [Required] — the framework reads these attributes via reflection and decides what to do.</w:t>
       </w:r>
     </w:p>
     <w:p>
@@ -2556,15 +2476,7 @@
         <w:t>Obscures what the code does.</w:t>
       </w:r>
       <w:r>
-        <w:t xml:space="preserve"> A reader can't tell by reading the dispatcher what methods exist on the calculator — they </w:t>
-      </w:r>
-      <w:proofErr w:type="gramStart"/>
-      <w:r>
-        <w:t>have to</w:t>
-      </w:r>
-      <w:proofErr w:type="gramEnd"/>
-      <w:r>
-        <w:t xml:space="preserve"> open the calculator. That's a real cost.</w:t>
+        <w:t> A reader can't tell by reading the dispatcher what methods exist on the calculator — they have to open the calculator. That's a real cost.</w:t>
       </w:r>
     </w:p>
     <w:p>
@@ -2595,6 +2507,33 @@
           <w:iCs/>
         </w:rPr>
         <w:t>, plugin loaders, test runners. For application code, I'd almost always prefer a direct call or a pattern like Strategy instead, because reflection loses type safety and refactoring support. Modern .NET also has source generators that give you the same 'code that depends on other code's shape' capability at compile time — worth knowing as an alternative."</w:t>
+      </w:r>
+    </w:p>
+    <w:p>
+      <w:r>
+        <w:rPr>
+          <w:b/>
+          <w:bCs/>
+        </w:rPr>
+        <w:t>if you already know what you're calling, just call it directly.</w:t>
+      </w:r>
+      <w:r>
+        <w:t xml:space="preserve"> Reflection is only worth the pain when you </w:t>
+      </w:r>
+      <w:r>
+        <w:rPr>
+          <w:i/>
+          <w:iCs/>
+        </w:rPr>
+        <w:t>genuinely can't know</w:t>
+      </w:r>
+      <w:r>
+        <w:t xml:space="preserve"> what you're calling at compile time.</w:t>
+      </w:r>
+    </w:p>
+    <w:p>
+      <w:r>
+        <w:t>And that's where Strategy comes in as the better alternative. Instead of discovering methods at runtime by name, you just inject the right implementation. Type safe, IntelliSense works, refactoring works.</w:t>
       </w:r>
     </w:p>
     <w:p/>
@@ -2722,15 +2661,7 @@
     </w:p>
     <w:p>
       <w:r>
-        <w:t xml:space="preserve">If you just let people do new </w:t>
-      </w:r>
-      <w:proofErr w:type="gramStart"/>
-      <w:r>
-        <w:t>Logger(</w:t>
-      </w:r>
-      <w:proofErr w:type="gramEnd"/>
-      <w:r>
-        <w:t>) anywhere, you can't guarantee one instance. Singleton solves two problems at once:</w:t>
+        <w:t>If you just let people do new Logger() anywhere, you can't guarantee one instance. Singleton solves two problems at once:</w:t>
       </w:r>
     </w:p>
     <w:p>
@@ -2797,17 +2728,12 @@
         <w:t xml:space="preserve"> — stops outside code doing new </w:t>
       </w:r>
       <w:proofErr w:type="spellStart"/>
-      <w:proofErr w:type="gramStart"/>
       <w:r>
         <w:t>MyClass</w:t>
       </w:r>
       <w:proofErr w:type="spellEnd"/>
       <w:r>
-        <w:t>(</w:t>
-      </w:r>
-      <w:proofErr w:type="gramEnd"/>
-      <w:r>
-        <w:t>).</w:t>
+        <w:t>().</w:t>
       </w:r>
     </w:p>
     <w:p>
@@ -3061,7 +2987,7 @@
     <w:p>
       <w:r>
         <w:pict w14:anchorId="6717A905">
-          <v:rect id="_x0000_i1049" style="width:0;height:1.5pt" o:hralign="center" o:hrstd="t" o:hr="t" fillcolor="#a0a0a0" stroked="f"/>
+          <v:rect id="_x0000_i1025" style="width:0;height:1.5pt" o:hralign="center" o:hrstd="t" o:hr="t" fillcolor="#a0a0a0" stroked="f"/>
         </w:pict>
       </w:r>
     </w:p>
@@ -3112,15 +3038,7 @@
         <w:t>exactly one instance</w:t>
       </w:r>
       <w:r>
-        <w:t xml:space="preserve"> for the lifetime of the </w:t>
-      </w:r>
-      <w:proofErr w:type="gramStart"/>
-      <w:r>
-        <w:t>application, and</w:t>
-      </w:r>
-      <w:proofErr w:type="gramEnd"/>
-      <w:r>
-        <w:t xml:space="preserve"> provides a </w:t>
+        <w:t xml:space="preserve"> for the lifetime of the application, and provides a </w:t>
       </w:r>
       <w:r>
         <w:rPr>
@@ -3268,15 +3186,7 @@
     </w:p>
     <w:p>
       <w:r>
-        <w:t xml:space="preserve">If you just let any code do new </w:t>
-      </w:r>
-      <w:proofErr w:type="gramStart"/>
-      <w:r>
-        <w:t>Logger(</w:t>
-      </w:r>
-      <w:proofErr w:type="gramEnd"/>
-      <w:r>
-        <w:t>) anywhere, you cannot guarantee uniqueness. Singleton enforces it structurally — the compiler stops you from creating a second one.</w:t>
+        <w:t>If you just let any code do new Logger() anywhere, you cannot guarantee uniqueness. Singleton enforces it structurally — the compiler stops you from creating a second one.</w:t>
       </w:r>
     </w:p>
     <w:p>
@@ -3527,15 +3437,7 @@
     <w:p>
       <w:r>
         <w:lastRenderedPageBreak/>
-        <w:t xml:space="preserve">If you drop ingredient 1, the pattern is cosmetic — anyone can still do new </w:t>
-      </w:r>
-      <w:proofErr w:type="gramStart"/>
-      <w:r>
-        <w:t>X(</w:t>
-      </w:r>
-      <w:proofErr w:type="gramEnd"/>
-      <w:r>
-        <w:t>) and break the guarantee.</w:t>
+        <w:t>If you drop ingredient 1, the pattern is cosmetic — anyone can still do new X() and break the guarantee.</w:t>
       </w:r>
     </w:p>
     <w:p>
@@ -3593,13 +3495,8 @@
       </w:r>
       <w:proofErr w:type="spellEnd"/>
       <w:r>
-        <w:t>? _</w:t>
-      </w:r>
-      <w:proofErr w:type="gramStart"/>
-      <w:r>
-        <w:t>instance;</w:t>
-      </w:r>
-      <w:proofErr w:type="gramEnd"/>
+        <w:t>? _instance;</w:t>
+      </w:r>
     </w:p>
     <w:p/>
     <w:p>
@@ -3612,15 +3509,7 @@
       </w:r>
       <w:proofErr w:type="spellEnd"/>
       <w:r>
-        <w:t xml:space="preserve"> </w:t>
-      </w:r>
-      <w:proofErr w:type="gramStart"/>
-      <w:r>
-        <w:t>{ get; }</w:t>
-      </w:r>
-      <w:proofErr w:type="gramEnd"/>
-      <w:r>
-        <w:t xml:space="preserve"> = </w:t>
+        <w:t xml:space="preserve"> { get; } = </w:t>
       </w:r>
       <w:proofErr w:type="spellStart"/>
       <w:r>
@@ -3628,13 +3517,8 @@
       </w:r>
       <w:proofErr w:type="spellEnd"/>
       <w:r>
-        <w:t>(</w:t>
-      </w:r>
-      <w:proofErr w:type="gramStart"/>
-      <w:r>
-        <w:t>);</w:t>
-      </w:r>
-      <w:proofErr w:type="gramEnd"/>
+        <w:t>();</w:t>
+      </w:r>
     </w:p>
     <w:p/>
     <w:p>
@@ -3642,23 +3526,13 @@
         <w:t xml:space="preserve">    private </w:t>
       </w:r>
       <w:proofErr w:type="spellStart"/>
-      <w:proofErr w:type="gramStart"/>
       <w:r>
         <w:t>AppLogger</w:t>
       </w:r>
       <w:proofErr w:type="spellEnd"/>
       <w:r>
-        <w:t>(</w:t>
-      </w:r>
-      <w:proofErr w:type="gramEnd"/>
-      <w:r>
-        <w:t xml:space="preserve">) </w:t>
-      </w:r>
-      <w:proofErr w:type="gramStart"/>
-      <w:r>
-        <w:t>{ }</w:t>
-      </w:r>
-      <w:proofErr w:type="gramEnd"/>
+        <w:t>() { }</w:t>
+      </w:r>
     </w:p>
     <w:p/>
     <w:p>
@@ -3699,7 +3573,6 @@
         <w:t xml:space="preserve">                _instance = new </w:t>
       </w:r>
       <w:proofErr w:type="spellStart"/>
-      <w:proofErr w:type="gramStart"/>
       <w:r>
         <w:t>AppLogger</w:t>
       </w:r>
@@ -3707,17 +3580,11 @@
       <w:r>
         <w:t>();</w:t>
       </w:r>
-      <w:proofErr w:type="gramEnd"/>
-    </w:p>
-    <w:p>
-      <w:r>
-        <w:t xml:space="preserve">            return _</w:t>
-      </w:r>
-      <w:proofErr w:type="gramStart"/>
-      <w:r>
-        <w:t>instance;</w:t>
-      </w:r>
-      <w:proofErr w:type="gramEnd"/>
+    </w:p>
+    <w:p>
+      <w:r>
+        <w:t xml:space="preserve">            return _instance;</w:t>
+      </w:r>
     </w:p>
     <w:p>
       <w:r>
@@ -3788,17 +3655,12 @@
         <w:t xml:space="preserve">Both threads call new </w:t>
       </w:r>
       <w:proofErr w:type="spellStart"/>
-      <w:proofErr w:type="gramStart"/>
       <w:r>
         <w:t>AppLogger</w:t>
       </w:r>
       <w:proofErr w:type="spellEnd"/>
       <w:r>
-        <w:t>(</w:t>
-      </w:r>
-      <w:proofErr w:type="gramEnd"/>
-      <w:r>
-        <w:t>). Two objects exist.</w:t>
+        <w:t>(). Two objects exist.</w:t>
       </w:r>
     </w:p>
     <w:p>
@@ -3854,7 +3716,7 @@
     <w:p>
       <w:r>
         <w:pict w14:anchorId="11BC1C1B">
-          <v:rect id="_x0000_i1050" style="width:0;height:1.5pt" o:hralign="center" o:hrstd="t" o:hr="t" fillcolor="#a0a0a0" stroked="f"/>
+          <v:rect id="_x0000_i1026" style="width:0;height:1.5pt" o:hralign="center" o:hrstd="t" o:hr="t" fillcolor="#a0a0a0" stroked="f"/>
         </w:pict>
       </w:r>
     </w:p>
@@ -3898,13 +3760,8 @@
       </w:r>
       <w:proofErr w:type="spellEnd"/>
       <w:r>
-        <w:t>? _</w:t>
-      </w:r>
-      <w:proofErr w:type="gramStart"/>
-      <w:r>
-        <w:t>instance;</w:t>
-      </w:r>
-      <w:proofErr w:type="gramEnd"/>
+        <w:t>? _instance;</w:t>
+      </w:r>
     </w:p>
     <w:p>
       <w:r>
@@ -3916,13 +3773,8 @@
       </w:r>
       <w:proofErr w:type="spellEnd"/>
       <w:r>
-        <w:t xml:space="preserve"> object _lock = </w:t>
-      </w:r>
-      <w:proofErr w:type="gramStart"/>
-      <w:r>
-        <w:t>new();</w:t>
-      </w:r>
-      <w:proofErr w:type="gramEnd"/>
+        <w:t xml:space="preserve"> object _lock = new();</w:t>
+      </w:r>
     </w:p>
     <w:p/>
     <w:p>
@@ -3930,23 +3782,13 @@
         <w:t xml:space="preserve">    private </w:t>
       </w:r>
       <w:proofErr w:type="spellStart"/>
-      <w:proofErr w:type="gramStart"/>
       <w:r>
         <w:t>AppLoggerThreadSafe</w:t>
       </w:r>
       <w:proofErr w:type="spellEnd"/>
       <w:r>
-        <w:t>(</w:t>
-      </w:r>
-      <w:proofErr w:type="gramEnd"/>
-      <w:r>
-        <w:t xml:space="preserve">) </w:t>
-      </w:r>
-      <w:proofErr w:type="gramStart"/>
-      <w:r>
-        <w:t>{ }</w:t>
-      </w:r>
-      <w:proofErr w:type="gramEnd"/>
+        <w:t>() { }</w:t>
+      </w:r>
     </w:p>
     <w:p/>
     <w:p>
@@ -3979,15 +3821,7 @@
     </w:p>
     <w:p>
       <w:r>
-        <w:t xml:space="preserve">            if (_instance == </w:t>
-      </w:r>
-      <w:proofErr w:type="gramStart"/>
-      <w:r>
-        <w:t xml:space="preserve">null)   </w:t>
-      </w:r>
-      <w:proofErr w:type="gramEnd"/>
-      <w:r>
-        <w:t xml:space="preserve">         // (A) fast path</w:t>
+        <w:t xml:space="preserve">            if (_instance == null)            // (A) fast path</w:t>
       </w:r>
     </w:p>
     <w:p>
@@ -4007,15 +3841,7 @@
     </w:p>
     <w:p>
       <w:r>
-        <w:t xml:space="preserve">                    if (_instance == </w:t>
-      </w:r>
-      <w:proofErr w:type="gramStart"/>
-      <w:r>
-        <w:t xml:space="preserve">null)   </w:t>
-      </w:r>
-      <w:proofErr w:type="gramEnd"/>
-      <w:r>
-        <w:t xml:space="preserve"> // (B) correctness re-check</w:t>
+        <w:t xml:space="preserve">                    if (_instance == null)    // (B) correctness re-check</w:t>
       </w:r>
     </w:p>
     <w:p>
@@ -4023,7 +3849,6 @@
         <w:t xml:space="preserve">                        _instance = new </w:t>
       </w:r>
       <w:proofErr w:type="spellStart"/>
-      <w:proofErr w:type="gramStart"/>
       <w:r>
         <w:t>AppLoggerThreadSafe</w:t>
       </w:r>
@@ -4031,7 +3856,6 @@
       <w:r>
         <w:t>();</w:t>
       </w:r>
-      <w:proofErr w:type="gramEnd"/>
     </w:p>
     <w:p>
       <w:r>
@@ -4045,13 +3869,8 @@
     </w:p>
     <w:p>
       <w:r>
-        <w:t xml:space="preserve">            return _</w:t>
-      </w:r>
-      <w:proofErr w:type="gramStart"/>
-      <w:r>
-        <w:t>instance;</w:t>
-      </w:r>
-      <w:proofErr w:type="gramEnd"/>
+        <w:t xml:space="preserve">            return _instance;</w:t>
+      </w:r>
     </w:p>
     <w:p>
       <w:r>
@@ -4200,21 +4019,13 @@
         <w:t>The catch:</w:t>
       </w:r>
       <w:r>
-        <w:t xml:space="preserve"> double-checked locking is notoriously easy to get wrong. In pre-2004 Java it was technically broken due to memory-model subtleties (a </w:t>
-      </w:r>
-      <w:proofErr w:type="gramStart"/>
-      <w:r>
-        <w:t>partially-constructed</w:t>
-      </w:r>
-      <w:proofErr w:type="gramEnd"/>
-      <w:r>
-        <w:t xml:space="preserve"> object could be visible to other threads). Modern .NET is fine because of how the memory model and lock interact, but the reputation stands.</w:t>
+        <w:t xml:space="preserve"> double-checked locking is notoriously easy to get wrong. In pre-2004 Java it was technically broken due to memory-model subtleties (a partially-constructed object could be visible to other threads). Modern .NET is fine because of how the memory model and lock interact, but the reputation stands.</w:t>
       </w:r>
     </w:p>
     <w:p>
       <w:r>
         <w:pict w14:anchorId="788EF1E0">
-          <v:rect id="_x0000_i1051" style="width:0;height:1.5pt" o:hralign="center" o:hrstd="t" o:hr="t" fillcolor="#a0a0a0" stroked="f"/>
+          <v:rect id="_x0000_i1027" style="width:0;height:1.5pt" o:hralign="center" o:hrstd="t" o:hr="t" fillcolor="#a0a0a0" stroked="f"/>
         </w:pict>
       </w:r>
     </w:p>
@@ -4309,34 +4120,16 @@
     </w:p>
     <w:p>
       <w:r>
-        <w:t xml:space="preserve">        </w:t>
-      </w:r>
-      <w:proofErr w:type="gramStart"/>
-      <w:r>
-        <w:t>new(</w:t>
-      </w:r>
-      <w:proofErr w:type="gramEnd"/>
-      <w:r>
-        <w:t xml:space="preserve">() =&gt; new </w:t>
-      </w:r>
-      <w:proofErr w:type="spellStart"/>
-      <w:proofErr w:type="gramStart"/>
+        <w:t xml:space="preserve">        new(() =&gt; new </w:t>
+      </w:r>
+      <w:proofErr w:type="spellStart"/>
       <w:r>
         <w:t>AppLoggerLazy</w:t>
       </w:r>
       <w:proofErr w:type="spellEnd"/>
       <w:r>
-        <w:t>(</w:t>
-      </w:r>
-      <w:proofErr w:type="gramEnd"/>
-      <w:r>
-        <w:t>)</w:t>
-      </w:r>
-      <w:proofErr w:type="gramStart"/>
-      <w:r>
-        <w:t>);</w:t>
-      </w:r>
-      <w:proofErr w:type="gramEnd"/>
+        <w:t>());</w:t>
+      </w:r>
     </w:p>
     <w:p/>
     <w:p>
@@ -4344,23 +4137,13 @@
         <w:t xml:space="preserve">    private </w:t>
       </w:r>
       <w:proofErr w:type="spellStart"/>
-      <w:proofErr w:type="gramStart"/>
       <w:r>
         <w:t>AppLoggerLazy</w:t>
       </w:r>
       <w:proofErr w:type="spellEnd"/>
       <w:r>
-        <w:t>(</w:t>
-      </w:r>
-      <w:proofErr w:type="gramEnd"/>
-      <w:r>
-        <w:t xml:space="preserve">) </w:t>
-      </w:r>
-      <w:proofErr w:type="gramStart"/>
-      <w:r>
-        <w:t>{ }</w:t>
-      </w:r>
-      <w:proofErr w:type="gramEnd"/>
+        <w:t>() { }</w:t>
+      </w:r>
     </w:p>
     <w:p/>
     <w:p>
@@ -4376,12 +4159,10 @@
         <w:t xml:space="preserve"> Instance =&gt; _</w:t>
       </w:r>
       <w:proofErr w:type="spellStart"/>
-      <w:proofErr w:type="gramStart"/>
       <w:r>
         <w:t>lazy.Value</w:t>
       </w:r>
       <w:proofErr w:type="spellEnd"/>
-      <w:proofErr w:type="gramEnd"/>
       <w:r>
         <w:t>;</w:t>
       </w:r>
@@ -4705,15 +4486,7 @@
         </w:numPr>
       </w:pPr>
       <w:r>
-        <w:t xml:space="preserve">Harder to break during future edits; fewer lines </w:t>
-      </w:r>
-      <w:proofErr w:type="gramStart"/>
-      <w:r>
-        <w:t>means</w:t>
-      </w:r>
-      <w:proofErr w:type="gramEnd"/>
-      <w:r>
-        <w:t xml:space="preserve"> fewer places to introduce a bug.</w:t>
+        <w:t>Harder to break during future edits; fewer lines means fewer places to introduce a bug.</w:t>
       </w:r>
     </w:p>
     <w:p>
@@ -4790,12 +4563,10 @@
         <w:t xml:space="preserve"> A class that calls </w:t>
       </w:r>
       <w:proofErr w:type="spellStart"/>
-      <w:proofErr w:type="gramStart"/>
       <w:r>
         <w:t>AppLogger.Instance.Log</w:t>
       </w:r>
       <w:proofErr w:type="spellEnd"/>
-      <w:proofErr w:type="gramEnd"/>
       <w:r>
         <w:t>(...) inside its methods does not declare that it depends on a logger. Its constructor hides the dependency. Compare this to dependency injection, where the logger is a constructor parameter — explicit and swappable.</w:t>
       </w:r>
@@ -4825,15 +4596,7 @@
         <w:t>and</w:t>
       </w:r>
       <w:r>
-        <w:t xml:space="preserve"> manages its own lifetime. Those are two concerns. The DI-container approach separates them: the class does its </w:t>
-      </w:r>
-      <w:proofErr w:type="gramStart"/>
-      <w:r>
-        <w:t>job,</w:t>
-      </w:r>
-      <w:proofErr w:type="gramEnd"/>
-      <w:r>
-        <w:t xml:space="preserve"> the container manages its lifetime.</w:t>
+        <w:t xml:space="preserve"> manages its own lifetime. Those are two concerns. The DI-container approach separates them: the class does its job, the container manages its lifetime.</w:t>
       </w:r>
     </w:p>
     <w:p>
@@ -4884,12 +4647,10 @@
     </w:p>
     <w:p>
       <w:proofErr w:type="spellStart"/>
-      <w:proofErr w:type="gramStart"/>
       <w:r>
         <w:t>services.AddSingleton</w:t>
       </w:r>
       <w:proofErr w:type="spellEnd"/>
-      <w:proofErr w:type="gramEnd"/>
       <w:r>
         <w:t>&lt;</w:t>
       </w:r>
@@ -4906,11 +4667,9 @@
         <w:t>AppLogger</w:t>
       </w:r>
       <w:proofErr w:type="spellEnd"/>
-      <w:proofErr w:type="gramStart"/>
       <w:r>
         <w:t>&gt;();</w:t>
       </w:r>
-      <w:proofErr w:type="gramEnd"/>
     </w:p>
     <w:p>
       <w:r>
@@ -4950,15 +4709,7 @@
       </w:r>
       <w:proofErr w:type="spellEnd"/>
       <w:r>
-        <w:t xml:space="preserve"> via constructor injection, so you can see </w:t>
-      </w:r>
-      <w:proofErr w:type="gramStart"/>
-      <w:r>
-        <w:t>at a glance</w:t>
-      </w:r>
-      <w:proofErr w:type="gramEnd"/>
-      <w:r>
-        <w:t xml:space="preserve"> what each class needs.</w:t>
+        <w:t xml:space="preserve"> via constructor injection, so you can see at a glance what each class needs.</w:t>
       </w:r>
     </w:p>
     <w:p>
@@ -5080,23 +4831,7 @@
           <w:i/>
           <w:iCs/>
         </w:rPr>
-        <w:t xml:space="preserve">&lt;T&gt; give the same lifetime, but the DI version keeps the class testable and its dependencies explicit. I'd reach for the DI version in real </w:t>
-      </w:r>
-      <w:proofErr w:type="gramStart"/>
-      <w:r>
-        <w:rPr>
-          <w:i/>
-          <w:iCs/>
-        </w:rPr>
-        <w:t>code, and</w:t>
-      </w:r>
-      <w:proofErr w:type="gramEnd"/>
-      <w:r>
-        <w:rPr>
-          <w:i/>
-          <w:iCs/>
-        </w:rPr>
-        <w:t xml:space="preserve"> keep the hand-rolled pattern in my back pocket for legacy codebases or when I genuinely cannot use a container."</w:t>
+        <w:t>&lt;T&gt; give the same lifetime, but the DI version keeps the class testable and its dependencies explicit. I'd reach for the DI version in real code, and keep the hand-rolled pattern in my back pocket for legacy codebases or when I genuinely cannot use a container."</w:t>
       </w:r>
     </w:p>
     <w:p>
@@ -5741,15 +5476,7 @@
         <w:t>Q: Why is the constructor private?</w:t>
       </w:r>
       <w:r>
-        <w:t xml:space="preserve"> Without it, outside code can just do new </w:t>
-      </w:r>
-      <w:proofErr w:type="gramStart"/>
-      <w:r>
-        <w:t>X(</w:t>
-      </w:r>
-      <w:proofErr w:type="gramEnd"/>
-      <w:r>
-        <w:t>) and bypass the pattern entirely. The private constructor is what structurally enforces uniqueness.</w:t>
+        <w:t xml:space="preserve"> Without it, outside code can just do new X() and bypass the pattern entirely. The private constructor is what structurally enforces uniqueness.</w:t>
       </w:r>
     </w:p>
     <w:p>
@@ -5761,15 +5488,7 @@
         <w:t>Q: What's wrong with the naive version?</w:t>
       </w:r>
       <w:r>
-        <w:t xml:space="preserve"> It has a race condition on first access: two threads can both pass the if (_instance == null) check and each construct their own instance before </w:t>
-      </w:r>
-      <w:proofErr w:type="gramStart"/>
-      <w:r>
-        <w:t>either assigns</w:t>
-      </w:r>
-      <w:proofErr w:type="gramEnd"/>
-      <w:r>
-        <w:t>.</w:t>
+        <w:t xml:space="preserve"> It has a race condition on first access: two threads can both pass the if (_instance == null) check and each construct their own instance before either assigns.</w:t>
       </w:r>
     </w:p>
     <w:p>
@@ -5814,33 +5533,15 @@
         <w:t>Q: Is Singleton an anti-pattern?</w:t>
       </w:r>
       <w:r>
-        <w:t xml:space="preserve"> It has real problems — global mutable state, hostility to unit tests, hidden dependencies, SRP violation. In modern code with a DI </w:t>
-      </w:r>
-      <w:proofErr w:type="gramStart"/>
-      <w:r>
-        <w:t>container</w:t>
-      </w:r>
-      <w:proofErr w:type="gramEnd"/>
-      <w:r>
-        <w:t xml:space="preserve"> I'd prefer </w:t>
-      </w:r>
-      <w:proofErr w:type="spellStart"/>
-      <w:proofErr w:type="gramStart"/>
+        <w:t xml:space="preserve"> It has real problems — global mutable state, hostility to unit tests, hidden dependencies, SRP violation. In modern code with a DI container I'd prefer </w:t>
+      </w:r>
+      <w:proofErr w:type="spellStart"/>
       <w:r>
         <w:t>services.AddSingleton</w:t>
       </w:r>
       <w:proofErr w:type="spellEnd"/>
-      <w:proofErr w:type="gramEnd"/>
-      <w:r>
-        <w:t>&lt;T</w:t>
-      </w:r>
-      <w:proofErr w:type="gramStart"/>
-      <w:r>
-        <w:t>&gt;(</w:t>
-      </w:r>
-      <w:proofErr w:type="gramEnd"/>
-      <w:r>
-        <w:t>), which gives the same lifetime guarantee without those drawbacks. I'd still hand-roll a Singleton in legacy code or where a DI container isn't available.</w:t>
+      <w:r>
+        <w:t>&lt;T&gt;(), which gives the same lifetime guarantee without those drawbacks. I'd still hand-roll a Singleton in legacy code or where a DI container isn't available.</w:t>
       </w:r>
     </w:p>
     <w:p>
@@ -5884,15 +5585,7 @@
       </w:r>
       <w:proofErr w:type="spellEnd"/>
       <w:r>
-        <w:t xml:space="preserve"> in tests or swap implementations. A static class can't do either. </w:t>
-      </w:r>
-      <w:proofErr w:type="gramStart"/>
-      <w:r>
-        <w:t>Also</w:t>
-      </w:r>
-      <w:proofErr w:type="gramEnd"/>
-      <w:r>
-        <w:t xml:space="preserve"> when lifetime matters (e.g. IDisposable): Singletons can be constructed and disposed; static classes cannot.</w:t>
+        <w:t xml:space="preserve"> in tests or swap implementations. A static class can't do either. Also when lifetime matters (e.g. IDisposable): Singletons can be constructed and disposed; static classes cannot.</w:t>
       </w:r>
     </w:p>
     <w:p>
@@ -6021,7 +5714,7 @@
     <w:p>
       <w:r>
         <w:pict w14:anchorId="1EE215D0">
-          <v:rect id="_x0000_i1052" style="width:0;height:1.5pt" o:hralign="center" o:hrstd="t" o:hr="t" fillcolor="#a0a0a0" stroked="f"/>
+          <v:rect id="_x0000_i1028" style="width:0;height:1.5pt" o:hralign="center" o:hrstd="t" o:hr="t" fillcolor="#a0a0a0" stroked="f"/>
         </w:pict>
       </w:r>
     </w:p>
@@ -6106,23 +5799,13 @@
         <w:t xml:space="preserve">new </w:t>
       </w:r>
       <w:proofErr w:type="spellStart"/>
-      <w:proofErr w:type="gramStart"/>
       <w:r>
         <w:t>EmailMessage</w:t>
       </w:r>
       <w:proofErr w:type="spellEnd"/>
       <w:r>
-        <w:t>(</w:t>
-      </w:r>
-      <w:proofErr w:type="gramEnd"/>
-      <w:r>
-        <w:t>"to@x.com", "subject", "body", "cc@x.com", null, true, 5, attachments, headers</w:t>
-      </w:r>
-      <w:proofErr w:type="gramStart"/>
-      <w:r>
-        <w:t>);</w:t>
-      </w:r>
-      <w:proofErr w:type="gramEnd"/>
+        <w:t>("to@x.com", "subject", "body", "cc@x.com", null, true, 5, attachments, headers);</w:t>
+      </w:r>
     </w:p>
     <w:p>
       <w:r>
@@ -6150,25 +5833,12 @@
         <w:t xml:space="preserve">public </w:t>
       </w:r>
       <w:proofErr w:type="spellStart"/>
-      <w:proofErr w:type="gramStart"/>
       <w:r>
         <w:t>EmailMessage</w:t>
       </w:r>
       <w:proofErr w:type="spellEnd"/>
       <w:r>
-        <w:t>(</w:t>
-      </w:r>
-      <w:proofErr w:type="gramEnd"/>
-      <w:r>
-        <w:t xml:space="preserve">string to, string subject, string body) </w:t>
-      </w:r>
-      <w:proofErr w:type="gramStart"/>
-      <w:r>
-        <w:t>{ ...</w:t>
-      </w:r>
-      <w:proofErr w:type="gramEnd"/>
-      <w:r>
-        <w:t xml:space="preserve"> }</w:t>
+        <w:t>(string to, string subject, string body) { ... }</w:t>
       </w:r>
     </w:p>
     <w:p>
@@ -6176,25 +5846,12 @@
         <w:t xml:space="preserve">public </w:t>
       </w:r>
       <w:proofErr w:type="spellStart"/>
-      <w:proofErr w:type="gramStart"/>
       <w:r>
         <w:t>EmailMessage</w:t>
       </w:r>
       <w:proofErr w:type="spellEnd"/>
       <w:r>
-        <w:t>(</w:t>
-      </w:r>
-      <w:proofErr w:type="gramEnd"/>
-      <w:r>
-        <w:t xml:space="preserve">string to, string subject, string body, string cc) </w:t>
-      </w:r>
-      <w:proofErr w:type="gramStart"/>
-      <w:r>
-        <w:t>{ ...</w:t>
-      </w:r>
-      <w:proofErr w:type="gramEnd"/>
-      <w:r>
-        <w:t xml:space="preserve"> }</w:t>
+        <w:t>(string to, string subject, string body, string cc) { ... }</w:t>
       </w:r>
     </w:p>
     <w:p>
@@ -6202,25 +5859,12 @@
         <w:t xml:space="preserve">public </w:t>
       </w:r>
       <w:proofErr w:type="spellStart"/>
-      <w:proofErr w:type="gramStart"/>
       <w:r>
         <w:t>EmailMessage</w:t>
       </w:r>
       <w:proofErr w:type="spellEnd"/>
       <w:r>
-        <w:t>(</w:t>
-      </w:r>
-      <w:proofErr w:type="gramEnd"/>
-      <w:r>
-        <w:t xml:space="preserve">string to, string subject, string body, string cc, int priority) </w:t>
-      </w:r>
-      <w:proofErr w:type="gramStart"/>
-      <w:r>
-        <w:t>{ ...</w:t>
-      </w:r>
-      <w:proofErr w:type="gramEnd"/>
-      <w:r>
-        <w:t xml:space="preserve"> }</w:t>
+        <w:t>(string to, string subject, string body, string cc, int priority) { ... }</w:t>
       </w:r>
     </w:p>
     <w:p>
@@ -6263,7 +5907,6 @@
         <w:t xml:space="preserve">var email = new </w:t>
       </w:r>
       <w:proofErr w:type="spellStart"/>
-      <w:proofErr w:type="gramStart"/>
       <w:r>
         <w:t>EmailMessage</w:t>
       </w:r>
@@ -6271,41 +5914,26 @@
       <w:r>
         <w:t>();</w:t>
       </w:r>
-      <w:proofErr w:type="gramEnd"/>
-    </w:p>
-    <w:p>
-      <w:proofErr w:type="spellStart"/>
-      <w:proofErr w:type="gramStart"/>
+    </w:p>
+    <w:p>
+      <w:proofErr w:type="spellStart"/>
       <w:r>
         <w:t>email.To</w:t>
       </w:r>
       <w:proofErr w:type="spellEnd"/>
-      <w:proofErr w:type="gramEnd"/>
-      <w:r>
-        <w:t xml:space="preserve"> = "to@x.com</w:t>
-      </w:r>
-      <w:proofErr w:type="gramStart"/>
-      <w:r>
-        <w:t>";</w:t>
-      </w:r>
-      <w:proofErr w:type="gramEnd"/>
-    </w:p>
-    <w:p>
-      <w:proofErr w:type="spellStart"/>
-      <w:proofErr w:type="gramStart"/>
+      <w:r>
+        <w:t xml:space="preserve"> = "to@x.com";</w:t>
+      </w:r>
+    </w:p>
+    <w:p>
+      <w:proofErr w:type="spellStart"/>
       <w:r>
         <w:t>email.Subject</w:t>
       </w:r>
       <w:proofErr w:type="spellEnd"/>
-      <w:proofErr w:type="gramEnd"/>
-      <w:r>
-        <w:t xml:space="preserve"> = "subject</w:t>
-      </w:r>
-      <w:proofErr w:type="gramStart"/>
-      <w:r>
-        <w:t>";</w:t>
-      </w:r>
-      <w:proofErr w:type="gramEnd"/>
+      <w:r>
+        <w:t xml:space="preserve"> = "subject";</w:t>
+      </w:r>
     </w:p>
     <w:p>
       <w:r>
@@ -6380,15 +6008,7 @@
         <w:t>A single "commit" point</w:t>
       </w:r>
       <w:r>
-        <w:t> </w:t>
-      </w:r>
-      <w:proofErr w:type="gramStart"/>
-      <w:r>
-        <w:t>(.Build</w:t>
-      </w:r>
-      <w:proofErr w:type="gramEnd"/>
-      <w:r>
-        <w:t>()) where validation happens and the finished, immutable object is returned.</w:t>
+        <w:t> (.Build()) where validation happens and the finished, immutable object is returned.</w:t>
       </w:r>
     </w:p>
     <w:p>
@@ -6398,15 +6018,7 @@
     </w:p>
     <w:p>
       <w:r>
-        <w:t xml:space="preserve">Flavour A — classic Gang of Four Builder (with a </w:t>
-      </w:r>
-      <w:proofErr w:type="gramStart"/>
-      <w:r>
-        <w:t>Director</w:t>
-      </w:r>
-      <w:proofErr w:type="gramEnd"/>
-      <w:r>
-        <w:t>)</w:t>
+        <w:t>Flavour A — classic Gang of Four Builder (with a Director)</w:t>
       </w:r>
     </w:p>
     <w:p>
@@ -6789,131 +6401,71 @@
         <w:t xml:space="preserve">var email = new </w:t>
       </w:r>
       <w:proofErr w:type="spellStart"/>
-      <w:proofErr w:type="gramStart"/>
       <w:r>
         <w:t>EmailMessageBuilder</w:t>
       </w:r>
       <w:proofErr w:type="spellEnd"/>
       <w:r>
+        <w:t>()</w:t>
+      </w:r>
+    </w:p>
+    <w:p>
+      <w:r>
+        <w:t xml:space="preserve">    .To("alice@example.com")</w:t>
+      </w:r>
+    </w:p>
+    <w:p>
+      <w:r>
+        <w:t xml:space="preserve">    .Subject("Hello")</w:t>
+      </w:r>
+    </w:p>
+    <w:p>
+      <w:r>
+        <w:t xml:space="preserve">    .Body("How are you?")</w:t>
+      </w:r>
+    </w:p>
+    <w:p>
+      <w:r>
+        <w:t xml:space="preserve">    .</w:t>
+      </w:r>
+      <w:proofErr w:type="spellStart"/>
+      <w:r>
+        <w:t>WithPriority</w:t>
+      </w:r>
+      <w:proofErr w:type="spellEnd"/>
+      <w:r>
         <w:t>(</w:t>
       </w:r>
-      <w:proofErr w:type="gramEnd"/>
+      <w:proofErr w:type="spellStart"/>
+      <w:r>
+        <w:t>Priority.High</w:t>
+      </w:r>
+      <w:proofErr w:type="spellEnd"/>
       <w:r>
         <w:t>)</w:t>
       </w:r>
     </w:p>
     <w:p>
       <w:r>
-        <w:t xml:space="preserve">    </w:t>
-      </w:r>
-      <w:proofErr w:type="gramStart"/>
-      <w:r>
-        <w:t>.To</w:t>
-      </w:r>
-      <w:proofErr w:type="gramEnd"/>
-      <w:r>
-        <w:t>("alice@example.com")</w:t>
-      </w:r>
-    </w:p>
-    <w:p>
-      <w:r>
-        <w:t xml:space="preserve">    </w:t>
-      </w:r>
-      <w:proofErr w:type="gramStart"/>
-      <w:r>
-        <w:t>.Subject</w:t>
-      </w:r>
-      <w:proofErr w:type="gramEnd"/>
-      <w:r>
-        <w:t>("Hello")</w:t>
-      </w:r>
-    </w:p>
-    <w:p>
-      <w:r>
-        <w:t xml:space="preserve">    </w:t>
-      </w:r>
-      <w:proofErr w:type="gramStart"/>
-      <w:r>
-        <w:t>.Body</w:t>
-      </w:r>
-      <w:proofErr w:type="gramEnd"/>
-      <w:r>
-        <w:t>("How are you?")</w:t>
-      </w:r>
-    </w:p>
-    <w:p>
-      <w:r>
-        <w:t xml:space="preserve">    </w:t>
-      </w:r>
-      <w:proofErr w:type="gramStart"/>
-      <w:r>
-        <w:t>.</w:t>
-      </w:r>
-      <w:proofErr w:type="spellStart"/>
-      <w:r>
-        <w:t>WithPriority</w:t>
-      </w:r>
-      <w:proofErr w:type="spellEnd"/>
-      <w:proofErr w:type="gramEnd"/>
-      <w:r>
-        <w:t>(</w:t>
-      </w:r>
-      <w:proofErr w:type="spellStart"/>
-      <w:r>
-        <w:t>Priority.High</w:t>
-      </w:r>
-      <w:proofErr w:type="spellEnd"/>
-      <w:r>
-        <w:t>)</w:t>
-      </w:r>
-    </w:p>
-    <w:p>
-      <w:r>
-        <w:t xml:space="preserve">    </w:t>
-      </w:r>
-      <w:proofErr w:type="gramStart"/>
-      <w:r>
-        <w:t>.</w:t>
+        <w:t xml:space="preserve">    .</w:t>
       </w:r>
       <w:proofErr w:type="spellStart"/>
       <w:r>
         <w:t>AddAttachment</w:t>
       </w:r>
       <w:proofErr w:type="spellEnd"/>
-      <w:proofErr w:type="gramEnd"/>
       <w:r>
         <w:t>(file)</w:t>
       </w:r>
     </w:p>
     <w:p>
       <w:r>
-        <w:t xml:space="preserve">    </w:t>
-      </w:r>
-      <w:proofErr w:type="gramStart"/>
-      <w:r>
-        <w:t>.Build</w:t>
-      </w:r>
-      <w:proofErr w:type="gramEnd"/>
-      <w:r>
-        <w:t>(</w:t>
-      </w:r>
-      <w:proofErr w:type="gramStart"/>
-      <w:r>
-        <w:t>);</w:t>
-      </w:r>
-      <w:proofErr w:type="gramEnd"/>
-    </w:p>
-    <w:p>
-      <w:r>
-        <w:t>No director, no interface. Just a class that collects values and a </w:t>
-      </w:r>
-      <w:proofErr w:type="gramStart"/>
-      <w:r>
-        <w:t>Build(</w:t>
-      </w:r>
-      <w:proofErr w:type="gramEnd"/>
-      <w:r>
-        <w:t>) method that validates and returns the finished product. This is overwhelmingly what you see in real C# code (StringBuilder, </w:t>
+        <w:t xml:space="preserve">    .Build();</w:t>
+      </w:r>
+    </w:p>
+    <w:p>
+      <w:r>
+        <w:t>No director, no interface. Just a class that collects values and a Build() method that validates and returns the finished product. This is overwhelmingly what you see in real C# code (StringBuilder, </w:t>
       </w:r>
       <w:proofErr w:type="spellStart"/>
       <w:r>
@@ -6967,13 +6519,8 @@
     </w:p>
     <w:p>
       <w:r>
-        <w:t xml:space="preserve">3. The telltale parts of a </w:t>
-      </w:r>
-      <w:proofErr w:type="gramStart"/>
-      <w:r>
-        <w:t>Builder</w:t>
-      </w:r>
-      <w:proofErr w:type="gramEnd"/>
+        <w:t>3. The telltale parts of a Builder</w:t>
+      </w:r>
     </w:p>
     <w:p>
       <w:pPr>
@@ -7033,13 +6580,8 @@
         </w:rPr>
         <w:t>A </w:t>
       </w:r>
-      <w:proofErr w:type="gramStart"/>
-      <w:r>
-        <w:t>Build(</w:t>
-      </w:r>
-      <w:proofErr w:type="gramEnd"/>
-      <w:r>
-        <w:t>)</w:t>
+      <w:r>
+        <w:t>Build()</w:t>
       </w:r>
       <w:r>
         <w:rPr>
@@ -7083,23 +6625,7 @@
       </w:pPr>
       <w:r>
         <w:lastRenderedPageBreak/>
-        <w:t xml:space="preserve">Often leaves the builder in a reusable </w:t>
-      </w:r>
-      <w:proofErr w:type="gramStart"/>
-      <w:r>
-        <w:t>state, or</w:t>
-      </w:r>
-      <w:proofErr w:type="gramEnd"/>
-      <w:r>
-        <w:t xml:space="preserve"> makes the builder </w:t>
-      </w:r>
-      <w:proofErr w:type="gramStart"/>
-      <w:r>
-        <w:t>single-use</w:t>
-      </w:r>
-      <w:proofErr w:type="gramEnd"/>
-      <w:r>
-        <w:t>.</w:t>
+        <w:t>Often leaves the builder in a reusable state, or makes the builder single-use.</w:t>
       </w:r>
     </w:p>
     <w:p>
@@ -7283,23 +6809,7 @@
         <w:t>"Why not just use C# object initializers?"</w:t>
       </w:r>
       <w:r>
-        <w:t xml:space="preserve"> (new X </w:t>
-      </w:r>
-      <w:proofErr w:type="gramStart"/>
-      <w:r>
-        <w:t>{ A</w:t>
-      </w:r>
-      <w:proofErr w:type="gramEnd"/>
-      <w:r>
-        <w:t xml:space="preserve"> = 1, B = </w:t>
-      </w:r>
-      <w:proofErr w:type="gramStart"/>
-      <w:r>
-        <w:t>2 }</w:t>
-      </w:r>
-      <w:proofErr w:type="gramEnd"/>
-      <w:r>
-        <w:t>) — Fair for simple DTOs. But object initializers require public setters (mutable product), can't enforce required fields (until required keyword in C# 11+), and can't run validation. Builder gives you all three.</w:t>
+        <w:t> (new X { A = 1, B = 2 }) — Fair for simple DTOs. But object initializers require public setters (mutable product), can't enforce required fields (until required keyword in C# 11+), and can't run validation. Builder gives you all three.</w:t>
       </w:r>
     </w:p>
     <w:p>
@@ -7482,17 +6992,12 @@
         </w:numPr>
       </w:pPr>
       <w:proofErr w:type="spellStart"/>
-      <w:proofErr w:type="gramStart"/>
       <w:r>
         <w:t>BuilderDemo</w:t>
       </w:r>
       <w:proofErr w:type="spellEnd"/>
       <w:r>
-        <w:t xml:space="preserve"> :</w:t>
-      </w:r>
-      <w:proofErr w:type="gramEnd"/>
-      <w:r>
-        <w:t xml:space="preserve"> </w:t>
+        <w:t xml:space="preserve"> : </w:t>
       </w:r>
       <w:proofErr w:type="spellStart"/>
       <w:r>
@@ -7534,15 +7039,7 @@
         </w:numPr>
       </w:pPr>
       <w:r>
-        <w:t>Attempting to </w:t>
-      </w:r>
-      <w:proofErr w:type="gramStart"/>
-      <w:r>
-        <w:t>Build(</w:t>
-      </w:r>
-      <w:proofErr w:type="gramEnd"/>
-      <w:r>
-        <w:t>) without a required field — shows the validation error.</w:t>
+        <w:t>Attempting to Build() without a required field — shows the validation error.</w:t>
       </w:r>
     </w:p>
     <w:p>
@@ -7563,7 +7060,7 @@
     <w:p>
       <w:r>
         <w:pict w14:anchorId="0CF7918D">
-          <v:rect id="_x0000_i1063" style="width:0;height:0" o:hralign="center" o:hrstd="t" o:hr="t" fillcolor="#a0a0a0" stroked="f"/>
+          <v:rect id="_x0000_i1029" style="width:0;height:0" o:hralign="center" o:hrstd="t" o:hr="t" fillcolor="#a0a0a0" stroked="f"/>
         </w:pict>
       </w:r>
     </w:p>
@@ -7640,17 +7137,12 @@
         <w:t xml:space="preserve">new </w:t>
       </w:r>
       <w:proofErr w:type="spellStart"/>
-      <w:proofErr w:type="gramStart"/>
       <w:r>
         <w:t>EmailMessage</w:t>
       </w:r>
       <w:proofErr w:type="spellEnd"/>
       <w:r>
-        <w:t>(</w:t>
-      </w:r>
-      <w:proofErr w:type="gramEnd"/>
-      <w:r>
-        <w:t xml:space="preserve">"a@x.com", "subject", "body", "cc@x.com", null, </w:t>
+        <w:t xml:space="preserve">("a@x.com", "subject", "body", "cc@x.com", null, </w:t>
       </w:r>
       <w:proofErr w:type="spellStart"/>
       <w:r>
@@ -7658,13 +7150,8 @@
       </w:r>
       <w:proofErr w:type="spellEnd"/>
       <w:r>
-        <w:t>, attachments</w:t>
-      </w:r>
-      <w:proofErr w:type="gramStart"/>
-      <w:r>
-        <w:t>);</w:t>
-      </w:r>
-      <w:proofErr w:type="gramEnd"/>
+        <w:t>, attachments);</w:t>
+      </w:r>
     </w:p>
     <w:p>
       <w:r>
@@ -7718,25 +7205,12 @@
         <w:t xml:space="preserve">public </w:t>
       </w:r>
       <w:proofErr w:type="spellStart"/>
-      <w:proofErr w:type="gramStart"/>
       <w:r>
         <w:t>EmailMessage</w:t>
       </w:r>
       <w:proofErr w:type="spellEnd"/>
       <w:r>
-        <w:t>(</w:t>
-      </w:r>
-      <w:proofErr w:type="gramEnd"/>
-      <w:r>
-        <w:t xml:space="preserve">string to, string subject, string body) </w:t>
-      </w:r>
-      <w:proofErr w:type="gramStart"/>
-      <w:r>
-        <w:t>{ ...</w:t>
-      </w:r>
-      <w:proofErr w:type="gramEnd"/>
-      <w:r>
-        <w:t xml:space="preserve"> }</w:t>
+        <w:t>(string to, string subject, string body) { ... }</w:t>
       </w:r>
     </w:p>
     <w:p>
@@ -7744,25 +7218,12 @@
         <w:t xml:space="preserve">public </w:t>
       </w:r>
       <w:proofErr w:type="spellStart"/>
-      <w:proofErr w:type="gramStart"/>
       <w:r>
         <w:t>EmailMessage</w:t>
       </w:r>
       <w:proofErr w:type="spellEnd"/>
       <w:r>
-        <w:t>(</w:t>
-      </w:r>
-      <w:proofErr w:type="gramEnd"/>
-      <w:r>
-        <w:t xml:space="preserve">string to, string subject, string body, string cc) </w:t>
-      </w:r>
-      <w:proofErr w:type="gramStart"/>
-      <w:r>
-        <w:t>{ ...</w:t>
-      </w:r>
-      <w:proofErr w:type="gramEnd"/>
-      <w:r>
-        <w:t xml:space="preserve"> }</w:t>
+        <w:t>(string to, string subject, string body, string cc) { ... }</w:t>
       </w:r>
     </w:p>
     <w:p>
@@ -7770,25 +7231,12 @@
         <w:t xml:space="preserve">public </w:t>
       </w:r>
       <w:proofErr w:type="spellStart"/>
-      <w:proofErr w:type="gramStart"/>
       <w:r>
         <w:t>EmailMessage</w:t>
       </w:r>
       <w:proofErr w:type="spellEnd"/>
       <w:r>
-        <w:t>(</w:t>
-      </w:r>
-      <w:proofErr w:type="gramEnd"/>
-      <w:r>
-        <w:t xml:space="preserve">string to, string subject, string body, string cc, Priority p) </w:t>
-      </w:r>
-      <w:proofErr w:type="gramStart"/>
-      <w:r>
-        <w:t>{ ...</w:t>
-      </w:r>
-      <w:proofErr w:type="gramEnd"/>
-      <w:r>
-        <w:t xml:space="preserve"> }</w:t>
+        <w:t>(string to, string subject, string body, string cc, Priority p) { ... }</w:t>
       </w:r>
     </w:p>
     <w:p>
@@ -7826,7 +7274,6 @@
         <w:t xml:space="preserve">var email = new </w:t>
       </w:r>
       <w:proofErr w:type="spellStart"/>
-      <w:proofErr w:type="gramStart"/>
       <w:r>
         <w:t>EmailMessage</w:t>
       </w:r>
@@ -7834,41 +7281,26 @@
       <w:r>
         <w:t>();</w:t>
       </w:r>
-      <w:proofErr w:type="gramEnd"/>
-    </w:p>
-    <w:p>
-      <w:proofErr w:type="spellStart"/>
-      <w:proofErr w:type="gramStart"/>
+    </w:p>
+    <w:p>
+      <w:proofErr w:type="spellStart"/>
       <w:r>
         <w:t>email.To</w:t>
       </w:r>
       <w:proofErr w:type="spellEnd"/>
-      <w:proofErr w:type="gramEnd"/>
-      <w:r>
-        <w:t xml:space="preserve"> = "a@x.com</w:t>
-      </w:r>
-      <w:proofErr w:type="gramStart"/>
-      <w:r>
-        <w:t>";</w:t>
-      </w:r>
-      <w:proofErr w:type="gramEnd"/>
-    </w:p>
-    <w:p>
-      <w:proofErr w:type="spellStart"/>
-      <w:proofErr w:type="gramStart"/>
+      <w:r>
+        <w:t xml:space="preserve"> = "a@x.com";</w:t>
+      </w:r>
+    </w:p>
+    <w:p>
+      <w:proofErr w:type="spellStart"/>
       <w:r>
         <w:t>email.Subject</w:t>
       </w:r>
       <w:proofErr w:type="spellEnd"/>
-      <w:proofErr w:type="gramEnd"/>
-      <w:r>
-        <w:t xml:space="preserve"> = "subject</w:t>
-      </w:r>
-      <w:proofErr w:type="gramStart"/>
-      <w:r>
-        <w:t>";</w:t>
-      </w:r>
-      <w:proofErr w:type="gramEnd"/>
+      <w:r>
+        <w:t xml:space="preserve"> = "subject";</w:t>
+      </w:r>
     </w:p>
     <w:p>
       <w:r>
@@ -7955,15 +7387,7 @@
         <w:t>Required vs optional fields distinguishable</w:t>
       </w:r>
       <w:r>
-        <w:t> — required ones validated in </w:t>
-      </w:r>
-      <w:proofErr w:type="gramStart"/>
-      <w:r>
-        <w:t>Build(</w:t>
-      </w:r>
-      <w:proofErr w:type="gramEnd"/>
-      <w:r>
-        <w:t>).</w:t>
+        <w:t> — required ones validated in Build().</w:t>
       </w:r>
     </w:p>
     <w:p>
@@ -7981,15 +7405,7 @@
         <w:t>Single commit point</w:t>
       </w:r>
       <w:r>
-        <w:t> — </w:t>
-      </w:r>
-      <w:proofErr w:type="gramStart"/>
-      <w:r>
-        <w:t>Build(</w:t>
-      </w:r>
-      <w:proofErr w:type="gramEnd"/>
-      <w:r>
-        <w:t>) validates once and returns an immutable product.</w:t>
+        <w:t> — Build() validates once and returns an immutable product.</w:t>
       </w:r>
     </w:p>
     <w:p>
@@ -8427,113 +7843,58 @@
         <w:t xml:space="preserve">var email = new </w:t>
       </w:r>
       <w:proofErr w:type="spellStart"/>
-      <w:proofErr w:type="gramStart"/>
       <w:r>
         <w:t>EmailBuilder</w:t>
       </w:r>
       <w:proofErr w:type="spellEnd"/>
       <w:r>
+        <w:t>()</w:t>
+      </w:r>
+    </w:p>
+    <w:p>
+      <w:r>
+        <w:t xml:space="preserve">    .To("alice@x.com")</w:t>
+      </w:r>
+    </w:p>
+    <w:p>
+      <w:r>
+        <w:t xml:space="preserve">    .Subject("Hello")</w:t>
+      </w:r>
+    </w:p>
+    <w:p>
+      <w:r>
+        <w:t xml:space="preserve">    .Body("How are you?")</w:t>
+      </w:r>
+    </w:p>
+    <w:p>
+      <w:r>
+        <w:t xml:space="preserve">    .</w:t>
+      </w:r>
+      <w:proofErr w:type="spellStart"/>
+      <w:r>
+        <w:t>WithPriority</w:t>
+      </w:r>
+      <w:proofErr w:type="spellEnd"/>
+      <w:r>
         <w:t>(</w:t>
       </w:r>
-      <w:proofErr w:type="gramEnd"/>
+      <w:proofErr w:type="spellStart"/>
+      <w:r>
+        <w:t>Priority.High</w:t>
+      </w:r>
+      <w:proofErr w:type="spellEnd"/>
       <w:r>
         <w:t>)</w:t>
       </w:r>
     </w:p>
     <w:p>
       <w:r>
-        <w:t xml:space="preserve">    </w:t>
-      </w:r>
-      <w:proofErr w:type="gramStart"/>
-      <w:r>
-        <w:t>.To</w:t>
-      </w:r>
-      <w:proofErr w:type="gramEnd"/>
-      <w:r>
-        <w:t>("alice@x.com")</w:t>
-      </w:r>
-    </w:p>
-    <w:p>
-      <w:r>
-        <w:t xml:space="preserve">    </w:t>
-      </w:r>
-      <w:proofErr w:type="gramStart"/>
-      <w:r>
-        <w:t>.Subject</w:t>
-      </w:r>
-      <w:proofErr w:type="gramEnd"/>
-      <w:r>
-        <w:t>("Hello")</w:t>
-      </w:r>
-    </w:p>
-    <w:p>
-      <w:r>
-        <w:t xml:space="preserve">    </w:t>
-      </w:r>
-      <w:proofErr w:type="gramStart"/>
-      <w:r>
-        <w:t>.Body</w:t>
-      </w:r>
-      <w:proofErr w:type="gramEnd"/>
-      <w:r>
-        <w:t>("How are you?")</w:t>
-      </w:r>
-    </w:p>
-    <w:p>
-      <w:r>
-        <w:t xml:space="preserve">    </w:t>
-      </w:r>
-      <w:proofErr w:type="gramStart"/>
-      <w:r>
-        <w:t>.</w:t>
-      </w:r>
-      <w:proofErr w:type="spellStart"/>
-      <w:r>
-        <w:t>WithPriority</w:t>
-      </w:r>
-      <w:proofErr w:type="spellEnd"/>
-      <w:proofErr w:type="gramEnd"/>
-      <w:r>
-        <w:t>(</w:t>
-      </w:r>
-      <w:proofErr w:type="spellStart"/>
-      <w:r>
-        <w:t>Priority.High</w:t>
-      </w:r>
-      <w:proofErr w:type="spellEnd"/>
-      <w:r>
-        <w:t>)</w:t>
-      </w:r>
-    </w:p>
-    <w:p>
-      <w:r>
-        <w:t xml:space="preserve">    </w:t>
-      </w:r>
-      <w:proofErr w:type="gramStart"/>
-      <w:r>
-        <w:t>.Build</w:t>
-      </w:r>
-      <w:proofErr w:type="gramEnd"/>
-      <w:r>
-        <w:t>(</w:t>
-      </w:r>
-      <w:proofErr w:type="gramStart"/>
-      <w:r>
-        <w:t>);</w:t>
-      </w:r>
-      <w:proofErr w:type="gramEnd"/>
-    </w:p>
-    <w:p>
-      <w:r>
-        <w:t>No director, no interface required. Just a class that collects values and a </w:t>
-      </w:r>
-      <w:proofErr w:type="gramStart"/>
-      <w:r>
-        <w:t>Build(</w:t>
-      </w:r>
-      <w:proofErr w:type="gramEnd"/>
-      <w:r>
-        <w:t>) method that validates and returns the finished product. This is what </w:t>
+        <w:t xml:space="preserve">    .Build();</w:t>
+      </w:r>
+    </w:p>
+    <w:p>
+      <w:r>
+        <w:t>No director, no interface required. Just a class that collects values and a Build() method that validates and returns the finished product. This is what </w:t>
       </w:r>
       <w:r>
         <w:rPr>
@@ -8581,7 +7942,6 @@
         <w:t xml:space="preserve">var director = new </w:t>
       </w:r>
       <w:proofErr w:type="spellStart"/>
-      <w:proofErr w:type="gramStart"/>
       <w:r>
         <w:t>EmailDirector</w:t>
       </w:r>
@@ -8589,40 +7949,27 @@
       <w:r>
         <w:t>();</w:t>
       </w:r>
-      <w:proofErr w:type="gramEnd"/>
     </w:p>
     <w:p>
       <w:r>
         <w:t xml:space="preserve">var welcome = </w:t>
       </w:r>
       <w:proofErr w:type="spellStart"/>
-      <w:proofErr w:type="gramStart"/>
       <w:r>
         <w:t>director.BuildWelcomeEmail</w:t>
       </w:r>
       <w:proofErr w:type="spellEnd"/>
-      <w:proofErr w:type="gramEnd"/>
       <w:r>
         <w:t xml:space="preserve">(new </w:t>
       </w:r>
       <w:proofErr w:type="spellStart"/>
-      <w:proofErr w:type="gramStart"/>
       <w:r>
         <w:t>EmailBuilder</w:t>
       </w:r>
       <w:proofErr w:type="spellEnd"/>
       <w:r>
-        <w:t>(</w:t>
-      </w:r>
-      <w:proofErr w:type="gramEnd"/>
-      <w:r>
-        <w:t>), "new@user.com", "Alice"</w:t>
-      </w:r>
-      <w:proofErr w:type="gramStart"/>
-      <w:r>
-        <w:t>);</w:t>
-      </w:r>
-      <w:proofErr w:type="gramEnd"/>
+        <w:t>(), "new@user.com", "Alice");</w:t>
+      </w:r>
     </w:p>
     <w:p>
       <w:r>
@@ -8697,15 +8044,7 @@
     </w:p>
     <w:p>
       <w:r>
-        <w:t xml:space="preserve">5. Anatomy of a </w:t>
-      </w:r>
-      <w:proofErr w:type="gramStart"/>
-      <w:r>
-        <w:t>correctly-built</w:t>
-      </w:r>
-      <w:proofErr w:type="gramEnd"/>
-      <w:r>
-        <w:t xml:space="preserve"> Builder</w:t>
+        <w:t>5. Anatomy of a correctly-built Builder</w:t>
       </w:r>
     </w:p>
     <w:p>
@@ -8746,13 +8085,8 @@
         <w:t>Mutator methods</w:t>
       </w:r>
       <w:r>
-        <w:t xml:space="preserve"> that store a value (or append to a list) and return </w:t>
-      </w:r>
-      <w:proofErr w:type="gramStart"/>
-      <w:r>
-        <w:t>this;.</w:t>
-      </w:r>
-      <w:proofErr w:type="gramEnd"/>
+        <w:t> that store a value (or append to a list) and return this;.</w:t>
+      </w:r>
     </w:p>
     <w:p>
       <w:pPr>
@@ -8761,13 +8095,8 @@
           <w:numId w:val="23"/>
         </w:numPr>
       </w:pPr>
-      <w:proofErr w:type="gramStart"/>
-      <w:r>
-        <w:t>Build(</w:t>
-      </w:r>
-      <w:proofErr w:type="gramEnd"/>
-      <w:r>
-        <w:t>)</w:t>
+      <w:r>
+        <w:t>Build()</w:t>
       </w:r>
       <w:r>
         <w:rPr>
@@ -8811,15 +8140,7 @@
           <w:b/>
           <w:bCs/>
         </w:rPr>
-        <w:t xml:space="preserve">Snapshots any mutable collections </w:t>
-      </w:r>
-      <w:proofErr w:type="gramStart"/>
-      <w:r>
-        <w:rPr>
-          <w:b/>
-          <w:bCs/>
-        </w:rPr>
-        <w:t>with </w:t>
+        <w:t>Snapshots any mutable collections with </w:t>
       </w:r>
       <w:r>
         <w:t>.</w:t>
@@ -8829,7 +8150,6 @@
         <w:t>ToList</w:t>
       </w:r>
       <w:proofErr w:type="spellEnd"/>
-      <w:proofErr w:type="gramEnd"/>
       <w:r>
         <w:t>() before handing them to the product. Without this, the builder's internal list and the product's list are the same reference — later changes to the builder would leak into the already-built product.</w:t>
       </w:r>
@@ -8864,11 +8184,9 @@
         </w:rPr>
         <w:t>All properties </w:t>
       </w:r>
-      <w:proofErr w:type="gramStart"/>
       <w:r>
         <w:t>{ get; }</w:t>
       </w:r>
-      <w:proofErr w:type="gramEnd"/>
       <w:r>
         <w:rPr>
           <w:b/>
@@ -8918,15 +8236,7 @@
       </w:r>
       <w:proofErr w:type="spellEnd"/>
       <w:r>
-        <w:t xml:space="preserve">&lt;T&gt; — so callers </w:t>
-      </w:r>
-      <w:proofErr w:type="gramStart"/>
-      <w:r>
-        <w:t>cannot .Add</w:t>
-      </w:r>
-      <w:proofErr w:type="gramEnd"/>
-      <w:r>
-        <w:t>() to them after the fact.</w:t>
+        <w:t>&lt;T&gt; — so callers cannot .Add() to them after the fact.</w:t>
       </w:r>
     </w:p>
     <w:p>
@@ -9255,15 +8565,7 @@
           </w:tcPr>
           <w:p>
             <w:r>
-              <w:t>At </w:t>
-            </w:r>
-            <w:proofErr w:type="gramStart"/>
-            <w:r>
-              <w:t>Build(</w:t>
-            </w:r>
-            <w:proofErr w:type="gramEnd"/>
-            <w:r>
-              <w:t>) time</w:t>
+              <w:t>At Build() time</w:t>
             </w:r>
           </w:p>
         </w:tc>
@@ -9387,13 +8689,8 @@
             <w:hideMark/>
           </w:tcPr>
           <w:p>
-            <w:proofErr w:type="gramStart"/>
-            <w:r>
-              <w:t>Usually</w:t>
-            </w:r>
-            <w:proofErr w:type="gramEnd"/>
-            <w:r>
-              <w:t xml:space="preserve"> a concrete instance picked by the factory</w:t>
+            <w:r>
+              <w:t>Usually a concrete instance picked by the factory</w:t>
             </w:r>
           </w:p>
         </w:tc>
@@ -9535,23 +8832,7 @@
     </w:p>
     <w:p>
       <w:r>
-        <w:t xml:space="preserve">7. Builder vs object initialiser (new X </w:t>
-      </w:r>
-      <w:proofErr w:type="gramStart"/>
-      <w:r>
-        <w:t>{ A</w:t>
-      </w:r>
-      <w:proofErr w:type="gramEnd"/>
-      <w:r>
-        <w:t xml:space="preserve"> = </w:t>
-      </w:r>
-      <w:proofErr w:type="gramStart"/>
-      <w:r>
-        <w:t>1 }</w:t>
-      </w:r>
-      <w:proofErr w:type="gramEnd"/>
-      <w:r>
-        <w:t>)</w:t>
+        <w:t>7. Builder vs object initialiser (new X { A = 1 })</w:t>
       </w:r>
     </w:p>
     <w:p>
@@ -9693,80 +8974,42 @@
     </w:p>
     <w:p>
       <w:r>
-        <w:t xml:space="preserve">    public required string </w:t>
-      </w:r>
-      <w:proofErr w:type="gramStart"/>
-      <w:r>
-        <w:t>To</w:t>
-      </w:r>
-      <w:proofErr w:type="gramEnd"/>
-      <w:r>
-        <w:t xml:space="preserve"> </w:t>
-      </w:r>
-      <w:proofErr w:type="gramStart"/>
-      <w:r>
-        <w:t>{ get</w:t>
-      </w:r>
-      <w:proofErr w:type="gramEnd"/>
-      <w:r>
-        <w:t xml:space="preserve">; </w:t>
+        <w:t xml:space="preserve">    public required string To { get; </w:t>
       </w:r>
       <w:proofErr w:type="spellStart"/>
       <w:r>
         <w:t>init</w:t>
       </w:r>
       <w:proofErr w:type="spellEnd"/>
-      <w:proofErr w:type="gramStart"/>
       <w:r>
         <w:t>; }</w:t>
       </w:r>
-      <w:proofErr w:type="gramEnd"/>
-    </w:p>
-    <w:p>
-      <w:r>
-        <w:t xml:space="preserve">    public required string Subject </w:t>
-      </w:r>
-      <w:proofErr w:type="gramStart"/>
-      <w:r>
-        <w:t>{ get</w:t>
-      </w:r>
-      <w:proofErr w:type="gramEnd"/>
-      <w:r>
-        <w:t xml:space="preserve">; </w:t>
+    </w:p>
+    <w:p>
+      <w:r>
+        <w:t xml:space="preserve">    public required string Subject { get; </w:t>
       </w:r>
       <w:proofErr w:type="spellStart"/>
       <w:r>
         <w:t>init</w:t>
       </w:r>
       <w:proofErr w:type="spellEnd"/>
-      <w:proofErr w:type="gramStart"/>
       <w:r>
         <w:t>; }</w:t>
       </w:r>
-      <w:proofErr w:type="gramEnd"/>
-    </w:p>
-    <w:p>
-      <w:r>
-        <w:t xml:space="preserve">    public required string Body </w:t>
-      </w:r>
-      <w:proofErr w:type="gramStart"/>
-      <w:r>
-        <w:t>{ get</w:t>
-      </w:r>
-      <w:proofErr w:type="gramEnd"/>
-      <w:r>
-        <w:t xml:space="preserve">; </w:t>
+    </w:p>
+    <w:p>
+      <w:r>
+        <w:t xml:space="preserve">    public required string Body { get; </w:t>
       </w:r>
       <w:proofErr w:type="spellStart"/>
       <w:r>
         <w:t>init</w:t>
       </w:r>
       <w:proofErr w:type="spellEnd"/>
-      <w:proofErr w:type="gramStart"/>
       <w:r>
         <w:t>; }</w:t>
       </w:r>
-      <w:proofErr w:type="gramEnd"/>
     </w:p>
     <w:p>
       <w:r>
@@ -9779,42 +9022,24 @@
       </w:r>
       <w:proofErr w:type="spellEnd"/>
       <w:r>
-        <w:t xml:space="preserve"> </w:t>
-      </w:r>
-      <w:proofErr w:type="gramStart"/>
-      <w:r>
-        <w:t>{ get</w:t>
-      </w:r>
-      <w:proofErr w:type="gramEnd"/>
-      <w:r>
-        <w:t xml:space="preserve">; </w:t>
+        <w:t xml:space="preserve"> { get; </w:t>
       </w:r>
       <w:proofErr w:type="spellStart"/>
       <w:r>
         <w:t>init</w:t>
       </w:r>
       <w:proofErr w:type="spellEnd"/>
-      <w:proofErr w:type="gramStart"/>
-      <w:r>
-        <w:t>; }</w:t>
-      </w:r>
-      <w:proofErr w:type="gramEnd"/>
-      <w:r>
-        <w:t xml:space="preserve"> = </w:t>
-      </w:r>
-      <w:proofErr w:type="spellStart"/>
-      <w:r>
-        <w:t>Priority.</w:t>
-      </w:r>
-      <w:proofErr w:type="gramStart"/>
-      <w:r>
-        <w:t>Normal</w:t>
+      <w:r>
+        <w:t xml:space="preserve">; } = </w:t>
+      </w:r>
+      <w:proofErr w:type="spellStart"/>
+      <w:r>
+        <w:t>Priority.Normal</w:t>
       </w:r>
       <w:proofErr w:type="spellEnd"/>
       <w:r>
         <w:t>;</w:t>
       </w:r>
-      <w:proofErr w:type="gramEnd"/>
     </w:p>
     <w:p>
       <w:r>
@@ -10037,15 +9262,7 @@
         <w:t>Fail-fast</w:t>
       </w:r>
       <w:r>
-        <w:t> — validation in </w:t>
-      </w:r>
-      <w:proofErr w:type="gramStart"/>
-      <w:r>
-        <w:t>Build(</w:t>
-      </w:r>
-      <w:proofErr w:type="gramEnd"/>
-      <w:r>
-        <w:t>) means errors surface at construction time, not two layers deep when some downstream code hits a null field.</w:t>
+        <w:t> — validation in Build() means errors surface at construction time, not two layers deep when some downstream code hits a null field.</w:t>
       </w:r>
     </w:p>
     <w:p>
@@ -10120,15 +9337,7 @@
       </w:r>
       <w:proofErr w:type="spellEnd"/>
       <w:r>
-        <w:t> — it just can't </w:t>
-      </w:r>
-      <w:proofErr w:type="gramStart"/>
-      <w:r>
-        <w:t>Build(</w:t>
-      </w:r>
-      <w:proofErr w:type="gramEnd"/>
-      <w:r>
-        <w:t>) yet. This is the trade-off that makes the pattern work.</w:t>
+        <w:t> — it just can't Build() yet. This is the trade-off that makes the pattern work.</w:t>
       </w:r>
     </w:p>
     <w:p>
@@ -10145,13 +9354,8 @@
         </w:rPr>
         <w:t>Each </w:t>
       </w:r>
-      <w:proofErr w:type="gramStart"/>
-      <w:r>
-        <w:t>Build(</w:t>
-      </w:r>
-      <w:proofErr w:type="gramEnd"/>
-      <w:r>
-        <w:t>)</w:t>
+      <w:r>
+        <w:t>Build()</w:t>
       </w:r>
       <w:r>
         <w:rPr>
@@ -10161,18 +9365,13 @@
         <w:t> call returns a fresh object.</w:t>
       </w:r>
       <w:r>
-        <w:t xml:space="preserve"> Make sure the builder snapshots its collections </w:t>
-      </w:r>
-      <w:proofErr w:type="gramStart"/>
-      <w:r>
-        <w:t>(.</w:t>
+        <w:t> Make sure the builder snapshots its collections (.</w:t>
       </w:r>
       <w:proofErr w:type="spellStart"/>
       <w:r>
         <w:t>ToList</w:t>
       </w:r>
       <w:proofErr w:type="spellEnd"/>
-      <w:proofErr w:type="gramEnd"/>
       <w:r>
         <w:t>()), otherwise the same builder producing multiple products creates aliasing bugs.</w:t>
       </w:r>
@@ -10354,13 +9553,8 @@
         </w:rPr>
         <w:t>Q: Why does the builder snapshot its collections in </w:t>
       </w:r>
-      <w:proofErr w:type="gramStart"/>
-      <w:r>
-        <w:t>Build(</w:t>
-      </w:r>
-      <w:proofErr w:type="gramEnd"/>
-      <w:r>
-        <w:t>)</w:t>
+      <w:r>
+        <w:t>Build()</w:t>
       </w:r>
       <w:r>
         <w:rPr>
@@ -10371,40 +9565,16 @@
       </w:r>
       <w:r>
         <w:br/>
-        <w:t>Without the snapshot, the builder and the product share the same list reference. Changes to the builder after </w:t>
-      </w:r>
-      <w:proofErr w:type="gramStart"/>
-      <w:r>
-        <w:t>Build(</w:t>
-      </w:r>
-      <w:proofErr w:type="gramEnd"/>
-      <w:r>
-        <w:t>) would silently mutate the already-built product, breaking immutability.</w:t>
-      </w:r>
-    </w:p>
-    <w:p>
-      <w:r>
-        <w:rPr>
-          <w:b/>
-          <w:bCs/>
-        </w:rPr>
-        <w:t xml:space="preserve">Q: When would you use a </w:t>
-      </w:r>
-      <w:proofErr w:type="gramStart"/>
-      <w:r>
-        <w:rPr>
-          <w:b/>
-          <w:bCs/>
-        </w:rPr>
-        <w:t>Director</w:t>
-      </w:r>
-      <w:proofErr w:type="gramEnd"/>
-      <w:r>
-        <w:rPr>
-          <w:b/>
-          <w:bCs/>
-        </w:rPr>
-        <w:t>?</w:t>
+        <w:t>Without the snapshot, the builder and the product share the same list reference. Changes to the builder after Build() would silently mutate the already-built product, breaking immutability.</w:t>
+      </w:r>
+    </w:p>
+    <w:p>
+      <w:r>
+        <w:rPr>
+          <w:b/>
+          <w:bCs/>
+        </w:rPr>
+        <w:t>Q: When would you use a Director?</w:t>
       </w:r>
       <w:r>
         <w:br/>
@@ -10421,15 +9591,7 @@
       </w:r>
       <w:r>
         <w:br/>
-        <w:t xml:space="preserve">For simple DTOs, yes. But object initialisers require public setters (no immutability), cannot run cross-field validation, cannot normalise inputs, and cannot build collections step-by-step. Builder is for cases where any of </w:t>
-      </w:r>
-      <w:proofErr w:type="gramStart"/>
-      <w:r>
-        <w:t>those matter</w:t>
-      </w:r>
-      <w:proofErr w:type="gramEnd"/>
-      <w:r>
-        <w:t>.</w:t>
+        <w:t>For simple DTOs, yes. But object initialisers require public setters (no immutability), cannot run cross-field validation, cannot normalise inputs, and cannot build collections step-by-step. Builder is for cases where any of those matter.</w:t>
       </w:r>
     </w:p>
     <w:p>
@@ -10595,15 +9757,7 @@
         <w:t>Commit point</w:t>
       </w:r>
       <w:r>
-        <w:t> — a single moment (</w:t>
-      </w:r>
-      <w:proofErr w:type="gramStart"/>
-      <w:r>
-        <w:t>Build(</w:t>
-      </w:r>
-      <w:proofErr w:type="gramEnd"/>
-      <w:r>
-        <w:t>)) where the accumulated state is validated and made official.</w:t>
+        <w:t> — a single moment (Build()) where the accumulated state is validated and made official.</w:t>
       </w:r>
     </w:p>
     <w:p>
@@ -10645,12 +9799,10 @@
         <w:t> — copying a mutable collection (</w:t>
       </w:r>
       <w:proofErr w:type="spellStart"/>
-      <w:proofErr w:type="gramStart"/>
       <w:r>
         <w:t>list.ToList</w:t>
       </w:r>
       <w:proofErr w:type="spellEnd"/>
-      <w:proofErr w:type="gramEnd"/>
       <w:r>
         <w:t>()) so the recipient gets its own reference, protecting immutability.</w:t>
       </w:r>
@@ -11786,30 +10938,20 @@
         <w:t> with </w:t>
       </w:r>
       <w:proofErr w:type="spellStart"/>
-      <w:proofErr w:type="gramStart"/>
       <w:r>
         <w:t>CreateButton</w:t>
       </w:r>
       <w:proofErr w:type="spellEnd"/>
       <w:r>
-        <w:t>(</w:t>
-      </w:r>
-      <w:proofErr w:type="gramEnd"/>
-      <w:r>
-        <w:t>) and </w:t>
-      </w:r>
-      <w:proofErr w:type="spellStart"/>
-      <w:proofErr w:type="gramStart"/>
+        <w:t>() and </w:t>
+      </w:r>
+      <w:proofErr w:type="spellStart"/>
       <w:r>
         <w:t>CreateTextBox</w:t>
       </w:r>
       <w:proofErr w:type="spellEnd"/>
       <w:r>
-        <w:t>(</w:t>
-      </w:r>
-      <w:proofErr w:type="gramEnd"/>
-      <w:r>
-        <w:t>).</w:t>
+        <w:t>().</w:t>
       </w:r>
     </w:p>
     <w:p>
@@ -11938,7 +11080,6 @@
         <w:t xml:space="preserve">void </w:t>
       </w:r>
       <w:proofErr w:type="spellStart"/>
-      <w:proofErr w:type="gramStart"/>
       <w:r>
         <w:t>RenderLoginScreen</w:t>
       </w:r>
@@ -11947,7 +11088,6 @@
         <w:t>(</w:t>
       </w:r>
       <w:proofErr w:type="spellStart"/>
-      <w:proofErr w:type="gramEnd"/>
       <w:r>
         <w:t>IUiFactory</w:t>
       </w:r>
@@ -11966,60 +11106,39 @@
         <w:t xml:space="preserve">    var username = </w:t>
       </w:r>
       <w:proofErr w:type="spellStart"/>
-      <w:proofErr w:type="gramStart"/>
       <w:r>
         <w:t>factory.CreateTextBox</w:t>
       </w:r>
       <w:proofErr w:type="spellEnd"/>
-      <w:proofErr w:type="gramEnd"/>
-      <w:r>
-        <w:t>(</w:t>
-      </w:r>
-      <w:proofErr w:type="gramStart"/>
-      <w:r>
-        <w:t>);</w:t>
-      </w:r>
-      <w:proofErr w:type="gramEnd"/>
+      <w:r>
+        <w:t>();</w:t>
+      </w:r>
     </w:p>
     <w:p>
       <w:r>
         <w:t xml:space="preserve">    var password = </w:t>
       </w:r>
       <w:proofErr w:type="spellStart"/>
-      <w:proofErr w:type="gramStart"/>
       <w:r>
         <w:t>factory.CreateTextBox</w:t>
       </w:r>
       <w:proofErr w:type="spellEnd"/>
-      <w:proofErr w:type="gramEnd"/>
-      <w:r>
-        <w:t>(</w:t>
-      </w:r>
-      <w:proofErr w:type="gramStart"/>
-      <w:r>
-        <w:t>);</w:t>
-      </w:r>
-      <w:proofErr w:type="gramEnd"/>
+      <w:r>
+        <w:t>();</w:t>
+      </w:r>
     </w:p>
     <w:p>
       <w:r>
         <w:t xml:space="preserve">    var submit = </w:t>
       </w:r>
       <w:proofErr w:type="spellStart"/>
-      <w:proofErr w:type="gramStart"/>
       <w:r>
         <w:t>factory.CreateButton</w:t>
       </w:r>
       <w:proofErr w:type="spellEnd"/>
-      <w:proofErr w:type="gramEnd"/>
-      <w:r>
-        <w:t>(</w:t>
-      </w:r>
-      <w:proofErr w:type="gramStart"/>
-      <w:r>
-        <w:t>);</w:t>
-      </w:r>
-      <w:proofErr w:type="gramEnd"/>
+      <w:r>
+        <w:t>();</w:t>
+      </w:r>
     </w:p>
     <w:p/>
     <w:p>
@@ -12027,60 +11146,39 @@
         <w:t xml:space="preserve">    </w:t>
       </w:r>
       <w:proofErr w:type="spellStart"/>
-      <w:proofErr w:type="gramStart"/>
       <w:r>
         <w:t>username.Render</w:t>
       </w:r>
       <w:proofErr w:type="spellEnd"/>
-      <w:proofErr w:type="gramEnd"/>
-      <w:r>
-        <w:t>(</w:t>
-      </w:r>
-      <w:proofErr w:type="gramStart"/>
-      <w:r>
-        <w:t>);</w:t>
-      </w:r>
-      <w:proofErr w:type="gramEnd"/>
+      <w:r>
+        <w:t>();</w:t>
+      </w:r>
     </w:p>
     <w:p>
       <w:r>
         <w:t xml:space="preserve">    </w:t>
       </w:r>
       <w:proofErr w:type="spellStart"/>
-      <w:proofErr w:type="gramStart"/>
       <w:r>
         <w:t>password.Render</w:t>
       </w:r>
       <w:proofErr w:type="spellEnd"/>
-      <w:proofErr w:type="gramEnd"/>
-      <w:r>
-        <w:t>(</w:t>
-      </w:r>
-      <w:proofErr w:type="gramStart"/>
-      <w:r>
-        <w:t>);</w:t>
-      </w:r>
-      <w:proofErr w:type="gramEnd"/>
+      <w:r>
+        <w:t>();</w:t>
+      </w:r>
     </w:p>
     <w:p>
       <w:r>
         <w:t xml:space="preserve">    </w:t>
       </w:r>
       <w:proofErr w:type="spellStart"/>
-      <w:proofErr w:type="gramStart"/>
       <w:r>
         <w:t>submit.Render</w:t>
       </w:r>
       <w:proofErr w:type="spellEnd"/>
-      <w:proofErr w:type="gramEnd"/>
-      <w:r>
-        <w:t>(</w:t>
-      </w:r>
-      <w:proofErr w:type="gramStart"/>
-      <w:r>
-        <w:t>);</w:t>
-      </w:r>
-      <w:proofErr w:type="gramEnd"/>
+      <w:r>
+        <w:t>();</w:t>
+      </w:r>
     </w:p>
     <w:p>
       <w:r>
@@ -12133,17 +11231,12 @@
         <w:t xml:space="preserve">    ? new </w:t>
       </w:r>
       <w:proofErr w:type="spellStart"/>
-      <w:proofErr w:type="gramStart"/>
       <w:r>
         <w:t>DarkThemeFactory</w:t>
       </w:r>
       <w:proofErr w:type="spellEnd"/>
       <w:r>
-        <w:t>(</w:t>
-      </w:r>
-      <w:proofErr w:type="gramEnd"/>
-      <w:r>
-        <w:t>)</w:t>
+        <w:t>()</w:t>
       </w:r>
     </w:p>
     <w:p>
@@ -12151,7 +11244,6 @@
         <w:t xml:space="preserve">    : new </w:t>
       </w:r>
       <w:proofErr w:type="spellStart"/>
-      <w:proofErr w:type="gramStart"/>
       <w:r>
         <w:t>LightThemeFactory</w:t>
       </w:r>
@@ -12159,7 +11251,6 @@
       <w:r>
         <w:t>();</w:t>
       </w:r>
-      <w:proofErr w:type="gramEnd"/>
     </w:p>
     <w:p/>
     <w:p>
@@ -12169,13 +11260,8 @@
       </w:r>
       <w:proofErr w:type="spellEnd"/>
       <w:r>
-        <w:t>(factory</w:t>
-      </w:r>
-      <w:proofErr w:type="gramStart"/>
-      <w:r>
-        <w:t>);</w:t>
-      </w:r>
-      <w:proofErr w:type="gramEnd"/>
+        <w:t>(factory);</w:t>
+      </w:r>
     </w:p>
     <w:p>
       <w:r>
@@ -12271,15 +11357,7 @@
         <w:t>Single Responsibility</w:t>
       </w:r>
       <w:r>
-        <w:t xml:space="preserve"> — each factory is responsible for one </w:t>
-      </w:r>
-      <w:proofErr w:type="gramStart"/>
-      <w:r>
-        <w:t>family;</w:t>
-      </w:r>
-      <w:proofErr w:type="gramEnd"/>
-      <w:r>
-        <w:t xml:space="preserve"> each product for its own behaviour.</w:t>
+        <w:t> — each factory is responsible for one family; each product for its own behaviour.</w:t>
       </w:r>
     </w:p>
     <w:p>
@@ -12357,17 +11435,12 @@
         <w:t> If you need to add </w:t>
       </w:r>
       <w:proofErr w:type="spellStart"/>
-      <w:proofErr w:type="gramStart"/>
       <w:r>
         <w:t>CreateSlider</w:t>
       </w:r>
       <w:proofErr w:type="spellEnd"/>
       <w:r>
-        <w:t>(</w:t>
-      </w:r>
-      <w:proofErr w:type="gramEnd"/>
-      <w:r>
-        <w:t>) to the factory interface, </w:t>
+        <w:t>() to the factory interface, </w:t>
       </w:r>
       <w:r>
         <w:rPr>
@@ -12437,15 +11510,7 @@
       </w:r>
       <w:proofErr w:type="spellEnd"/>
       <w:r>
-        <w:t> </w:t>
-      </w:r>
-      <w:proofErr w:type="gramStart"/>
-      <w:r>
-        <w:t>directly, and</w:t>
-      </w:r>
-      <w:proofErr w:type="gramEnd"/>
-      <w:r>
-        <w:t xml:space="preserve"> configure the container to resolve the right implementations based on a theme </w:t>
+        <w:t xml:space="preserve"> directly, and configure the container to resolve the right implementations based on a theme </w:t>
       </w:r>
       <w:proofErr w:type="spellStart"/>
       <w:r>
@@ -12498,15 +11563,7 @@
       </w:r>
       <w:proofErr w:type="spellEnd"/>
       <w:r>
-        <w:t> — abstract products. Each has a </w:t>
-      </w:r>
-      <w:proofErr w:type="gramStart"/>
-      <w:r>
-        <w:t>Render(</w:t>
-      </w:r>
-      <w:proofErr w:type="gramEnd"/>
-      <w:r>
-        <w:t>) method that writes itself to the console.</w:t>
+        <w:t> — abstract products. Each has a Render() method that writes itself to the console.</w:t>
       </w:r>
     </w:p>
     <w:p>
@@ -12565,30 +11622,20 @@
         <w:t> — abstract factory with </w:t>
       </w:r>
       <w:proofErr w:type="spellStart"/>
-      <w:proofErr w:type="gramStart"/>
       <w:r>
         <w:t>CreateButton</w:t>
       </w:r>
       <w:proofErr w:type="spellEnd"/>
       <w:r>
-        <w:t>(</w:t>
-      </w:r>
-      <w:proofErr w:type="gramEnd"/>
-      <w:r>
-        <w:t>) and </w:t>
-      </w:r>
-      <w:proofErr w:type="spellStart"/>
-      <w:proofErr w:type="gramStart"/>
+        <w:t>() and </w:t>
+      </w:r>
+      <w:proofErr w:type="spellStart"/>
       <w:r>
         <w:t>CreateTextBox</w:t>
       </w:r>
       <w:proofErr w:type="spellEnd"/>
       <w:r>
-        <w:t>(</w:t>
-      </w:r>
-      <w:proofErr w:type="gramEnd"/>
-      <w:r>
-        <w:t>).</w:t>
+        <w:t>().</w:t>
       </w:r>
     </w:p>
     <w:p>
@@ -12657,17 +11704,12 @@
         </w:numPr>
       </w:pPr>
       <w:proofErr w:type="spellStart"/>
-      <w:proofErr w:type="gramStart"/>
       <w:r>
         <w:t>AbstractFactoryDemo</w:t>
       </w:r>
       <w:proofErr w:type="spellEnd"/>
       <w:r>
-        <w:t xml:space="preserve"> :</w:t>
-      </w:r>
-      <w:proofErr w:type="gramEnd"/>
-      <w:r>
-        <w:t xml:space="preserve"> </w:t>
+        <w:t xml:space="preserve"> : </w:t>
       </w:r>
       <w:proofErr w:type="spellStart"/>
       <w:r>
@@ -14038,17 +13080,81 @@
         <w:t xml:space="preserve">void </w:t>
       </w:r>
       <w:proofErr w:type="spellStart"/>
-      <w:proofErr w:type="gramStart"/>
       <w:r>
         <w:t>RenderLogin</w:t>
       </w:r>
       <w:proofErr w:type="spellEnd"/>
       <w:r>
+        <w:t>()</w:t>
+      </w:r>
+    </w:p>
+    <w:p>
+      <w:r>
+        <w:t>{</w:t>
+      </w:r>
+    </w:p>
+    <w:p>
+      <w:r>
+        <w:t xml:space="preserve">    var username = new LightTextBox();</w:t>
+      </w:r>
+    </w:p>
+    <w:p>
+      <w:r>
+        <w:t xml:space="preserve">    var password = new LightTextBox();</w:t>
+      </w:r>
+    </w:p>
+    <w:p>
+      <w:r>
+        <w:t xml:space="preserve">    var submit = new </w:t>
+      </w:r>
+      <w:proofErr w:type="spellStart"/>
+      <w:r>
+        <w:t>DarkButton</w:t>
+      </w:r>
+      <w:proofErr w:type="spellEnd"/>
+      <w:r>
+        <w:t>();   // oops — wrong family, compiler doesn't care</w:t>
+      </w:r>
+    </w:p>
+    <w:p>
+      <w:r>
+        <w:t xml:space="preserve">    // ...</w:t>
+      </w:r>
+    </w:p>
+    <w:p>
+      <w:r>
+        <w:t>}</w:t>
+      </w:r>
+    </w:p>
+    <w:p>
+      <w:r>
+        <w:t>Nothing prevents the mix. The bug is visible only at runtime.</w:t>
+      </w:r>
+    </w:p>
+    <w:p>
+      <w:r>
+        <w:t>With the pattern</w:t>
+      </w:r>
+    </w:p>
+    <w:p>
+      <w:r>
+        <w:t xml:space="preserve">void </w:t>
+      </w:r>
+      <w:proofErr w:type="spellStart"/>
+      <w:r>
+        <w:t>RenderLogin</w:t>
+      </w:r>
+      <w:proofErr w:type="spellEnd"/>
+      <w:r>
         <w:t>(</w:t>
       </w:r>
-      <w:proofErr w:type="gramEnd"/>
-      <w:r>
-        <w:t>)</w:t>
+      <w:proofErr w:type="spellStart"/>
+      <w:r>
+        <w:t>IUiFactory</w:t>
+      </w:r>
+      <w:proofErr w:type="spellEnd"/>
+      <w:r>
+        <w:t xml:space="preserve"> factory)</w:t>
       </w:r>
     </w:p>
     <w:p>
@@ -14058,40 +13164,41 @@
     </w:p>
     <w:p>
       <w:r>
-        <w:t xml:space="preserve">    var username = new </w:t>
-      </w:r>
-      <w:proofErr w:type="gramStart"/>
-      <w:r>
-        <w:t>LightTextBox();</w:t>
-      </w:r>
-      <w:proofErr w:type="gramEnd"/>
-    </w:p>
-    <w:p>
-      <w:r>
-        <w:t xml:space="preserve">    var password = new </w:t>
-      </w:r>
-      <w:proofErr w:type="gramStart"/>
-      <w:r>
-        <w:t>LightTextBox();</w:t>
-      </w:r>
-      <w:proofErr w:type="gramEnd"/>
-    </w:p>
-    <w:p>
-      <w:r>
-        <w:t xml:space="preserve">    var submit = new </w:t>
-      </w:r>
-      <w:proofErr w:type="spellStart"/>
-      <w:proofErr w:type="gramStart"/>
-      <w:r>
-        <w:t>DarkButton</w:t>
-      </w:r>
-      <w:proofErr w:type="spellEnd"/>
-      <w:r>
-        <w:t xml:space="preserve">();   </w:t>
-      </w:r>
-      <w:proofErr w:type="gramEnd"/>
-      <w:r>
-        <w:t>// oops — wrong family, compiler doesn't care</w:t>
+        <w:t xml:space="preserve">    var username = </w:t>
+      </w:r>
+      <w:proofErr w:type="spellStart"/>
+      <w:r>
+        <w:t>factory.CreateTextBox</w:t>
+      </w:r>
+      <w:proofErr w:type="spellEnd"/>
+      <w:r>
+        <w:t>();</w:t>
+      </w:r>
+    </w:p>
+    <w:p>
+      <w:r>
+        <w:t xml:space="preserve">    var password = </w:t>
+      </w:r>
+      <w:proofErr w:type="spellStart"/>
+      <w:r>
+        <w:t>factory.CreateTextBox</w:t>
+      </w:r>
+      <w:proofErr w:type="spellEnd"/>
+      <w:r>
+        <w:t>();</w:t>
+      </w:r>
+    </w:p>
+    <w:p>
+      <w:r>
+        <w:t xml:space="preserve">    var submit = </w:t>
+      </w:r>
+      <w:proofErr w:type="spellStart"/>
+      <w:r>
+        <w:t>factory.CreateButton</w:t>
+      </w:r>
+      <w:proofErr w:type="spellEnd"/>
+      <w:r>
+        <w:t>();</w:t>
       </w:r>
     </w:p>
     <w:p>
@@ -14105,113 +13212,57 @@
       </w:r>
     </w:p>
     <w:p>
-      <w:r>
-        <w:t>Nothing prevents the mix. The bug is visible only at runtime.</w:t>
-      </w:r>
-    </w:p>
-    <w:p>
-      <w:r>
-        <w:t>With the pattern</w:t>
-      </w:r>
-    </w:p>
-    <w:p>
-      <w:r>
-        <w:t xml:space="preserve">void </w:t>
-      </w:r>
-      <w:proofErr w:type="spellStart"/>
-      <w:proofErr w:type="gramStart"/>
+      <w:proofErr w:type="spellStart"/>
       <w:r>
         <w:t>RenderLogin</w:t>
       </w:r>
       <w:proofErr w:type="spellEnd"/>
       <w:r>
-        <w:t>(</w:t>
-      </w:r>
-      <w:proofErr w:type="spellStart"/>
-      <w:proofErr w:type="gramEnd"/>
+        <w:t> does not know or care which theme it is rendering. The family choice is made once, at startup:</w:t>
+      </w:r>
+    </w:p>
+    <w:p>
+      <w:proofErr w:type="spellStart"/>
       <w:r>
         <w:t>IUiFactory</w:t>
       </w:r>
       <w:proofErr w:type="spellEnd"/>
       <w:r>
-        <w:t xml:space="preserve"> factory)</w:t>
-      </w:r>
-    </w:p>
-    <w:p>
-      <w:r>
-        <w:t>{</w:t>
-      </w:r>
-    </w:p>
-    <w:p>
-      <w:r>
-        <w:t xml:space="preserve">    var username = </w:t>
-      </w:r>
-      <w:proofErr w:type="spellStart"/>
-      <w:proofErr w:type="gramStart"/>
-      <w:r>
-        <w:t>factory.CreateTextBox</w:t>
-      </w:r>
-      <w:proofErr w:type="spellEnd"/>
-      <w:proofErr w:type="gramEnd"/>
-      <w:r>
-        <w:t>(</w:t>
-      </w:r>
-      <w:proofErr w:type="gramStart"/>
-      <w:r>
-        <w:t>);</w:t>
-      </w:r>
-      <w:proofErr w:type="gramEnd"/>
-    </w:p>
-    <w:p>
-      <w:r>
-        <w:t xml:space="preserve">    var password = </w:t>
-      </w:r>
-      <w:proofErr w:type="spellStart"/>
-      <w:proofErr w:type="gramStart"/>
-      <w:r>
-        <w:t>factory.CreateTextBox</w:t>
-      </w:r>
-      <w:proofErr w:type="spellEnd"/>
-      <w:proofErr w:type="gramEnd"/>
-      <w:r>
-        <w:t>(</w:t>
-      </w:r>
-      <w:proofErr w:type="gramStart"/>
-      <w:r>
-        <w:t>);</w:t>
-      </w:r>
-      <w:proofErr w:type="gramEnd"/>
-    </w:p>
-    <w:p>
-      <w:r>
-        <w:t xml:space="preserve">    var submit = </w:t>
-      </w:r>
-      <w:proofErr w:type="spellStart"/>
-      <w:proofErr w:type="gramStart"/>
-      <w:r>
-        <w:t>factory.CreateButton</w:t>
-      </w:r>
-      <w:proofErr w:type="spellEnd"/>
-      <w:proofErr w:type="gramEnd"/>
-      <w:r>
-        <w:t>(</w:t>
-      </w:r>
-      <w:proofErr w:type="gramStart"/>
-      <w:r>
-        <w:t>);</w:t>
-      </w:r>
-      <w:proofErr w:type="gramEnd"/>
-    </w:p>
-    <w:p>
-      <w:r>
-        <w:t xml:space="preserve">    // ...</w:t>
-      </w:r>
-    </w:p>
-    <w:p>
-      <w:r>
-        <w:t>}</w:t>
-      </w:r>
-    </w:p>
+        <w:t xml:space="preserve"> factory = </w:t>
+      </w:r>
+      <w:proofErr w:type="spellStart"/>
+      <w:r>
+        <w:t>userPrefersDark</w:t>
+      </w:r>
+      <w:proofErr w:type="spellEnd"/>
+    </w:p>
+    <w:p>
+      <w:r>
+        <w:t xml:space="preserve">    ? new </w:t>
+      </w:r>
+      <w:proofErr w:type="spellStart"/>
+      <w:r>
+        <w:t>DarkThemeFactory</w:t>
+      </w:r>
+      <w:proofErr w:type="spellEnd"/>
+      <w:r>
+        <w:t>()</w:t>
+      </w:r>
+    </w:p>
+    <w:p>
+      <w:r>
+        <w:t xml:space="preserve">    : new </w:t>
+      </w:r>
+      <w:proofErr w:type="spellStart"/>
+      <w:r>
+        <w:t>LightThemeFactory</w:t>
+      </w:r>
+      <w:proofErr w:type="spellEnd"/>
+      <w:r>
+        <w:t>();</w:t>
+      </w:r>
+    </w:p>
+    <w:p/>
     <w:p>
       <w:proofErr w:type="spellStart"/>
       <w:r>
@@ -14219,72 +13270,8 @@
       </w:r>
       <w:proofErr w:type="spellEnd"/>
       <w:r>
-        <w:t> does not know or care which theme it is rendering. The family choice is made once, at startup:</w:t>
-      </w:r>
-    </w:p>
-    <w:p>
-      <w:proofErr w:type="spellStart"/>
-      <w:r>
-        <w:t>IUiFactory</w:t>
-      </w:r>
-      <w:proofErr w:type="spellEnd"/>
-      <w:r>
-        <w:t xml:space="preserve"> factory = </w:t>
-      </w:r>
-      <w:proofErr w:type="spellStart"/>
-      <w:r>
-        <w:t>userPrefersDark</w:t>
-      </w:r>
-      <w:proofErr w:type="spellEnd"/>
-    </w:p>
-    <w:p>
-      <w:r>
-        <w:t xml:space="preserve">    ? new </w:t>
-      </w:r>
-      <w:proofErr w:type="spellStart"/>
-      <w:proofErr w:type="gramStart"/>
-      <w:r>
-        <w:t>DarkThemeFactory</w:t>
-      </w:r>
-      <w:proofErr w:type="spellEnd"/>
-      <w:r>
-        <w:t>(</w:t>
-      </w:r>
-      <w:proofErr w:type="gramEnd"/>
-      <w:r>
-        <w:t>)</w:t>
-      </w:r>
-    </w:p>
-    <w:p>
-      <w:r>
-        <w:t xml:space="preserve">    : new </w:t>
-      </w:r>
-      <w:proofErr w:type="spellStart"/>
-      <w:proofErr w:type="gramStart"/>
-      <w:r>
-        <w:t>LightThemeFactory</w:t>
-      </w:r>
-      <w:proofErr w:type="spellEnd"/>
-      <w:r>
-        <w:t>();</w:t>
-      </w:r>
-      <w:proofErr w:type="gramEnd"/>
-    </w:p>
-    <w:p/>
-    <w:p>
-      <w:proofErr w:type="spellStart"/>
-      <w:r>
-        <w:t>RenderLogin</w:t>
-      </w:r>
-      <w:proofErr w:type="spellEnd"/>
-      <w:r>
-        <w:t>(factory</w:t>
-      </w:r>
-      <w:proofErr w:type="gramStart"/>
-      <w:r>
-        <w:t>);</w:t>
-      </w:r>
-      <w:proofErr w:type="gramEnd"/>
+        <w:t>(factory);</w:t>
+      </w:r>
     </w:p>
     <w:p>
       <w:r>
@@ -14461,12 +13448,10 @@
     </w:p>
     <w:p>
       <w:proofErr w:type="spellStart"/>
-      <w:proofErr w:type="gramStart"/>
       <w:r>
         <w:t>services.AddSingleton</w:t>
       </w:r>
       <w:proofErr w:type="spellEnd"/>
-      <w:proofErr w:type="gramEnd"/>
       <w:r>
         <w:t>&lt;</w:t>
       </w:r>
@@ -14483,13 +13468,8 @@
         <w:t>DarkThemeFactory</w:t>
       </w:r>
       <w:proofErr w:type="spellEnd"/>
-      <w:proofErr w:type="gramStart"/>
-      <w:r>
-        <w:t>&gt;(</w:t>
-      </w:r>
-      <w:proofErr w:type="gramEnd"/>
-      <w:r>
-        <w:t>); // or light, based on config</w:t>
+      <w:r>
+        <w:t>&gt;(); // or light, based on config</w:t>
       </w:r>
     </w:p>
     <w:p>
@@ -14546,17 +13526,12 @@
         <w:t>Adding a new method to the factory interface (say, </w:t>
       </w:r>
       <w:proofErr w:type="spellStart"/>
-      <w:proofErr w:type="gramStart"/>
       <w:r>
         <w:t>CreateCheckbox</w:t>
       </w:r>
       <w:proofErr w:type="spellEnd"/>
       <w:r>
-        <w:t>(</w:t>
-      </w:r>
-      <w:proofErr w:type="gramEnd"/>
-      <w:r>
-        <w:t>)) forces </w:t>
+        <w:t>()) forces </w:t>
       </w:r>
       <w:r>
         <w:rPr>
@@ -14989,31 +13964,7 @@
       </w:r>
       <w:proofErr w:type="spellEnd"/>
       <w:r>
-        <w:t> (ADO.NET) — the canonical .NET example. </w:t>
-      </w:r>
-      <w:proofErr w:type="gramStart"/>
-      <w:r>
-        <w:t>SqlClientFactory.Instance.CreateConnection</w:t>
-      </w:r>
-      <w:proofErr w:type="gramEnd"/>
-      <w:r>
-        <w:t>(), </w:t>
-      </w:r>
-      <w:proofErr w:type="gramStart"/>
-      <w:r>
-        <w:t>CreateCommand(</w:t>
-      </w:r>
-      <w:proofErr w:type="gramEnd"/>
-      <w:r>
-        <w:t>), </w:t>
-      </w:r>
-      <w:proofErr w:type="gramStart"/>
-      <w:r>
-        <w:t>CreateParameter(</w:t>
-      </w:r>
-      <w:proofErr w:type="gramEnd"/>
-      <w:r>
-        <w:t>) all return matching SQL Server types; </w:t>
+        <w:t> (ADO.NET) — the canonical .NET example. SqlClientFactory.Instance.CreateConnection(), CreateCommand(), CreateParameter() all return matching SQL Server types; </w:t>
       </w:r>
       <w:proofErr w:type="spellStart"/>
       <w:r>
@@ -15080,15 +14031,7 @@
     </w:p>
     <w:p>
       <w:r>
-        <w:t xml:space="preserve">If the interviewer </w:t>
-      </w:r>
-      <w:proofErr w:type="gramStart"/>
-      <w:r>
-        <w:t>asks</w:t>
-      </w:r>
-      <w:proofErr w:type="gramEnd"/>
-      <w:r>
-        <w:t> </w:t>
+        <w:t>If the interviewer asks </w:t>
       </w:r>
       <w:r>
         <w:rPr>
@@ -15398,15 +14341,7 @@
       </w:r>
       <w:r>
         <w:br/>
-        <w:t xml:space="preserve">Don't use Abstract Factory yet. Use a plain factory or direct construction. The pattern earns its keep when the second family </w:t>
-      </w:r>
-      <w:proofErr w:type="gramStart"/>
-      <w:r>
-        <w:t>arrives</w:t>
-      </w:r>
-      <w:proofErr w:type="gramEnd"/>
-      <w:r>
-        <w:t xml:space="preserve"> and you can add it without touching existing code. Adopt it at that point, not before.</w:t>
+        <w:t>Don't use Abstract Factory yet. Use a plain factory or direct construction. The pattern earns its keep when the second family arrives and you can add it without touching existing code. Adopt it at that point, not before.</w:t>
       </w:r>
     </w:p>
     <w:p>
@@ -15887,15 +14822,7 @@
           </w:tcPr>
           <w:p>
             <w:r>
-              <w:t>A mutable builder with a </w:t>
-            </w:r>
-            <w:proofErr w:type="gramStart"/>
-            <w:r>
-              <w:t>Build(</w:t>
-            </w:r>
-            <w:proofErr w:type="gramEnd"/>
-            <w:r>
-              <w:t>) method</w:t>
+              <w:t>A mutable builder with a Build() method</w:t>
             </w:r>
           </w:p>
         </w:tc>
@@ -16051,15 +14978,7 @@
           </w:tcPr>
           <w:p>
             <w:r>
-              <w:t>A </w:t>
-            </w:r>
-            <w:proofErr w:type="gramStart"/>
-            <w:r>
-              <w:t>Clone(</w:t>
-            </w:r>
-            <w:proofErr w:type="gramEnd"/>
-            <w:r>
-              <w:t>) method</w:t>
+              <w:t>A Clone() method</w:t>
             </w:r>
           </w:p>
         </w:tc>
@@ -16166,7 +15085,6 @@
         <w:t xml:space="preserve">var inventory = new </w:t>
       </w:r>
       <w:proofErr w:type="spellStart"/>
-      <w:proofErr w:type="gramStart"/>
       <w:r>
         <w:t>InventoryService</w:t>
       </w:r>
@@ -16174,14 +15092,12 @@
       <w:r>
         <w:t>();</w:t>
       </w:r>
-      <w:proofErr w:type="gramEnd"/>
     </w:p>
     <w:p>
       <w:r>
         <w:t xml:space="preserve">var payment = new </w:t>
       </w:r>
       <w:proofErr w:type="spellStart"/>
-      <w:proofErr w:type="gramStart"/>
       <w:r>
         <w:t>PaymentService</w:t>
       </w:r>
@@ -16189,14 +15105,12 @@
       <w:r>
         <w:t>();</w:t>
       </w:r>
-      <w:proofErr w:type="gramEnd"/>
     </w:p>
     <w:p>
       <w:r>
         <w:t xml:space="preserve">var shipping = new </w:t>
       </w:r>
       <w:proofErr w:type="spellStart"/>
-      <w:proofErr w:type="gramStart"/>
       <w:r>
         <w:t>ShippingService</w:t>
       </w:r>
@@ -16204,14 +15118,12 @@
       <w:r>
         <w:t>();</w:t>
       </w:r>
-      <w:proofErr w:type="gramEnd"/>
     </w:p>
     <w:p>
       <w:r>
         <w:t xml:space="preserve">var notify = new </w:t>
       </w:r>
       <w:proofErr w:type="spellStart"/>
-      <w:proofErr w:type="gramStart"/>
       <w:r>
         <w:t>NotificationService</w:t>
       </w:r>
@@ -16219,161 +15131,100 @@
       <w:r>
         <w:t>();</w:t>
       </w:r>
-      <w:proofErr w:type="gramEnd"/>
     </w:p>
     <w:p/>
     <w:p>
       <w:proofErr w:type="spellStart"/>
-      <w:proofErr w:type="gramStart"/>
       <w:r>
         <w:t>inventory.CheckStock</w:t>
       </w:r>
       <w:proofErr w:type="spellEnd"/>
-      <w:proofErr w:type="gramEnd"/>
-      <w:r>
-        <w:t>(item</w:t>
-      </w:r>
-      <w:proofErr w:type="gramStart"/>
-      <w:r>
-        <w:t>);</w:t>
-      </w:r>
-      <w:proofErr w:type="gramEnd"/>
-    </w:p>
-    <w:p>
-      <w:proofErr w:type="spellStart"/>
-      <w:proofErr w:type="gramStart"/>
+      <w:r>
+        <w:t>(item);</w:t>
+      </w:r>
+    </w:p>
+    <w:p>
+      <w:proofErr w:type="spellStart"/>
       <w:r>
         <w:t>inventory.Reserve</w:t>
       </w:r>
       <w:proofErr w:type="spellEnd"/>
-      <w:proofErr w:type="gramEnd"/>
-      <w:r>
-        <w:t>(item</w:t>
-      </w:r>
-      <w:proofErr w:type="gramStart"/>
-      <w:r>
-        <w:t>);</w:t>
-      </w:r>
-      <w:proofErr w:type="gramEnd"/>
+      <w:r>
+        <w:t>(item);</w:t>
+      </w:r>
     </w:p>
     <w:p>
       <w:r>
         <w:t xml:space="preserve">var result = </w:t>
       </w:r>
       <w:proofErr w:type="spellStart"/>
-      <w:proofErr w:type="gramStart"/>
       <w:r>
         <w:t>payment.Charge</w:t>
       </w:r>
       <w:proofErr w:type="spellEnd"/>
-      <w:proofErr w:type="gramEnd"/>
-      <w:r>
-        <w:t>(customer, amount</w:t>
-      </w:r>
-      <w:proofErr w:type="gramStart"/>
-      <w:r>
-        <w:t>);</w:t>
-      </w:r>
-      <w:proofErr w:type="gramEnd"/>
-    </w:p>
-    <w:p>
-      <w:r>
-        <w:t xml:space="preserve">if </w:t>
-      </w:r>
-      <w:proofErr w:type="gramStart"/>
-      <w:r>
-        <w:t>(!</w:t>
-      </w:r>
-      <w:proofErr w:type="spellStart"/>
-      <w:r>
-        <w:t>result</w:t>
-      </w:r>
-      <w:proofErr w:type="gramEnd"/>
-      <w:r>
-        <w:t>.Succeeded</w:t>
-      </w:r>
-      <w:proofErr w:type="spellEnd"/>
-      <w:r>
-        <w:t xml:space="preserve">) </w:t>
-      </w:r>
-      <w:proofErr w:type="gramStart"/>
-      <w:r>
-        <w:t xml:space="preserve">{ </w:t>
-      </w:r>
-      <w:proofErr w:type="spellStart"/>
-      <w:r>
-        <w:t>inventory</w:t>
-      </w:r>
-      <w:proofErr w:type="gramEnd"/>
-      <w:r>
-        <w:t>.Release</w:t>
-      </w:r>
-      <w:proofErr w:type="spellEnd"/>
-      <w:r>
-        <w:t xml:space="preserve">(item); throw </w:t>
-      </w:r>
-      <w:proofErr w:type="gramStart"/>
-      <w:r>
-        <w:t>... }</w:t>
-      </w:r>
-      <w:proofErr w:type="gramEnd"/>
+      <w:r>
+        <w:t>(customer, amount);</w:t>
+      </w:r>
+    </w:p>
+    <w:p>
+      <w:r>
+        <w:t>if (!</w:t>
+      </w:r>
+      <w:proofErr w:type="spellStart"/>
+      <w:r>
+        <w:t>result.Succeeded</w:t>
+      </w:r>
+      <w:proofErr w:type="spellEnd"/>
+      <w:r>
+        <w:t xml:space="preserve">) { </w:t>
+      </w:r>
+      <w:proofErr w:type="spellStart"/>
+      <w:r>
+        <w:t>inventory.Release</w:t>
+      </w:r>
+      <w:proofErr w:type="spellEnd"/>
+      <w:r>
+        <w:t>(item); throw ... }</w:t>
+      </w:r>
     </w:p>
     <w:p>
       <w:r>
         <w:t xml:space="preserve">var tracking = </w:t>
       </w:r>
       <w:proofErr w:type="spellStart"/>
-      <w:proofErr w:type="gramStart"/>
       <w:r>
         <w:t>shipping.CreateShipment</w:t>
       </w:r>
       <w:proofErr w:type="spellEnd"/>
-      <w:proofErr w:type="gramEnd"/>
       <w:r>
         <w:t>(</w:t>
       </w:r>
       <w:proofErr w:type="spellStart"/>
-      <w:proofErr w:type="gramStart"/>
       <w:r>
         <w:t>customer.Address</w:t>
       </w:r>
       <w:proofErr w:type="spellEnd"/>
-      <w:proofErr w:type="gramEnd"/>
-      <w:r>
-        <w:t>, item</w:t>
-      </w:r>
-      <w:proofErr w:type="gramStart"/>
-      <w:r>
-        <w:t>);</w:t>
-      </w:r>
-      <w:proofErr w:type="gramEnd"/>
-    </w:p>
-    <w:p>
-      <w:proofErr w:type="spellStart"/>
-      <w:proofErr w:type="gramStart"/>
+      <w:r>
+        <w:t>, item);</w:t>
+      </w:r>
+    </w:p>
+    <w:p>
+      <w:proofErr w:type="spellStart"/>
       <w:r>
         <w:t>notify.SendOrderConfirmation</w:t>
       </w:r>
       <w:proofErr w:type="spellEnd"/>
-      <w:proofErr w:type="gramEnd"/>
       <w:r>
         <w:t>(</w:t>
       </w:r>
       <w:proofErr w:type="spellStart"/>
-      <w:proofErr w:type="gramStart"/>
       <w:r>
         <w:t>customer.Email</w:t>
       </w:r>
       <w:proofErr w:type="spellEnd"/>
-      <w:proofErr w:type="gramEnd"/>
-      <w:r>
-        <w:t>, tracking</w:t>
-      </w:r>
-      <w:proofErr w:type="gramStart"/>
-      <w:r>
-        <w:t>);</w:t>
-      </w:r>
-      <w:proofErr w:type="gramEnd"/>
+      <w:r>
+        <w:t>, tracking);</w:t>
+      </w:r>
     </w:p>
     <w:p>
       <w:r>
@@ -16399,15 +15250,7 @@
         <w:t>Every caller needs to know the whole choreography.</w:t>
       </w:r>
       <w:r>
-        <w:t xml:space="preserve"> The order </w:t>
-      </w:r>
-      <w:proofErr w:type="gramStart"/>
-      <w:r>
-        <w:t>matters;</w:t>
-      </w:r>
-      <w:proofErr w:type="gramEnd"/>
-      <w:r>
-        <w:t xml:space="preserve"> getting it wrong (e.g. charging before reserving) causes bugs.</w:t>
+        <w:t> The order matters; getting it wrong (e.g. charging before reserving) causes bugs.</w:t>
       </w:r>
     </w:p>
     <w:p>
@@ -16482,20 +15325,13 @@
         <w:t>var result = _</w:t>
       </w:r>
       <w:proofErr w:type="spellStart"/>
-      <w:proofErr w:type="gramStart"/>
       <w:r>
         <w:t>checkout.PlaceOrder</w:t>
       </w:r>
       <w:proofErr w:type="spellEnd"/>
-      <w:proofErr w:type="gramEnd"/>
-      <w:r>
-        <w:t>(customer, item</w:t>
-      </w:r>
-      <w:proofErr w:type="gramStart"/>
-      <w:r>
-        <w:t>);</w:t>
-      </w:r>
-      <w:proofErr w:type="gramEnd"/>
+      <w:r>
+        <w:t>(customer, item);</w:t>
+      </w:r>
     </w:p>
     <w:p>
       <w:r>
@@ -16689,15 +15525,7 @@
           </w:tcPr>
           <w:p>
             <w:r>
-              <w:t xml:space="preserve">A single class with a small, high-level API. Internally calls the subsystem classes in the right order, handles common error paths, and exposes only what callers </w:t>
-            </w:r>
-            <w:proofErr w:type="gramStart"/>
-            <w:r>
-              <w:t>actually need</w:t>
-            </w:r>
-            <w:proofErr w:type="gramEnd"/>
-            <w:r>
-              <w:t>.</w:t>
+              <w:t>A single class with a small, high-level API. Internally calls the subsystem classes in the right order, handles common error paths, and exposes only what callers actually need.</w:t>
             </w:r>
           </w:p>
         </w:tc>
@@ -16787,15 +15615,7 @@
         <w:t>enforce</w:t>
       </w:r>
       <w:r>
-        <w:t xml:space="preserve"> encapsulation (like a </w:t>
-      </w:r>
-      <w:proofErr w:type="gramStart"/>
-      <w:r>
-        <w:t>tightly-controlled</w:t>
-      </w:r>
-      <w:proofErr w:type="gramEnd"/>
-      <w:r>
-        <w:t xml:space="preserve"> API gateway or the Singleton pattern's private constructor).</w:t>
+        <w:t> encapsulation (like a tightly-controlled API gateway or the Singleton pattern's private constructor).</w:t>
       </w:r>
     </w:p>
     <w:p>
@@ -16829,17 +15649,12 @@
         <w:t> than the subsystem it fronts. </w:t>
       </w:r>
       <w:proofErr w:type="spellStart"/>
-      <w:proofErr w:type="gramStart"/>
       <w:r>
         <w:t>PlaceOrder</w:t>
       </w:r>
       <w:proofErr w:type="spellEnd"/>
       <w:r>
-        <w:t>(</w:t>
-      </w:r>
-      <w:proofErr w:type="gramEnd"/>
-      <w:r>
-        <w:t>customer, item) beats seven method calls to four services.</w:t>
+        <w:t>(customer, item) beats seven method calls to four services.</w:t>
       </w:r>
     </w:p>
     <w:p>
@@ -16955,15 +15770,7 @@
         <w:t>compatibility</w:t>
       </w:r>
       <w:r>
-        <w:t xml:space="preserve">. You have a class with the wrong </w:t>
-      </w:r>
-      <w:proofErr w:type="gramStart"/>
-      <w:r>
-        <w:t>shape</w:t>
-      </w:r>
-      <w:proofErr w:type="gramEnd"/>
-      <w:r>
-        <w:t xml:space="preserve"> and you translate it.</w:t>
+        <w:t>. You have a class with the wrong shape and you translate it.</w:t>
       </w:r>
     </w:p>
     <w:p>
@@ -17193,12 +16000,10 @@
         <w:t xml:space="preserve"> — the facade accepts its subsystem dependencies via the constructor, all as interfaces. </w:t>
       </w:r>
       <w:proofErr w:type="spellStart"/>
-      <w:proofErr w:type="gramStart"/>
       <w:r>
         <w:t>Lets</w:t>
       </w:r>
       <w:proofErr w:type="spellEnd"/>
-      <w:proofErr w:type="gramEnd"/>
       <w:r>
         <w:t xml:space="preserve"> us swap them for fakes in tests.</w:t>
       </w:r>
@@ -17485,17 +16290,12 @@
         <w:t> — one constructor taking the four subsystems as interfaces; one </w:t>
       </w:r>
       <w:proofErr w:type="spellStart"/>
-      <w:proofErr w:type="gramStart"/>
       <w:r>
         <w:t>PlaceOrder</w:t>
       </w:r>
       <w:proofErr w:type="spellEnd"/>
       <w:r>
-        <w:t>(</w:t>
-      </w:r>
-      <w:proofErr w:type="gramEnd"/>
-      <w:r>
-        <w:t>customer, item) method that orchestrates them in the right order and rolls back the inventory reservation on payment failure.</w:t>
+        <w:t>(customer, item) method that orchestrates them in the right order and rolls back the inventory reservation on payment failure.</w:t>
       </w:r>
     </w:p>
     <w:p>
@@ -17503,17 +16303,12 @@
         <w:t>Demo (</w:t>
       </w:r>
       <w:proofErr w:type="spellStart"/>
-      <w:proofErr w:type="gramStart"/>
       <w:r>
         <w:t>FacadeDemo</w:t>
       </w:r>
       <w:proofErr w:type="spellEnd"/>
       <w:r>
-        <w:t xml:space="preserve"> :</w:t>
-      </w:r>
-      <w:proofErr w:type="gramEnd"/>
-      <w:r>
-        <w:t xml:space="preserve"> </w:t>
+        <w:t xml:space="preserve"> : </w:t>
       </w:r>
       <w:proofErr w:type="spellStart"/>
       <w:r>
@@ -17692,7 +16487,6 @@
         <w:t xml:space="preserve">var inventory = new </w:t>
       </w:r>
       <w:proofErr w:type="spellStart"/>
-      <w:proofErr w:type="gramStart"/>
       <w:r>
         <w:t>InventoryService</w:t>
       </w:r>
@@ -17700,14 +16494,12 @@
       <w:r>
         <w:t>();</w:t>
       </w:r>
-      <w:proofErr w:type="gramEnd"/>
     </w:p>
     <w:p>
       <w:r>
         <w:t xml:space="preserve">var payment = new </w:t>
       </w:r>
       <w:proofErr w:type="spellStart"/>
-      <w:proofErr w:type="gramStart"/>
       <w:r>
         <w:t>PaymentService</w:t>
       </w:r>
@@ -17715,14 +16507,12 @@
       <w:r>
         <w:t>();</w:t>
       </w:r>
-      <w:proofErr w:type="gramEnd"/>
     </w:p>
     <w:p>
       <w:r>
         <w:t xml:space="preserve">var shipping = new </w:t>
       </w:r>
       <w:proofErr w:type="spellStart"/>
-      <w:proofErr w:type="gramStart"/>
       <w:r>
         <w:t>ShippingService</w:t>
       </w:r>
@@ -17730,14 +16520,12 @@
       <w:r>
         <w:t>();</w:t>
       </w:r>
-      <w:proofErr w:type="gramEnd"/>
     </w:p>
     <w:p>
       <w:r>
         <w:t xml:space="preserve">var notify = new </w:t>
       </w:r>
       <w:proofErr w:type="spellStart"/>
-      <w:proofErr w:type="gramStart"/>
       <w:r>
         <w:t>NotificationService</w:t>
       </w:r>
@@ -17745,35 +16533,21 @@
       <w:r>
         <w:t>();</w:t>
       </w:r>
-      <w:proofErr w:type="gramEnd"/>
     </w:p>
     <w:p/>
     <w:p>
       <w:r>
         <w:lastRenderedPageBreak/>
-        <w:t xml:space="preserve">if </w:t>
-      </w:r>
-      <w:proofErr w:type="gramStart"/>
-      <w:r>
-        <w:t>(!</w:t>
-      </w:r>
-      <w:proofErr w:type="spellStart"/>
-      <w:r>
-        <w:t>inventory</w:t>
-      </w:r>
-      <w:proofErr w:type="gramEnd"/>
-      <w:r>
-        <w:t>.CheckStock</w:t>
-      </w:r>
-      <w:proofErr w:type="spellEnd"/>
-      <w:r>
-        <w:t xml:space="preserve">(item)) throw </w:t>
-      </w:r>
-      <w:proofErr w:type="gramStart"/>
-      <w:r>
-        <w:t>...;</w:t>
-      </w:r>
-      <w:proofErr w:type="gramEnd"/>
+        <w:t>if (!</w:t>
+      </w:r>
+      <w:proofErr w:type="spellStart"/>
+      <w:r>
+        <w:t>inventory.CheckStock</w:t>
+      </w:r>
+      <w:proofErr w:type="spellEnd"/>
+      <w:r>
+        <w:t>(item)) throw ...;</w:t>
+      </w:r>
     </w:p>
     <w:p>
       <w:r>
@@ -17788,72 +16562,42 @@
         <w:t xml:space="preserve"> = </w:t>
       </w:r>
       <w:proofErr w:type="spellStart"/>
-      <w:proofErr w:type="gramStart"/>
       <w:r>
         <w:t>inventory.Reserve</w:t>
       </w:r>
       <w:proofErr w:type="spellEnd"/>
-      <w:proofErr w:type="gramEnd"/>
-      <w:r>
-        <w:t>(item</w:t>
-      </w:r>
-      <w:proofErr w:type="gramStart"/>
-      <w:r>
-        <w:t>);</w:t>
-      </w:r>
-      <w:proofErr w:type="gramEnd"/>
+      <w:r>
+        <w:t>(item);</w:t>
+      </w:r>
     </w:p>
     <w:p>
       <w:r>
         <w:t xml:space="preserve">var result = </w:t>
       </w:r>
       <w:proofErr w:type="spellStart"/>
-      <w:proofErr w:type="gramStart"/>
       <w:r>
         <w:t>payment.Charge</w:t>
       </w:r>
       <w:proofErr w:type="spellEnd"/>
-      <w:proofErr w:type="gramEnd"/>
-      <w:r>
-        <w:t>(customer, amount</w:t>
-      </w:r>
-      <w:proofErr w:type="gramStart"/>
-      <w:r>
-        <w:t>);</w:t>
-      </w:r>
-      <w:proofErr w:type="gramEnd"/>
-    </w:p>
-    <w:p>
-      <w:r>
-        <w:t xml:space="preserve">if </w:t>
-      </w:r>
-      <w:proofErr w:type="gramStart"/>
-      <w:r>
-        <w:t>(!</w:t>
-      </w:r>
-      <w:proofErr w:type="spellStart"/>
-      <w:r>
-        <w:t>result</w:t>
-      </w:r>
-      <w:proofErr w:type="gramEnd"/>
-      <w:r>
-        <w:t>.Succeeded</w:t>
-      </w:r>
-      <w:proofErr w:type="spellEnd"/>
-      <w:r>
-        <w:t xml:space="preserve">) </w:t>
-      </w:r>
-      <w:proofErr w:type="gramStart"/>
-      <w:r>
-        <w:t xml:space="preserve">{ </w:t>
-      </w:r>
-      <w:proofErr w:type="spellStart"/>
-      <w:r>
-        <w:t>inventory</w:t>
-      </w:r>
-      <w:proofErr w:type="gramEnd"/>
-      <w:r>
-        <w:t>.Release</w:t>
+      <w:r>
+        <w:t>(customer, amount);</w:t>
+      </w:r>
+    </w:p>
+    <w:p>
+      <w:r>
+        <w:t>if (!</w:t>
+      </w:r>
+      <w:proofErr w:type="spellStart"/>
+      <w:r>
+        <w:t>result.Succeeded</w:t>
+      </w:r>
+      <w:proofErr w:type="spellEnd"/>
+      <w:r>
+        <w:t xml:space="preserve">) { </w:t>
+      </w:r>
+      <w:proofErr w:type="spellStart"/>
+      <w:r>
+        <w:t>inventory.Release</w:t>
       </w:r>
       <w:proofErr w:type="spellEnd"/>
       <w:r>
@@ -17865,70 +16609,47 @@
       </w:r>
       <w:proofErr w:type="spellEnd"/>
       <w:r>
-        <w:t>); throw ...</w:t>
-      </w:r>
-      <w:proofErr w:type="gramStart"/>
-      <w:r>
-        <w:t>; }</w:t>
-      </w:r>
-      <w:proofErr w:type="gramEnd"/>
+        <w:t>); throw ...; }</w:t>
+      </w:r>
     </w:p>
     <w:p>
       <w:r>
         <w:t xml:space="preserve">var tracking = </w:t>
       </w:r>
       <w:proofErr w:type="spellStart"/>
-      <w:proofErr w:type="gramStart"/>
       <w:r>
         <w:t>shipping.CreateShipment</w:t>
       </w:r>
       <w:proofErr w:type="spellEnd"/>
-      <w:proofErr w:type="gramEnd"/>
       <w:r>
         <w:t>(</w:t>
       </w:r>
       <w:proofErr w:type="spellStart"/>
-      <w:proofErr w:type="gramStart"/>
       <w:r>
         <w:t>customer.Address</w:t>
       </w:r>
       <w:proofErr w:type="spellEnd"/>
-      <w:proofErr w:type="gramEnd"/>
-      <w:r>
-        <w:t>, item</w:t>
-      </w:r>
-      <w:proofErr w:type="gramStart"/>
-      <w:r>
-        <w:t>);</w:t>
-      </w:r>
-      <w:proofErr w:type="gramEnd"/>
-    </w:p>
-    <w:p>
-      <w:proofErr w:type="spellStart"/>
-      <w:proofErr w:type="gramStart"/>
+      <w:r>
+        <w:t>, item);</w:t>
+      </w:r>
+    </w:p>
+    <w:p>
+      <w:proofErr w:type="spellStart"/>
       <w:r>
         <w:t>notify.SendOrderConfirmation</w:t>
       </w:r>
       <w:proofErr w:type="spellEnd"/>
-      <w:proofErr w:type="gramEnd"/>
       <w:r>
         <w:t>(</w:t>
       </w:r>
       <w:proofErr w:type="spellStart"/>
-      <w:proofErr w:type="gramStart"/>
       <w:r>
         <w:t>customer.Email</w:t>
       </w:r>
       <w:proofErr w:type="spellEnd"/>
-      <w:proofErr w:type="gramEnd"/>
-      <w:r>
-        <w:t>, tracking</w:t>
-      </w:r>
-      <w:proofErr w:type="gramStart"/>
-      <w:r>
-        <w:t>);</w:t>
-      </w:r>
-      <w:proofErr w:type="gramEnd"/>
+      <w:r>
+        <w:t>, tracking);</w:t>
+      </w:r>
     </w:p>
     <w:p>
       <w:r>
@@ -17951,23 +16672,7 @@
           <w:b/>
           <w:bCs/>
         </w:rPr>
-        <w:t xml:space="preserve">Every caller </w:t>
-      </w:r>
-      <w:proofErr w:type="gramStart"/>
-      <w:r>
-        <w:rPr>
-          <w:b/>
-          <w:bCs/>
-        </w:rPr>
-        <w:t>has to</w:t>
-      </w:r>
-      <w:proofErr w:type="gramEnd"/>
-      <w:r>
-        <w:rPr>
-          <w:b/>
-          <w:bCs/>
-        </w:rPr>
-        <w:t xml:space="preserve"> know the whole choreography.</w:t>
+        <w:t>Every caller has to know the whole choreography.</w:t>
       </w:r>
       <w:r>
         <w:t> The order matters. Reserve before charging, charge before shipping, ship before notifying. Get it wrong and you get subtle bugs.</w:t>
@@ -18047,20 +16752,13 @@
         <w:t>var result = _</w:t>
       </w:r>
       <w:proofErr w:type="spellStart"/>
-      <w:proofErr w:type="gramStart"/>
       <w:r>
         <w:t>checkout.PlaceOrder</w:t>
       </w:r>
       <w:proofErr w:type="spellEnd"/>
-      <w:proofErr w:type="gramEnd"/>
-      <w:r>
-        <w:t>(customer, item</w:t>
-      </w:r>
-      <w:proofErr w:type="gramStart"/>
-      <w:r>
-        <w:t>);</w:t>
-      </w:r>
-      <w:proofErr w:type="gramEnd"/>
+      <w:r>
+        <w:t>(customer, item);</w:t>
+      </w:r>
     </w:p>
     <w:p>
       <w:r>
@@ -18349,15 +17047,7 @@
     <w:p>
       <w:r>
         <w:lastRenderedPageBreak/>
-        <w:t xml:space="preserve">If you find that most callers are reaching past the facade, the facade is too </w:t>
-      </w:r>
-      <w:proofErr w:type="gramStart"/>
-      <w:r>
-        <w:t>narrow</w:t>
-      </w:r>
-      <w:proofErr w:type="gramEnd"/>
-      <w:r>
-        <w:t xml:space="preserve"> and you should add methods — not make it stricter.</w:t>
+        <w:t>If you find that most callers are reaching past the facade, the facade is too narrow and you should add methods — not make it stricter.</w:t>
       </w:r>
     </w:p>
     <w:p>
@@ -18398,40 +17088,25 @@
         <w:t>Domain vocabulary.</w:t>
       </w:r>
       <w:r>
-        <w:t xml:space="preserve"> Method names should read in the caller's language, not the </w:t>
-      </w:r>
-      <w:proofErr w:type="gramStart"/>
-      <w:r>
-        <w:t>subsystem's</w:t>
-      </w:r>
-      <w:proofErr w:type="gramEnd"/>
-      <w:r>
-        <w:t>. </w:t>
-      </w:r>
-      <w:proofErr w:type="spellStart"/>
-      <w:proofErr w:type="gramStart"/>
+        <w:t> Method names should read in the caller's language, not the subsystem's. </w:t>
+      </w:r>
+      <w:proofErr w:type="spellStart"/>
       <w:r>
         <w:t>PlaceOrder</w:t>
       </w:r>
       <w:proofErr w:type="spellEnd"/>
       <w:r>
+        <w:t>(customer, item) beats </w:t>
+      </w:r>
+      <w:proofErr w:type="spellStart"/>
+      <w:r>
+        <w:t>ChargeAndShip</w:t>
+      </w:r>
+      <w:proofErr w:type="spellEnd"/>
+      <w:r>
         <w:t>(</w:t>
       </w:r>
-      <w:proofErr w:type="gramEnd"/>
-      <w:r>
-        <w:t>customer, item) beats </w:t>
-      </w:r>
-      <w:proofErr w:type="spellStart"/>
-      <w:proofErr w:type="gramStart"/>
-      <w:r>
-        <w:t>ChargeAndShip</w:t>
-      </w:r>
-      <w:proofErr w:type="spellEnd"/>
-      <w:r>
-        <w:t>(</w:t>
-      </w:r>
-      <w:proofErr w:type="spellStart"/>
-      <w:proofErr w:type="gramEnd"/>
+      <w:proofErr w:type="spellStart"/>
       <w:r>
         <w:t>cardNumber</w:t>
       </w:r>
@@ -18497,15 +17172,7 @@
         <w:t>Cross-cutting concerns absorbed.</w:t>
       </w:r>
       <w:r>
-        <w:t xml:space="preserve"> Logging, rollback, retry, error translation — all handled inside the </w:t>
-      </w:r>
-      <w:proofErr w:type="gramStart"/>
-      <w:r>
-        <w:t>facade</w:t>
-      </w:r>
-      <w:proofErr w:type="gramEnd"/>
-      <w:r>
-        <w:t xml:space="preserve"> so callers don't have to remember.</w:t>
+        <w:t> Logging, rollback, retry, error translation — all handled inside the facade so callers don't have to remember.</w:t>
       </w:r>
     </w:p>
     <w:p>
@@ -18553,17 +17220,8 @@
           <w:b/>
           <w:bCs/>
         </w:rPr>
-        <w:t xml:space="preserve">thin </w:t>
-      </w:r>
-      <w:proofErr w:type="gramStart"/>
-      <w:r>
-        <w:rPr>
-          <w:b/>
-          <w:bCs/>
-        </w:rPr>
-        <w:t>wrapper</w:t>
-      </w:r>
-      <w:proofErr w:type="gramEnd"/>
+        <w:t>thin wrapper</w:t>
+      </w:r>
       <w:r>
         <w:t> and it adds no value — delete it and call the subsystem directly.</w:t>
       </w:r>
@@ -19597,17 +18255,12 @@
         <w:t xml:space="preserve"> — the facade's dependencies are interfaces, injected in. No new </w:t>
       </w:r>
       <w:proofErr w:type="spellStart"/>
-      <w:proofErr w:type="gramStart"/>
       <w:r>
         <w:t>InventoryService</w:t>
       </w:r>
       <w:proofErr w:type="spellEnd"/>
       <w:r>
-        <w:t>(</w:t>
-      </w:r>
-      <w:proofErr w:type="gramEnd"/>
-      <w:r>
-        <w:t>) inside the facade itself.</w:t>
+        <w:t>() inside the facade itself.</w:t>
       </w:r>
     </w:p>
     <w:p>
@@ -19769,15 +18422,7 @@
       </w:r>
       <w:proofErr w:type="spellEnd"/>
       <w:r>
-        <w:t>(</w:t>
-      </w:r>
-      <w:proofErr w:type="gramStart"/>
-      <w:r>
-        <w:t>items[</w:t>
-      </w:r>
-      <w:proofErr w:type="gramEnd"/>
-      <w:r>
-        <w:t>])) that keep the facade's promise while being efficient.</w:t>
+        <w:t>(items[])) that keep the facade's promise while being efficient.</w:t>
       </w:r>
     </w:p>
     <w:p>
@@ -19963,17 +18608,8 @@
           <w:b/>
           <w:bCs/>
         </w:rPr>
-        <w:t xml:space="preserve">large surface </w:t>
-      </w:r>
-      <w:proofErr w:type="gramStart"/>
-      <w:r>
-        <w:rPr>
-          <w:b/>
-          <w:bCs/>
-        </w:rPr>
-        <w:t>area</w:t>
-      </w:r>
-      <w:proofErr w:type="gramEnd"/>
+        <w:t>large surface area</w:t>
+      </w:r>
       <w:r>
         <w:t> and most callers use a small slice of it.</w:t>
       </w:r>
@@ -21365,17 +20001,12 @@
         <w:t xml:space="preserve">decimal </w:t>
       </w:r>
       <w:proofErr w:type="spellStart"/>
-      <w:proofErr w:type="gramStart"/>
       <w:r>
         <w:t>CalculateDiscount</w:t>
       </w:r>
       <w:proofErr w:type="spellEnd"/>
       <w:r>
-        <w:t>(</w:t>
-      </w:r>
-      <w:proofErr w:type="gramEnd"/>
-      <w:r>
-        <w:t xml:space="preserve">decimal subtotal, string </w:t>
+        <w:t xml:space="preserve">(decimal subtotal, string </w:t>
       </w:r>
       <w:proofErr w:type="spellStart"/>
       <w:r>
@@ -21406,118 +20037,69 @@
     </w:p>
     <w:p>
       <w:r>
+        <w:t xml:space="preserve">        return 0m;</w:t>
+      </w:r>
+    </w:p>
+    <w:p>
+      <w:r>
+        <w:t xml:space="preserve">    else if (</w:t>
+      </w:r>
+      <w:proofErr w:type="spellStart"/>
+      <w:r>
+        <w:t>discountType</w:t>
+      </w:r>
+      <w:proofErr w:type="spellEnd"/>
+      <w:r>
+        <w:t xml:space="preserve"> == "percentage")</w:t>
+      </w:r>
+    </w:p>
+    <w:p>
+      <w:r>
+        <w:t xml:space="preserve">        return subtotal * 0.10m;</w:t>
+      </w:r>
+    </w:p>
+    <w:p>
+      <w:r>
+        <w:t xml:space="preserve">    else if (</w:t>
+      </w:r>
+      <w:proofErr w:type="spellStart"/>
+      <w:r>
+        <w:t>discountType</w:t>
+      </w:r>
+      <w:proofErr w:type="spellEnd"/>
+      <w:r>
+        <w:t xml:space="preserve"> == "bulk")</w:t>
+      </w:r>
+    </w:p>
+    <w:p>
+      <w:r>
+        <w:t xml:space="preserve">        return subtotal &gt; 100 ? subtotal * 0.15m : 0m;</w:t>
+      </w:r>
+    </w:p>
+    <w:p>
+      <w:r>
+        <w:t xml:space="preserve">    else if (</w:t>
+      </w:r>
+      <w:proofErr w:type="spellStart"/>
+      <w:r>
+        <w:t>discountType</w:t>
+      </w:r>
+      <w:proofErr w:type="spellEnd"/>
+      <w:r>
+        <w:t xml:space="preserve"> == "loyalty")</w:t>
+      </w:r>
+    </w:p>
+    <w:p>
+      <w:r>
         <w:t xml:space="preserve">        return </w:t>
       </w:r>
-      <w:proofErr w:type="gramStart"/>
-      <w:r>
-        <w:t>0m;</w:t>
-      </w:r>
-      <w:proofErr w:type="gramEnd"/>
-    </w:p>
-    <w:p>
-      <w:r>
-        <w:t xml:space="preserve">    else if (</w:t>
-      </w:r>
-      <w:proofErr w:type="spellStart"/>
-      <w:r>
-        <w:t>discountType</w:t>
-      </w:r>
-      <w:proofErr w:type="spellEnd"/>
-      <w:r>
-        <w:t xml:space="preserve"> == "percentage")</w:t>
-      </w:r>
-    </w:p>
-    <w:p>
-      <w:r>
-        <w:t xml:space="preserve">        return subtotal * 0.</w:t>
-      </w:r>
-      <w:proofErr w:type="gramStart"/>
-      <w:r>
-        <w:t>10m;</w:t>
-      </w:r>
-      <w:proofErr w:type="gramEnd"/>
-    </w:p>
-    <w:p>
-      <w:r>
-        <w:t xml:space="preserve">    else if (</w:t>
-      </w:r>
-      <w:proofErr w:type="spellStart"/>
-      <w:r>
-        <w:t>discountType</w:t>
-      </w:r>
-      <w:proofErr w:type="spellEnd"/>
-      <w:r>
-        <w:t xml:space="preserve"> == "bulk")</w:t>
-      </w:r>
-    </w:p>
-    <w:p>
-      <w:r>
-        <w:t xml:space="preserve">        return subtotal &gt; </w:t>
-      </w:r>
-      <w:proofErr w:type="gramStart"/>
-      <w:r>
-        <w:t>100 ?</w:t>
-      </w:r>
-      <w:proofErr w:type="gramEnd"/>
-      <w:r>
-        <w:t xml:space="preserve"> subtotal * </w:t>
-      </w:r>
-      <w:proofErr w:type="gramStart"/>
-      <w:r>
-        <w:t>0.15m :</w:t>
-      </w:r>
-      <w:proofErr w:type="gramEnd"/>
-      <w:r>
-        <w:t xml:space="preserve"> </w:t>
-      </w:r>
-      <w:proofErr w:type="gramStart"/>
-      <w:r>
-        <w:t>0m;</w:t>
-      </w:r>
-      <w:proofErr w:type="gramEnd"/>
-    </w:p>
-    <w:p>
-      <w:r>
-        <w:t xml:space="preserve">    else if (</w:t>
-      </w:r>
-      <w:proofErr w:type="spellStart"/>
-      <w:r>
-        <w:t>discountType</w:t>
-      </w:r>
-      <w:proofErr w:type="spellEnd"/>
-      <w:r>
-        <w:t xml:space="preserve"> == "loyalty")</w:t>
-      </w:r>
-    </w:p>
-    <w:p>
-      <w:r>
-        <w:t xml:space="preserve">        return </w:t>
-      </w:r>
-      <w:proofErr w:type="spellStart"/>
-      <w:proofErr w:type="gramStart"/>
+      <w:proofErr w:type="spellStart"/>
       <w:r>
         <w:t>customer.LoyaltyTier</w:t>
       </w:r>
       <w:proofErr w:type="spellEnd"/>
-      <w:proofErr w:type="gramEnd"/>
-      <w:r>
-        <w:t xml:space="preserve"> switch </w:t>
-      </w:r>
-      <w:proofErr w:type="gramStart"/>
-      <w:r>
-        <w:t>{ /</w:t>
-      </w:r>
-      <w:proofErr w:type="gramEnd"/>
-      <w:r>
-        <w:t>* ... *</w:t>
-      </w:r>
-      <w:proofErr w:type="gramStart"/>
-      <w:r>
-        <w:t>/ }</w:t>
-      </w:r>
-      <w:proofErr w:type="gramEnd"/>
-      <w:r>
-        <w:t>;</w:t>
+      <w:r>
+        <w:t xml:space="preserve"> switch { /* ... */ };</w:t>
       </w:r>
     </w:p>
     <w:p>
@@ -21534,11 +20116,9 @@
         <w:t>ArgumentException</w:t>
       </w:r>
       <w:proofErr w:type="spellEnd"/>
-      <w:proofErr w:type="gramStart"/>
       <w:r>
         <w:t>(...);</w:t>
       </w:r>
-      <w:proofErr w:type="gramEnd"/>
     </w:p>
     <w:p>
       <w:r>
@@ -21606,15 +20186,7 @@
         <w:t>No test isolation.</w:t>
       </w:r>
       <w:r>
-        <w:t xml:space="preserve"> To test the bulk-discount logic you </w:t>
-      </w:r>
-      <w:proofErr w:type="gramStart"/>
-      <w:r>
-        <w:t>have to</w:t>
-      </w:r>
-      <w:proofErr w:type="gramEnd"/>
-      <w:r>
-        <w:t xml:space="preserve"> call the big method with the right string. The branches aren't independently testable.</w:t>
+        <w:t> To test the bulk-discount logic you have to call the big method with the right string. The branches aren't independently testable.</w:t>
       </w:r>
     </w:p>
     <w:p>
@@ -21642,15 +20214,7 @@
         <w:t>and</w:t>
       </w:r>
       <w:r>
-        <w:t xml:space="preserve"> wherever the string constants come from. Hard to see all discount types </w:t>
-      </w:r>
-      <w:proofErr w:type="gramStart"/>
-      <w:r>
-        <w:t>at a glance</w:t>
-      </w:r>
-      <w:proofErr w:type="gramEnd"/>
-      <w:r>
-        <w:t>.</w:t>
+        <w:t> wherever the string constants come from. Hard to see all discount types at a glance.</w:t>
       </w:r>
     </w:p>
     <w:p>
@@ -21668,7 +20232,6 @@
         <w:t xml:space="preserve">A string parameter is </w:t>
       </w:r>
       <w:proofErr w:type="spellStart"/>
-      <w:proofErr w:type="gramStart"/>
       <w:r>
         <w:rPr>
           <w:b/>
@@ -21682,15 +20245,7 @@
           <w:b/>
           <w:bCs/>
         </w:rPr>
-        <w:t>-typed</w:t>
-      </w:r>
-      <w:proofErr w:type="gramEnd"/>
-      <w:r>
-        <w:rPr>
-          <w:b/>
-          <w:bCs/>
-        </w:rPr>
-        <w:t>.</w:t>
+        <w:t>-typed.</w:t>
       </w:r>
       <w:r>
         <w:t> </w:t>
@@ -21868,15 +20423,7 @@
           </w:tcPr>
           <w:p>
             <w:r>
-              <w:t xml:space="preserve">The contract every algorithm implements. </w:t>
-            </w:r>
-            <w:proofErr w:type="gramStart"/>
-            <w:r>
-              <w:t>Typically</w:t>
-            </w:r>
-            <w:proofErr w:type="gramEnd"/>
-            <w:r>
-              <w:t xml:space="preserve"> one method.</w:t>
+              <w:t>The contract every algorithm implements. Typically one method.</w:t>
             </w:r>
           </w:p>
         </w:tc>
@@ -22062,7 +20609,6 @@
         <w:t xml:space="preserve"> strategy = new </w:t>
       </w:r>
       <w:proofErr w:type="spellStart"/>
-      <w:proofErr w:type="gramStart"/>
       <w:r>
         <w:t>BulkDiscountStrategy</w:t>
       </w:r>
@@ -22070,37 +20616,24 @@
       <w:r>
         <w:t>();</w:t>
       </w:r>
-      <w:proofErr w:type="gramEnd"/>
-    </w:p>
-    <w:p>
-      <w:r>
-        <w:t>var checkout = new Checkout(strategy</w:t>
-      </w:r>
-      <w:proofErr w:type="gramStart"/>
-      <w:r>
-        <w:t>);</w:t>
-      </w:r>
-      <w:proofErr w:type="gramEnd"/>
+    </w:p>
+    <w:p>
+      <w:r>
+        <w:t>var checkout = new Checkout(strategy);</w:t>
+      </w:r>
     </w:p>
     <w:p>
       <w:r>
         <w:t xml:space="preserve">var total = </w:t>
       </w:r>
       <w:proofErr w:type="spellStart"/>
-      <w:proofErr w:type="gramStart"/>
       <w:r>
         <w:t>checkout.CalculateTotal</w:t>
       </w:r>
       <w:proofErr w:type="spellEnd"/>
-      <w:proofErr w:type="gramEnd"/>
-      <w:r>
-        <w:t>(cart</w:t>
-      </w:r>
-      <w:proofErr w:type="gramStart"/>
-      <w:r>
-        <w:t>);</w:t>
-      </w:r>
-      <w:proofErr w:type="gramEnd"/>
+      <w:r>
+        <w:t>(cart);</w:t>
+      </w:r>
     </w:p>
     <w:p>
       <w:r>
@@ -22147,23 +20680,13 @@
     </w:p>
     <w:p>
       <w:r>
-        <w:t>Func&lt;decimal, decimal&gt; discount = subtotal =&gt; subtotal * 0.</w:t>
-      </w:r>
-      <w:proofErr w:type="gramStart"/>
-      <w:r>
-        <w:t>10m;</w:t>
-      </w:r>
-      <w:proofErr w:type="gramEnd"/>
-    </w:p>
-    <w:p>
-      <w:r>
-        <w:t>var total = subtotal - discount(subtotal</w:t>
-      </w:r>
-      <w:proofErr w:type="gramStart"/>
-      <w:r>
-        <w:t>);</w:t>
-      </w:r>
-      <w:proofErr w:type="gramEnd"/>
+        <w:t>Func&lt;decimal, decimal&gt; discount = subtotal =&gt; subtotal * 0.10m;</w:t>
+      </w:r>
+    </w:p>
+    <w:p>
+      <w:r>
+        <w:t>var total = subtotal - discount(subtotal);</w:t>
+      </w:r>
     </w:p>
     <w:p>
       <w:r>
@@ -22683,23 +21206,7 @@
           </w:tcPr>
           <w:p>
             <w:r>
-              <w:t>An event or internal change (e.g. </w:t>
-            </w:r>
-            <w:proofErr w:type="gramStart"/>
-            <w:r>
-              <w:t>Play(</w:t>
-            </w:r>
-            <w:proofErr w:type="gramEnd"/>
-            <w:r>
-              <w:t>), </w:t>
-            </w:r>
-            <w:proofErr w:type="gramStart"/>
-            <w:r>
-              <w:t>Pause(</w:t>
-            </w:r>
-            <w:proofErr w:type="gramEnd"/>
-            <w:r>
-              <w:t>))</w:t>
+              <w:t>An event or internal change (e.g. Play(), Pause())</w:t>
             </w:r>
           </w:p>
         </w:tc>
@@ -23312,15 +21819,7 @@
         <w:t>The context must still pick a strategy somehow.</w:t>
       </w:r>
       <w:r>
-        <w:t xml:space="preserve"> You haven't eliminated the decision; you've moved it. Make sure the new place (usually the composition root or a factory) is </w:t>
-      </w:r>
-      <w:proofErr w:type="gramStart"/>
-      <w:r>
-        <w:t>actually an</w:t>
-      </w:r>
-      <w:proofErr w:type="gramEnd"/>
-      <w:r>
-        <w:t xml:space="preserve"> improvement.</w:t>
+        <w:t> You haven't eliminated the decision; you've moved it. Make sure the new place (usually the composition root or a factory) is actually an improvement.</w:t>
       </w:r>
     </w:p>
     <w:p>
@@ -23411,7 +21910,6 @@
         <w:t> </w:t>
       </w:r>
       <w:proofErr w:type="spellStart"/>
-      <w:proofErr w:type="gramStart"/>
       <w:r>
         <w:t>OrderBy</w:t>
       </w:r>
@@ -23420,7 +21918,6 @@
         <w:t>(</w:t>
       </w:r>
       <w:proofErr w:type="spellStart"/>
-      <w:proofErr w:type="gramEnd"/>
       <w:r>
         <w:t>keySelector</w:t>
       </w:r>
@@ -23434,15 +21931,7 @@
       </w:r>
       <w:proofErr w:type="spellEnd"/>
       <w:r>
-        <w:t xml:space="preserve">&lt;T&gt; you pass is a Strategy. </w:t>
-      </w:r>
-      <w:proofErr w:type="gramStart"/>
-      <w:r>
-        <w:t>Quick-sort</w:t>
-      </w:r>
-      <w:proofErr w:type="gramEnd"/>
-      <w:r>
-        <w:t xml:space="preserve"> is the algorithm; how to </w:t>
+        <w:t>&lt;T&gt; you pass is a Strategy. Quick-sort is the algorithm; how to </w:t>
       </w:r>
       <w:r>
         <w:rPr>
@@ -23593,17 +22082,12 @@
         <w:t xml:space="preserve"> with a single method decimal </w:t>
       </w:r>
       <w:proofErr w:type="spellStart"/>
-      <w:proofErr w:type="gramStart"/>
       <w:r>
         <w:t>CalculateDiscount</w:t>
       </w:r>
       <w:proofErr w:type="spellEnd"/>
       <w:r>
-        <w:t>(</w:t>
-      </w:r>
-      <w:proofErr w:type="gramEnd"/>
-      <w:r>
-        <w:t>Cart cart, Customer customer).</w:t>
+        <w:t>(Cart cart, Customer customer).</w:t>
       </w:r>
     </w:p>
     <w:p>
@@ -23753,17 +22237,12 @@
         </w:numPr>
       </w:pPr>
       <w:proofErr w:type="spellStart"/>
-      <w:proofErr w:type="gramStart"/>
       <w:r>
         <w:t>StrategyDemo</w:t>
       </w:r>
       <w:proofErr w:type="spellEnd"/>
       <w:r>
-        <w:t xml:space="preserve"> :</w:t>
-      </w:r>
-      <w:proofErr w:type="gramEnd"/>
-      <w:r>
-        <w:t xml:space="preserve"> </w:t>
+        <w:t xml:space="preserve"> : </w:t>
       </w:r>
       <w:proofErr w:type="spellStart"/>
       <w:r>
@@ -23857,17 +22336,12 @@
         <w:t xml:space="preserve">decimal </w:t>
       </w:r>
       <w:proofErr w:type="spellStart"/>
-      <w:proofErr w:type="gramStart"/>
       <w:r>
         <w:t>CalculateDiscount</w:t>
       </w:r>
       <w:proofErr w:type="spellEnd"/>
       <w:r>
-        <w:t>(</w:t>
-      </w:r>
-      <w:proofErr w:type="gramEnd"/>
-      <w:r>
-        <w:t xml:space="preserve">decimal subtotal, string </w:t>
+        <w:t xml:space="preserve">(decimal subtotal, string </w:t>
       </w:r>
       <w:proofErr w:type="spellStart"/>
       <w:r>
@@ -23893,21 +22367,8 @@
       </w:r>
       <w:proofErr w:type="spellEnd"/>
       <w:r>
-        <w:t xml:space="preserve"> == "none</w:t>
-      </w:r>
-      <w:proofErr w:type="gramStart"/>
-      <w:r>
-        <w:t xml:space="preserve">")   </w:t>
-      </w:r>
-      <w:proofErr w:type="gramEnd"/>
-      <w:r>
-        <w:t xml:space="preserve">      return </w:t>
-      </w:r>
-      <w:proofErr w:type="gramStart"/>
-      <w:r>
-        <w:t>0m;</w:t>
-      </w:r>
-      <w:proofErr w:type="gramEnd"/>
+        <w:t xml:space="preserve"> == "none")         return 0m;</w:t>
+      </w:r>
     </w:p>
     <w:p>
       <w:r>
@@ -23919,13 +22380,8 @@
       </w:r>
       <w:proofErr w:type="spellEnd"/>
       <w:r>
-        <w:t xml:space="preserve"> == "percentage") return subtotal * 0.</w:t>
-      </w:r>
-      <w:proofErr w:type="gramStart"/>
-      <w:r>
-        <w:t>10m;</w:t>
-      </w:r>
-      <w:proofErr w:type="gramEnd"/>
+        <w:t xml:space="preserve"> == "percentage") return subtotal * 0.10m;</w:t>
+      </w:r>
     </w:p>
     <w:p>
       <w:r>
@@ -23937,37 +22393,8 @@
       </w:r>
       <w:proofErr w:type="spellEnd"/>
       <w:r>
-        <w:t xml:space="preserve"> == "bulk</w:t>
-      </w:r>
-      <w:proofErr w:type="gramStart"/>
-      <w:r>
-        <w:t xml:space="preserve">")   </w:t>
-      </w:r>
-      <w:proofErr w:type="gramEnd"/>
-      <w:r>
-        <w:t xml:space="preserve"> return subtotal &gt; </w:t>
-      </w:r>
-      <w:proofErr w:type="gramStart"/>
-      <w:r>
-        <w:t>100 ?</w:t>
-      </w:r>
-      <w:proofErr w:type="gramEnd"/>
-      <w:r>
-        <w:t xml:space="preserve"> subtotal * </w:t>
-      </w:r>
-      <w:proofErr w:type="gramStart"/>
-      <w:r>
-        <w:t>0.15m :</w:t>
-      </w:r>
-      <w:proofErr w:type="gramEnd"/>
-      <w:r>
-        <w:t xml:space="preserve"> </w:t>
-      </w:r>
-      <w:proofErr w:type="gramStart"/>
-      <w:r>
-        <w:t>0m;</w:t>
-      </w:r>
-      <w:proofErr w:type="gramEnd"/>
+        <w:t xml:space="preserve"> == "bulk")    return subtotal &gt; 100 ? subtotal * 0.15m : 0m;</w:t>
+      </w:r>
     </w:p>
     <w:p>
       <w:r>
@@ -23979,13 +22406,8 @@
       </w:r>
       <w:proofErr w:type="spellEnd"/>
       <w:r>
-        <w:t xml:space="preserve"> == "loyalty") return /* switch on tier ... *</w:t>
-      </w:r>
-      <w:proofErr w:type="gramStart"/>
-      <w:r>
-        <w:t>/;</w:t>
-      </w:r>
-      <w:proofErr w:type="gramEnd"/>
+        <w:t xml:space="preserve"> == "loyalty") return /* switch on tier ... */;</w:t>
+      </w:r>
     </w:p>
     <w:p>
       <w:r>
@@ -23996,11 +22418,9 @@
         <w:t>ArgumentException</w:t>
       </w:r>
       <w:proofErr w:type="spellEnd"/>
-      <w:proofErr w:type="gramStart"/>
       <w:r>
         <w:t>(...);</w:t>
       </w:r>
-      <w:proofErr w:type="gramEnd"/>
     </w:p>
     <w:p>
       <w:r>
@@ -24067,23 +22487,7 @@
         <w:t>Branches aren't independently testable.</w:t>
       </w:r>
       <w:r>
-        <w:t xml:space="preserve"> To exercise the bulk </w:t>
-      </w:r>
-      <w:proofErr w:type="gramStart"/>
-      <w:r>
-        <w:t>logic</w:t>
-      </w:r>
-      <w:proofErr w:type="gramEnd"/>
-      <w:r>
-        <w:t xml:space="preserve"> you </w:t>
-      </w:r>
-      <w:proofErr w:type="gramStart"/>
-      <w:r>
-        <w:t>have to</w:t>
-      </w:r>
-      <w:proofErr w:type="gramEnd"/>
-      <w:r>
-        <w:t xml:space="preserve"> call the big method with the right magic string.</w:t>
+        <w:t> To exercise the bulk logic you have to call the big method with the right magic string.</w:t>
       </w:r>
     </w:p>
     <w:p>
@@ -24482,15 +22886,7 @@
         <w:t>The choice is made at the composition root or injected via the constructor</w:t>
       </w:r>
       <w:r>
-        <w:t xml:space="preserve">, never </w:t>
-      </w:r>
-      <w:proofErr w:type="gramStart"/>
-      <w:r>
-        <w:t>hard-coded</w:t>
-      </w:r>
-      <w:proofErr w:type="gramEnd"/>
-      <w:r>
-        <w:t xml:space="preserve"> inside the context.</w:t>
+        <w:t>, never hard-coded inside the context.</w:t>
       </w:r>
     </w:p>
     <w:p>
@@ -24523,23 +22919,13 @@
         <w:t xml:space="preserve">    decimal </w:t>
       </w:r>
       <w:proofErr w:type="spellStart"/>
-      <w:proofErr w:type="gramStart"/>
       <w:r>
         <w:t>CalculateDiscount</w:t>
       </w:r>
       <w:proofErr w:type="spellEnd"/>
       <w:r>
-        <w:t>(</w:t>
-      </w:r>
-      <w:proofErr w:type="gramEnd"/>
-      <w:r>
-        <w:t>Cart cart, Customer customer</w:t>
-      </w:r>
-      <w:proofErr w:type="gramStart"/>
-      <w:r>
-        <w:t>);</w:t>
-      </w:r>
-      <w:proofErr w:type="gramEnd"/>
+        <w:t>(Cart cart, Customer customer);</w:t>
+      </w:r>
     </w:p>
     <w:p>
       <w:r>
@@ -24552,17 +22938,12 @@
         <w:t xml:space="preserve">class </w:t>
       </w:r>
       <w:proofErr w:type="spellStart"/>
-      <w:proofErr w:type="gramStart"/>
       <w:r>
         <w:t>PercentageDiscountStrategy</w:t>
       </w:r>
       <w:proofErr w:type="spellEnd"/>
       <w:r>
-        <w:t xml:space="preserve"> :</w:t>
-      </w:r>
-      <w:proofErr w:type="gramEnd"/>
-      <w:r>
-        <w:t xml:space="preserve"> </w:t>
+        <w:t xml:space="preserve"> : </w:t>
       </w:r>
       <w:proofErr w:type="spellStart"/>
       <w:r>
@@ -24570,15 +22951,7 @@
       </w:r>
       <w:proofErr w:type="spellEnd"/>
       <w:r>
-        <w:t xml:space="preserve"> </w:t>
-      </w:r>
-      <w:proofErr w:type="gramStart"/>
-      <w:r>
-        <w:t>{ ...</w:t>
-      </w:r>
-      <w:proofErr w:type="gramEnd"/>
-      <w:r>
-        <w:t xml:space="preserve"> }</w:t>
+        <w:t xml:space="preserve"> { ... }</w:t>
       </w:r>
     </w:p>
     <w:p>
@@ -24591,15 +22964,7 @@
       </w:r>
       <w:proofErr w:type="spellEnd"/>
       <w:r>
-        <w:t xml:space="preserve">     </w:t>
-      </w:r>
-      <w:proofErr w:type="gramStart"/>
-      <w:r>
-        <w:t xml:space="preserve">  :</w:t>
-      </w:r>
-      <w:proofErr w:type="gramEnd"/>
-      <w:r>
-        <w:t xml:space="preserve"> </w:t>
+        <w:t xml:space="preserve">       : </w:t>
       </w:r>
       <w:proofErr w:type="spellStart"/>
       <w:r>
@@ -24607,15 +22972,7 @@
       </w:r>
       <w:proofErr w:type="spellEnd"/>
       <w:r>
-        <w:t xml:space="preserve"> </w:t>
-      </w:r>
-      <w:proofErr w:type="gramStart"/>
-      <w:r>
-        <w:t>{ ...</w:t>
-      </w:r>
-      <w:proofErr w:type="gramEnd"/>
-      <w:r>
-        <w:t xml:space="preserve"> }</w:t>
+        <w:t xml:space="preserve"> { ... }</w:t>
       </w:r>
     </w:p>
     <w:p>
@@ -24722,48 +23079,26 @@
         <w:t xml:space="preserve">Func&lt;Cart, Customer, decimal&gt; discount = (cart, _) =&gt; </w:t>
       </w:r>
       <w:proofErr w:type="spellStart"/>
-      <w:proofErr w:type="gramStart"/>
       <w:r>
         <w:t>cart.Subtotal</w:t>
       </w:r>
       <w:proofErr w:type="spellEnd"/>
-      <w:proofErr w:type="gramEnd"/>
-      <w:r>
-        <w:t xml:space="preserve"> * 0.</w:t>
-      </w:r>
-      <w:proofErr w:type="gramStart"/>
-      <w:r>
-        <w:t>10m;</w:t>
-      </w:r>
-      <w:proofErr w:type="gramEnd"/>
+      <w:r>
+        <w:t xml:space="preserve"> * 0.10m;</w:t>
+      </w:r>
     </w:p>
     <w:p>
       <w:r>
         <w:t xml:space="preserve">var total = </w:t>
       </w:r>
       <w:proofErr w:type="spellStart"/>
-      <w:proofErr w:type="gramStart"/>
       <w:r>
         <w:t>cart.Subtotal</w:t>
       </w:r>
       <w:proofErr w:type="spellEnd"/>
-      <w:proofErr w:type="gramEnd"/>
-      <w:r>
-        <w:t xml:space="preserve"> - </w:t>
-      </w:r>
-      <w:proofErr w:type="gramStart"/>
-      <w:r>
-        <w:t>discount(</w:t>
-      </w:r>
-      <w:proofErr w:type="gramEnd"/>
-      <w:r>
-        <w:t>cart, customer</w:t>
-      </w:r>
-      <w:proofErr w:type="gramStart"/>
-      <w:r>
-        <w:t>);</w:t>
-      </w:r>
-      <w:proofErr w:type="gramEnd"/>
+      <w:r>
+        <w:t xml:space="preserve"> - discount(cart, customer);</w:t>
+      </w:r>
     </w:p>
     <w:p>
       <w:r>
@@ -25374,39 +23709,7 @@
           </w:tcPr>
           <w:p>
             <w:r>
-              <w:t xml:space="preserve">Method </w:t>
-            </w:r>
-            <w:proofErr w:type="gramStart"/>
-            <w:r>
-              <w:t>call</w:t>
-            </w:r>
-            <w:proofErr w:type="gramEnd"/>
-            <w:r>
-              <w:t xml:space="preserve"> or internal event (e.g. </w:t>
-            </w:r>
-            <w:proofErr w:type="gramStart"/>
-            <w:r>
-              <w:t>Play(</w:t>
-            </w:r>
-            <w:proofErr w:type="gramEnd"/>
-            <w:r>
-              <w:t>), </w:t>
-            </w:r>
-            <w:proofErr w:type="gramStart"/>
-            <w:r>
-              <w:t>Pause(</w:t>
-            </w:r>
-            <w:proofErr w:type="gramEnd"/>
-            <w:r>
-              <w:t>), </w:t>
-            </w:r>
-            <w:proofErr w:type="gramStart"/>
-            <w:r>
-              <w:t>Ship(</w:t>
-            </w:r>
-            <w:proofErr w:type="gramEnd"/>
-            <w:r>
-              <w:t>)).</w:t>
+              <w:t>Method call or internal event (e.g. Play(), Pause(), Ship()).</w:t>
             </w:r>
           </w:p>
         </w:tc>
@@ -25950,17 +24253,12 @@
         <w:t xml:space="preserve"> new </w:t>
       </w:r>
       <w:proofErr w:type="spellStart"/>
-      <w:proofErr w:type="gramStart"/>
       <w:r>
         <w:t>SomeStrategy</w:t>
       </w:r>
       <w:proofErr w:type="spellEnd"/>
       <w:r>
-        <w:t>(</w:t>
-      </w:r>
-      <w:proofErr w:type="gramEnd"/>
-      <w:r>
-        <w:t>) inside the context defeats half the purpose.</w:t>
+        <w:t>() inside the context defeats half the purpose.</w:t>
       </w:r>
     </w:p>
     <w:p>
@@ -26225,23 +24523,7 @@
         <w:t>The decision doesn't disappear; it moves.</w:t>
       </w:r>
       <w:r>
-        <w:t xml:space="preserve"> You still </w:t>
-      </w:r>
-      <w:proofErr w:type="gramStart"/>
-      <w:r>
-        <w:t>have to</w:t>
-      </w:r>
-      <w:proofErr w:type="gramEnd"/>
-      <w:r>
-        <w:t xml:space="preserve"> pick a strategy somewhere. Strategy moves that decision from "mid-method branching" to "at the composition root" — make sure that move is </w:t>
-      </w:r>
-      <w:proofErr w:type="gramStart"/>
-      <w:r>
-        <w:t>actually an</w:t>
-      </w:r>
-      <w:proofErr w:type="gramEnd"/>
-      <w:r>
-        <w:t xml:space="preserve"> improvement for your situation.</w:t>
+        <w:t> You still have to pick a strategy somewhere. Strategy moves that decision from "mid-method branching" to "at the composition root" — make sure that move is actually an improvement for your situation.</w:t>
       </w:r>
     </w:p>
     <w:p>
@@ -26285,15 +24567,7 @@
       </w:r>
       <w:proofErr w:type="spellEnd"/>
       <w:r>
-        <w:t xml:space="preserve">(params </w:t>
-      </w:r>
-      <w:proofErr w:type="gramStart"/>
-      <w:r>
-        <w:t>object[</w:t>
-      </w:r>
-      <w:proofErr w:type="gramEnd"/>
-      <w:r>
-        <w:t xml:space="preserve">] </w:t>
+        <w:t xml:space="preserve">(params object[] </w:t>
       </w:r>
       <w:proofErr w:type="spellStart"/>
       <w:r>
@@ -26579,7 +24853,6 @@
         <w:t>"Look at the context's method body. It calls _</w:t>
       </w:r>
       <w:proofErr w:type="spellStart"/>
-      <w:proofErr w:type="gramStart"/>
       <w:r>
         <w:rPr>
           <w:i/>
@@ -26588,7 +24861,6 @@
         <w:t>strategy.Execute</w:t>
       </w:r>
       <w:proofErr w:type="spellEnd"/>
-      <w:proofErr w:type="gramEnd"/>
       <w:r>
         <w:rPr>
           <w:i/>
@@ -26630,15 +24902,7 @@
       </w:r>
       <w:r>
         <w:br/>
-        <w:t xml:space="preserve">Structurally they're identical — same interface-plus-implementations-plus-context shape. The difference is intent and who drives the choice. Strategy: the client picks an </w:t>
-      </w:r>
-      <w:proofErr w:type="gramStart"/>
-      <w:r>
-        <w:t>algorithm</w:t>
-      </w:r>
-      <w:proofErr w:type="gramEnd"/>
-      <w:r>
-        <w:t xml:space="preserve"> and it rarely changes for that context. State: the context changes its own state in response to events, each state representing a mode of being.</w:t>
+        <w:t>Structurally they're identical — same interface-plus-implementations-plus-context shape. The difference is intent and who drives the choice. Strategy: the client picks an algorithm and it rarely changes for that context. State: the context changes its own state in response to events, each state representing a mode of being.</w:t>
       </w:r>
     </w:p>
     <w:p>
@@ -26819,15 +25083,7 @@
       </w:r>
       <w:r>
         <w:br/>
-        <w:t xml:space="preserve">A strategy that implements the interface but does nothing (or returns a neutral value — e.g. a zero-discount strategy). It saves callers from </w:t>
-      </w:r>
-      <w:proofErr w:type="gramStart"/>
-      <w:r>
-        <w:t>null-checking</w:t>
-      </w:r>
-      <w:proofErr w:type="gramEnd"/>
-      <w:r>
-        <w:t xml:space="preserve"> the strategy reference. The context can always assume a valid strategy is present.</w:t>
+        <w:t>A strategy that implements the interface but does nothing (or returns a neutral value — e.g. a zero-discount strategy). It saves callers from null-checking the strategy reference. The context can always assume a valid strategy is present.</w:t>
       </w:r>
     </w:p>
     <w:p>
@@ -26904,15 +25160,7 @@
         <w:t>Null Object strategy</w:t>
       </w:r>
       <w:r>
-        <w:t xml:space="preserve"> — a no-op strategy used as a </w:t>
-      </w:r>
-      <w:proofErr w:type="gramStart"/>
-      <w:r>
-        <w:t>default</w:t>
-      </w:r>
-      <w:proofErr w:type="gramEnd"/>
-      <w:r>
-        <w:t xml:space="preserve"> so callers never have to null-check.</w:t>
+        <w:t> — a no-op strategy used as a default so callers never have to null-check.</w:t>
       </w:r>
     </w:p>
     <w:p>
@@ -27549,15 +25797,7 @@
     </w:p>
     <w:p>
       <w:r>
-        <w:t>Concretely: instead of the object having one </w:t>
-      </w:r>
-      <w:proofErr w:type="gramStart"/>
-      <w:r>
-        <w:t>Pay(</w:t>
-      </w:r>
-      <w:proofErr w:type="gramEnd"/>
-      <w:r>
-        <w:t>) method full of if (status == ...) branches, the object holds a reference to a </w:t>
+        <w:t>Concretely: instead of the object having one Pay() method full of if (status == ...) branches, the object holds a reference to a </w:t>
       </w:r>
       <w:r>
         <w:rPr>
@@ -27627,48 +25867,35 @@
       </w:r>
       <w:proofErr w:type="spellEnd"/>
       <w:r>
-        <w:t xml:space="preserve"> _</w:t>
-      </w:r>
-      <w:proofErr w:type="gramStart"/>
-      <w:r>
-        <w:t>status;</w:t>
-      </w:r>
-      <w:proofErr w:type="gramEnd"/>
+        <w:t xml:space="preserve"> _status;</w:t>
+      </w:r>
     </w:p>
     <w:p/>
     <w:p>
       <w:r>
-        <w:t xml:space="preserve">    public void </w:t>
-      </w:r>
-      <w:proofErr w:type="gramStart"/>
-      <w:r>
-        <w:t>Pay(</w:t>
-      </w:r>
-      <w:proofErr w:type="gramEnd"/>
+        <w:t xml:space="preserve">    public void Pay()</w:t>
+      </w:r>
+    </w:p>
+    <w:p>
+      <w:r>
+        <w:t xml:space="preserve">    {</w:t>
+      </w:r>
+    </w:p>
+    <w:p>
+      <w:r>
+        <w:t xml:space="preserve">        if (_status == </w:t>
+      </w:r>
+      <w:proofErr w:type="spellStart"/>
+      <w:r>
+        <w:t>OrderStatus.PendingPayment</w:t>
+      </w:r>
+      <w:proofErr w:type="spellEnd"/>
       <w:r>
         <w:t>)</w:t>
       </w:r>
     </w:p>
     <w:p>
       <w:r>
-        <w:t xml:space="preserve">    {</w:t>
-      </w:r>
-    </w:p>
-    <w:p>
-      <w:r>
-        <w:t xml:space="preserve">        if (_status == </w:t>
-      </w:r>
-      <w:proofErr w:type="spellStart"/>
-      <w:r>
-        <w:t>OrderStatus.PendingPayment</w:t>
-      </w:r>
-      <w:proofErr w:type="spellEnd"/>
-      <w:r>
-        <w:t>)</w:t>
-      </w:r>
-    </w:p>
-    <w:p>
-      <w:r>
         <w:t xml:space="preserve">        {</w:t>
       </w:r>
     </w:p>
@@ -27695,23 +25922,13 @@
         <w:t xml:space="preserve">)   throw new </w:t>
       </w:r>
       <w:proofErr w:type="spellStart"/>
-      <w:proofErr w:type="gramStart"/>
       <w:r>
         <w:t>InvalidOperationException</w:t>
       </w:r>
       <w:proofErr w:type="spellEnd"/>
       <w:r>
-        <w:t>(</w:t>
-      </w:r>
-      <w:proofErr w:type="gramEnd"/>
-      <w:r>
-        <w:t>"already paid"</w:t>
-      </w:r>
-      <w:proofErr w:type="gramStart"/>
-      <w:r>
-        <w:t>);</w:t>
-      </w:r>
-      <w:proofErr w:type="gramEnd"/>
+        <w:t>("already paid");</w:t>
+      </w:r>
     </w:p>
     <w:p>
       <w:r>
@@ -27726,23 +25943,13 @@
         <w:t xml:space="preserve">) throw new </w:t>
       </w:r>
       <w:proofErr w:type="spellStart"/>
-      <w:proofErr w:type="gramStart"/>
       <w:r>
         <w:t>InvalidOperationException</w:t>
       </w:r>
       <w:proofErr w:type="spellEnd"/>
       <w:r>
-        <w:t>(</w:t>
-      </w:r>
-      <w:proofErr w:type="gramEnd"/>
-      <w:r>
-        <w:t>"already shipped"</w:t>
-      </w:r>
-      <w:proofErr w:type="gramStart"/>
-      <w:r>
-        <w:t>);</w:t>
-      </w:r>
-      <w:proofErr w:type="gramEnd"/>
+        <w:t>("already shipped");</w:t>
+      </w:r>
     </w:p>
     <w:p>
       <w:r>
@@ -27762,13 +25969,8 @@
       </w:r>
       <w:proofErr w:type="spellEnd"/>
       <w:r>
-        <w:t>("cancelled"</w:t>
-      </w:r>
-      <w:proofErr w:type="gramStart"/>
-      <w:r>
-        <w:t>);</w:t>
-      </w:r>
-      <w:proofErr w:type="gramEnd"/>
+        <w:t>("cancelled");</w:t>
+      </w:r>
     </w:p>
     <w:p>
       <w:r>
@@ -27784,37 +25986,29 @@
     <w:p/>
     <w:p>
       <w:r>
-        <w:t xml:space="preserve">    public void </w:t>
-      </w:r>
-      <w:proofErr w:type="gramStart"/>
-      <w:r>
-        <w:t>Ship(</w:t>
-      </w:r>
-      <w:proofErr w:type="gramEnd"/>
+        <w:t xml:space="preserve">    public void Ship()</w:t>
+      </w:r>
+    </w:p>
+    <w:p>
+      <w:r>
+        <w:t xml:space="preserve">    {</w:t>
+      </w:r>
+    </w:p>
+    <w:p>
+      <w:r>
+        <w:t xml:space="preserve">        if (_status == </w:t>
+      </w:r>
+      <w:proofErr w:type="spellStart"/>
+      <w:r>
+        <w:t>OrderStatus.Paid</w:t>
+      </w:r>
+      <w:proofErr w:type="spellEnd"/>
       <w:r>
         <w:t>)</w:t>
       </w:r>
     </w:p>
     <w:p>
       <w:r>
-        <w:t xml:space="preserve">    {</w:t>
-      </w:r>
-    </w:p>
-    <w:p>
-      <w:r>
-        <w:t xml:space="preserve">        if (_status == </w:t>
-      </w:r>
-      <w:proofErr w:type="spellStart"/>
-      <w:r>
-        <w:t>OrderStatus.Paid</w:t>
-      </w:r>
-      <w:proofErr w:type="spellEnd"/>
-      <w:r>
-        <w:t>)</w:t>
-      </w:r>
-    </w:p>
-    <w:p>
-      <w:r>
         <w:t xml:space="preserve">        {</w:t>
       </w:r>
     </w:p>
@@ -27841,23 +26035,13 @@
         <w:t xml:space="preserve">) throw new </w:t>
       </w:r>
       <w:proofErr w:type="spellStart"/>
-      <w:proofErr w:type="gramStart"/>
       <w:r>
         <w:t>InvalidOperationException</w:t>
       </w:r>
       <w:proofErr w:type="spellEnd"/>
       <w:r>
-        <w:t>(</w:t>
-      </w:r>
-      <w:proofErr w:type="gramEnd"/>
-      <w:r>
-        <w:t>"not paid"</w:t>
-      </w:r>
-      <w:proofErr w:type="gramStart"/>
-      <w:r>
-        <w:t>);</w:t>
-      </w:r>
-      <w:proofErr w:type="gramEnd"/>
+        <w:t>("not paid");</w:t>
+      </w:r>
     </w:p>
     <w:p>
       <w:r>
@@ -27872,23 +26056,13 @@
         <w:t xml:space="preserve">) throw new </w:t>
       </w:r>
       <w:proofErr w:type="spellStart"/>
-      <w:proofErr w:type="gramStart"/>
       <w:r>
         <w:t>InvalidOperationException</w:t>
       </w:r>
       <w:proofErr w:type="spellEnd"/>
       <w:r>
-        <w:t>(</w:t>
-      </w:r>
-      <w:proofErr w:type="gramEnd"/>
-      <w:r>
-        <w:t>"already shipped"</w:t>
-      </w:r>
-      <w:proofErr w:type="gramStart"/>
-      <w:r>
-        <w:t>);</w:t>
-      </w:r>
-      <w:proofErr w:type="gramEnd"/>
+        <w:t>("already shipped");</w:t>
+      </w:r>
     </w:p>
     <w:p>
       <w:r>
@@ -27903,55 +26077,13 @@
     <w:p/>
     <w:p>
       <w:r>
-        <w:t xml:space="preserve">    public void </w:t>
-      </w:r>
-      <w:proofErr w:type="gramStart"/>
-      <w:r>
-        <w:t>Cancel(</w:t>
-      </w:r>
-      <w:proofErr w:type="gramEnd"/>
-      <w:r>
-        <w:t xml:space="preserve">) </w:t>
-      </w:r>
-      <w:proofErr w:type="gramStart"/>
-      <w:r>
-        <w:t>{ /</w:t>
-      </w:r>
-      <w:proofErr w:type="gramEnd"/>
-      <w:r>
-        <w:t>* yet another four-way branch *</w:t>
-      </w:r>
-      <w:proofErr w:type="gramStart"/>
-      <w:r>
-        <w:t>/ }</w:t>
-      </w:r>
-      <w:proofErr w:type="gramEnd"/>
-    </w:p>
-    <w:p>
-      <w:r>
-        <w:t xml:space="preserve">    public void </w:t>
-      </w:r>
-      <w:proofErr w:type="gramStart"/>
-      <w:r>
-        <w:t>Deliver(</w:t>
-      </w:r>
-      <w:proofErr w:type="gramEnd"/>
-      <w:r>
-        <w:t xml:space="preserve">) </w:t>
-      </w:r>
-      <w:proofErr w:type="gramStart"/>
-      <w:r>
-        <w:t>{ /</w:t>
-      </w:r>
-      <w:proofErr w:type="gramEnd"/>
-      <w:r>
-        <w:t>* yet another *</w:t>
-      </w:r>
-      <w:proofErr w:type="gramStart"/>
-      <w:r>
-        <w:t>/ }</w:t>
-      </w:r>
-      <w:proofErr w:type="gramEnd"/>
+        <w:t xml:space="preserve">    public void Cancel() { /* yet another four-way branch */ }</w:t>
+      </w:r>
+    </w:p>
+    <w:p>
+      <w:r>
+        <w:t xml:space="preserve">    public void Deliver() { /* yet another */ }</w:t>
+      </w:r>
     </w:p>
     <w:p>
       <w:r>
@@ -28036,23 +26168,7 @@
         <w:t>Transitions are scattered.</w:t>
       </w:r>
       <w:r>
-        <w:t> "What happens next after a successful </w:t>
-      </w:r>
-      <w:proofErr w:type="gramStart"/>
-      <w:r>
-        <w:t>Pay(</w:t>
-      </w:r>
-      <w:proofErr w:type="gramEnd"/>
-      <w:r>
-        <w:t>)?" is in the middle of one method; "what happens next after a successful </w:t>
-      </w:r>
-      <w:proofErr w:type="gramStart"/>
-      <w:r>
-        <w:t>Ship(</w:t>
-      </w:r>
-      <w:proofErr w:type="gramEnd"/>
-      <w:r>
-        <w:t>)?" is in the middle of another. No one place tells you the whole lifecycle.</w:t>
+        <w:t> "What happens next after a successful Pay()?" is in the middle of one method; "what happens next after a successful Ship()?" is in the middle of another. No one place tells you the whole lifecycle.</w:t>
       </w:r>
     </w:p>
     <w:p>
@@ -28088,28 +26204,12 @@
         <w:t>Testing is awkward</w:t>
       </w:r>
       <w:r>
-        <w:t xml:space="preserve"> — you can't exercise just the "Paid" behaviour; you </w:t>
-      </w:r>
-      <w:proofErr w:type="gramStart"/>
-      <w:r>
-        <w:t>have to</w:t>
-      </w:r>
-      <w:proofErr w:type="gramEnd"/>
-      <w:r>
-        <w:t xml:space="preserve"> set up the whole object.</w:t>
-      </w:r>
-    </w:p>
-    <w:p>
-      <w:r>
-        <w:t xml:space="preserve">State replaces all that </w:t>
-      </w:r>
-      <w:proofErr w:type="gramStart"/>
-      <w:r>
-        <w:t>with:</w:t>
-      </w:r>
-      <w:proofErr w:type="gramEnd"/>
-      <w:r>
-        <w:t> </w:t>
+        <w:t> — you can't exercise just the "Paid" behaviour; you have to set up the whole object.</w:t>
+      </w:r>
+    </w:p>
+    <w:p>
+      <w:r>
+        <w:t>State replaces all that with: </w:t>
       </w:r>
       <w:r>
         <w:rPr>
@@ -28327,15 +26427,7 @@
           </w:tcPr>
           <w:p>
             <w:r>
-              <w:t xml:space="preserve">Declares the methods whose behaviour varies by state. </w:t>
-            </w:r>
-            <w:proofErr w:type="gramStart"/>
-            <w:r>
-              <w:t>Typically</w:t>
-            </w:r>
-            <w:proofErr w:type="gramEnd"/>
-            <w:r>
-              <w:t xml:space="preserve"> the same methods the context exposes.</w:t>
+              <w:t>Declares the methods whose behaviour varies by state. Typically the same methods the context exposes.</w:t>
             </w:r>
           </w:p>
         </w:tc>
@@ -28446,28 +26538,156 @@
         <w:t>(order) creates a new </w:t>
       </w:r>
       <w:proofErr w:type="spellStart"/>
-      <w:proofErr w:type="gramStart"/>
       <w:r>
         <w:t>ShippedState</w:t>
       </w:r>
       <w:proofErr w:type="spellEnd"/>
       <w:r>
+        <w:t>() and sets it on the order. This is a big difference from Strategy, where strategies are always independent.</w:t>
+      </w:r>
+    </w:p>
+    <w:p>
+      <w:r>
+        <w:t>4. How the context delegates</w:t>
+      </w:r>
+    </w:p>
+    <w:p>
+      <w:r>
+        <w:t>class Order</w:t>
+      </w:r>
+    </w:p>
+    <w:p>
+      <w:r>
+        <w:t>{</w:t>
+      </w:r>
+    </w:p>
+    <w:p>
+      <w:r>
+        <w:t xml:space="preserve">    private </w:t>
+      </w:r>
+      <w:proofErr w:type="spellStart"/>
+      <w:r>
+        <w:t>IOrderState</w:t>
+      </w:r>
+      <w:proofErr w:type="spellEnd"/>
+      <w:r>
+        <w:t xml:space="preserve"> _state;</w:t>
+      </w:r>
+    </w:p>
+    <w:p>
+      <w:r>
+        <w:t xml:space="preserve">    public void </w:t>
+      </w:r>
+      <w:proofErr w:type="spellStart"/>
+      <w:r>
+        <w:t>SetState</w:t>
+      </w:r>
+      <w:proofErr w:type="spellEnd"/>
+      <w:r>
         <w:t>(</w:t>
       </w:r>
-      <w:proofErr w:type="gramEnd"/>
-      <w:r>
-        <w:t>) and sets it on the order. This is a big difference from Strategy, where strategies are always independent.</w:t>
-      </w:r>
-    </w:p>
-    <w:p>
-      <w:r>
-        <w:t>4. How the context delegates</w:t>
-      </w:r>
-    </w:p>
-    <w:p>
-      <w:r>
-        <w:t>class Order</w:t>
-      </w:r>
+      <w:proofErr w:type="spellStart"/>
+      <w:r>
+        <w:t>IOrderState</w:t>
+      </w:r>
+      <w:proofErr w:type="spellEnd"/>
+      <w:r>
+        <w:t xml:space="preserve"> state) =&gt; _state = state;</w:t>
+      </w:r>
+    </w:p>
+    <w:p/>
+    <w:p>
+      <w:r>
+        <w:t xml:space="preserve">    public void Pay()     =&gt; _</w:t>
+      </w:r>
+      <w:proofErr w:type="spellStart"/>
+      <w:r>
+        <w:t>state.Pay</w:t>
+      </w:r>
+      <w:proofErr w:type="spellEnd"/>
+      <w:r>
+        <w:t>(this);</w:t>
+      </w:r>
+    </w:p>
+    <w:p>
+      <w:r>
+        <w:t xml:space="preserve">    public void Ship()    =&gt; _</w:t>
+      </w:r>
+      <w:proofErr w:type="spellStart"/>
+      <w:r>
+        <w:t>state.Ship</w:t>
+      </w:r>
+      <w:proofErr w:type="spellEnd"/>
+      <w:r>
+        <w:t>(this);</w:t>
+      </w:r>
+    </w:p>
+    <w:p>
+      <w:r>
+        <w:t xml:space="preserve">    public void Deliver() =&gt; _</w:t>
+      </w:r>
+      <w:proofErr w:type="spellStart"/>
+      <w:r>
+        <w:t>state.Deliver</w:t>
+      </w:r>
+      <w:proofErr w:type="spellEnd"/>
+      <w:r>
+        <w:t>(this);</w:t>
+      </w:r>
+    </w:p>
+    <w:p>
+      <w:r>
+        <w:t xml:space="preserve">    public void Cancel()  =&gt; _</w:t>
+      </w:r>
+      <w:proofErr w:type="spellStart"/>
+      <w:r>
+        <w:t>state.Cancel</w:t>
+      </w:r>
+      <w:proofErr w:type="spellEnd"/>
+      <w:r>
+        <w:t>(this);</w:t>
+      </w:r>
+    </w:p>
+    <w:p>
+      <w:r>
+        <w:t>}</w:t>
+      </w:r>
+    </w:p>
+    <w:p>
+      <w:r>
+        <w:t>Every public method is a one-liner that forwards to the current state, passing this so the state can transition the context. All the branching — which used to clog the Order class — is gone. The Order itself is now just a thin shell.</w:t>
+      </w:r>
+    </w:p>
+    <w:p>
+      <w:r>
+        <w:t xml:space="preserve">5. What a </w:t>
+      </w:r>
+      <w:proofErr w:type="spellStart"/>
+      <w:r>
+        <w:t>ConcreteState</w:t>
+      </w:r>
+      <w:proofErr w:type="spellEnd"/>
+      <w:r>
+        <w:t xml:space="preserve"> looks like</w:t>
+      </w:r>
+    </w:p>
+    <w:p>
+      <w:r>
+        <w:t xml:space="preserve">class </w:t>
+      </w:r>
+      <w:proofErr w:type="spellStart"/>
+      <w:r>
+        <w:t>PendingPaymentState</w:t>
+      </w:r>
+      <w:proofErr w:type="spellEnd"/>
+      <w:r>
+        <w:t xml:space="preserve"> : </w:t>
+      </w:r>
+      <w:proofErr w:type="spellStart"/>
+      <w:r>
+        <w:t>IOrderState</w:t>
+      </w:r>
+      <w:proofErr w:type="spellEnd"/>
     </w:p>
     <w:p>
       <w:r>
@@ -28476,225 +26696,7 @@
     </w:p>
     <w:p>
       <w:r>
-        <w:t xml:space="preserve">    private </w:t>
-      </w:r>
-      <w:proofErr w:type="spellStart"/>
-      <w:r>
-        <w:t>IOrderState</w:t>
-      </w:r>
-      <w:proofErr w:type="spellEnd"/>
-      <w:r>
-        <w:t xml:space="preserve"> _</w:t>
-      </w:r>
-      <w:proofErr w:type="gramStart"/>
-      <w:r>
-        <w:t>state;</w:t>
-      </w:r>
-      <w:proofErr w:type="gramEnd"/>
-    </w:p>
-    <w:p>
-      <w:r>
-        <w:t xml:space="preserve">    public void </w:t>
-      </w:r>
-      <w:proofErr w:type="spellStart"/>
-      <w:proofErr w:type="gramStart"/>
-      <w:r>
-        <w:t>SetState</w:t>
-      </w:r>
-      <w:proofErr w:type="spellEnd"/>
-      <w:r>
-        <w:t>(</w:t>
-      </w:r>
-      <w:proofErr w:type="spellStart"/>
-      <w:proofErr w:type="gramEnd"/>
-      <w:r>
-        <w:t>IOrderState</w:t>
-      </w:r>
-      <w:proofErr w:type="spellEnd"/>
-      <w:r>
-        <w:t xml:space="preserve"> state) =&gt; _state = </w:t>
-      </w:r>
-      <w:proofErr w:type="gramStart"/>
-      <w:r>
-        <w:t>state;</w:t>
-      </w:r>
-      <w:proofErr w:type="gramEnd"/>
-    </w:p>
-    <w:p/>
-    <w:p>
-      <w:r>
-        <w:t xml:space="preserve">    public void </w:t>
-      </w:r>
-      <w:proofErr w:type="gramStart"/>
-      <w:r>
-        <w:t>Pay(</w:t>
-      </w:r>
-      <w:proofErr w:type="gramEnd"/>
-      <w:r>
-        <w:t>)     =&gt; _</w:t>
-      </w:r>
-      <w:proofErr w:type="spellStart"/>
-      <w:proofErr w:type="gramStart"/>
-      <w:r>
-        <w:t>state.Pay</w:t>
-      </w:r>
-      <w:proofErr w:type="spellEnd"/>
-      <w:proofErr w:type="gramEnd"/>
-      <w:r>
-        <w:t>(this</w:t>
-      </w:r>
-      <w:proofErr w:type="gramStart"/>
-      <w:r>
-        <w:t>);</w:t>
-      </w:r>
-      <w:proofErr w:type="gramEnd"/>
-    </w:p>
-    <w:p>
-      <w:r>
-        <w:t xml:space="preserve">    public void </w:t>
-      </w:r>
-      <w:proofErr w:type="gramStart"/>
-      <w:r>
-        <w:t>Ship(</w:t>
-      </w:r>
-      <w:proofErr w:type="gramEnd"/>
-      <w:r>
-        <w:t>)    =&gt; _</w:t>
-      </w:r>
-      <w:proofErr w:type="spellStart"/>
-      <w:proofErr w:type="gramStart"/>
-      <w:r>
-        <w:t>state.Ship</w:t>
-      </w:r>
-      <w:proofErr w:type="spellEnd"/>
-      <w:proofErr w:type="gramEnd"/>
-      <w:r>
-        <w:t>(this</w:t>
-      </w:r>
-      <w:proofErr w:type="gramStart"/>
-      <w:r>
-        <w:t>);</w:t>
-      </w:r>
-      <w:proofErr w:type="gramEnd"/>
-    </w:p>
-    <w:p>
-      <w:r>
-        <w:t xml:space="preserve">    public void </w:t>
-      </w:r>
-      <w:proofErr w:type="gramStart"/>
-      <w:r>
-        <w:t>Deliver(</w:t>
-      </w:r>
-      <w:proofErr w:type="gramEnd"/>
-      <w:r>
-        <w:t>) =&gt; _</w:t>
-      </w:r>
-      <w:proofErr w:type="spellStart"/>
-      <w:proofErr w:type="gramStart"/>
-      <w:r>
-        <w:t>state.Deliver</w:t>
-      </w:r>
-      <w:proofErr w:type="spellEnd"/>
-      <w:proofErr w:type="gramEnd"/>
-      <w:r>
-        <w:t>(this</w:t>
-      </w:r>
-      <w:proofErr w:type="gramStart"/>
-      <w:r>
-        <w:t>);</w:t>
-      </w:r>
-      <w:proofErr w:type="gramEnd"/>
-    </w:p>
-    <w:p>
-      <w:r>
-        <w:t xml:space="preserve">    public void </w:t>
-      </w:r>
-      <w:proofErr w:type="gramStart"/>
-      <w:r>
-        <w:t>Cancel()  =</w:t>
-      </w:r>
-      <w:proofErr w:type="gramEnd"/>
-      <w:r>
-        <w:t>&gt; _</w:t>
-      </w:r>
-      <w:proofErr w:type="spellStart"/>
-      <w:proofErr w:type="gramStart"/>
-      <w:r>
-        <w:t>state.Cancel</w:t>
-      </w:r>
-      <w:proofErr w:type="spellEnd"/>
-      <w:proofErr w:type="gramEnd"/>
-      <w:r>
-        <w:t>(this</w:t>
-      </w:r>
-      <w:proofErr w:type="gramStart"/>
-      <w:r>
-        <w:t>);</w:t>
-      </w:r>
-      <w:proofErr w:type="gramEnd"/>
-    </w:p>
-    <w:p>
-      <w:r>
-        <w:t>}</w:t>
-      </w:r>
-    </w:p>
-    <w:p>
-      <w:r>
-        <w:t>Every public method is a one-liner that forwards to the current state, passing this so the state can transition the context. All the branching — which used to clog the Order class — is gone. The Order itself is now just a thin shell.</w:t>
-      </w:r>
-    </w:p>
-    <w:p>
-      <w:r>
-        <w:t xml:space="preserve">5. What a </w:t>
-      </w:r>
-      <w:proofErr w:type="spellStart"/>
-      <w:r>
-        <w:t>ConcreteState</w:t>
-      </w:r>
-      <w:proofErr w:type="spellEnd"/>
-      <w:r>
-        <w:t xml:space="preserve"> looks like</w:t>
-      </w:r>
-    </w:p>
-    <w:p>
-      <w:r>
-        <w:t xml:space="preserve">class </w:t>
-      </w:r>
-      <w:proofErr w:type="spellStart"/>
-      <w:proofErr w:type="gramStart"/>
-      <w:r>
-        <w:t>PendingPaymentState</w:t>
-      </w:r>
-      <w:proofErr w:type="spellEnd"/>
-      <w:r>
-        <w:t xml:space="preserve"> :</w:t>
-      </w:r>
-      <w:proofErr w:type="gramEnd"/>
-      <w:r>
-        <w:t xml:space="preserve"> </w:t>
-      </w:r>
-      <w:proofErr w:type="spellStart"/>
-      <w:r>
-        <w:t>IOrderState</w:t>
-      </w:r>
-      <w:proofErr w:type="spellEnd"/>
-    </w:p>
-    <w:p>
-      <w:r>
-        <w:t>{</w:t>
-      </w:r>
-    </w:p>
-    <w:p>
-      <w:r>
-        <w:t xml:space="preserve">    public void </w:t>
-      </w:r>
-      <w:proofErr w:type="gramStart"/>
-      <w:r>
-        <w:t>Pay(</w:t>
-      </w:r>
-      <w:proofErr w:type="gramEnd"/>
-      <w:r>
-        <w:t>Order order)</w:t>
+        <w:t xml:space="preserve">    public void Pay(Order order)</w:t>
       </w:r>
     </w:p>
     <w:p>
@@ -28712,35 +26714,20 @@
         <w:t xml:space="preserve">        </w:t>
       </w:r>
       <w:proofErr w:type="spellStart"/>
-      <w:proofErr w:type="gramStart"/>
       <w:r>
         <w:t>order.SetState</w:t>
       </w:r>
       <w:proofErr w:type="spellEnd"/>
-      <w:proofErr w:type="gramEnd"/>
       <w:r>
         <w:t xml:space="preserve">(new </w:t>
       </w:r>
       <w:proofErr w:type="spellStart"/>
-      <w:proofErr w:type="gramStart"/>
       <w:r>
         <w:t>PaidState</w:t>
       </w:r>
       <w:proofErr w:type="spellEnd"/>
       <w:r>
-        <w:t>(</w:t>
-      </w:r>
-      <w:proofErr w:type="gramEnd"/>
-      <w:r>
-        <w:t>)</w:t>
-      </w:r>
-      <w:proofErr w:type="gramStart"/>
-      <w:r>
-        <w:t xml:space="preserve">);   </w:t>
-      </w:r>
-      <w:proofErr w:type="gramEnd"/>
-      <w:r>
-        <w:t>// &lt;-- transition</w:t>
+        <w:t>());   // &lt;-- transition</w:t>
       </w:r>
     </w:p>
     <w:p>
@@ -28752,15 +26739,7 @@
     <w:p/>
     <w:p>
       <w:r>
-        <w:t xml:space="preserve">    public void </w:t>
-      </w:r>
-      <w:proofErr w:type="gramStart"/>
-      <w:r>
-        <w:t>Ship(</w:t>
-      </w:r>
-      <w:proofErr w:type="gramEnd"/>
-      <w:r>
-        <w:t>Order order)</w:t>
+        <w:t xml:space="preserve">    public void Ship(Order order)</w:t>
       </w:r>
     </w:p>
     <w:p>
@@ -28768,36 +26747,18 @@
         <w:t xml:space="preserve">        =&gt; throw new </w:t>
       </w:r>
       <w:proofErr w:type="spellStart"/>
-      <w:proofErr w:type="gramStart"/>
       <w:r>
         <w:t>InvalidOperationException</w:t>
       </w:r>
       <w:proofErr w:type="spellEnd"/>
       <w:r>
-        <w:t>(</w:t>
-      </w:r>
-      <w:proofErr w:type="gramEnd"/>
-      <w:r>
-        <w:t>"Cannot ship an unpaid order."</w:t>
-      </w:r>
-      <w:proofErr w:type="gramStart"/>
-      <w:r>
-        <w:t>);</w:t>
-      </w:r>
-      <w:proofErr w:type="gramEnd"/>
+        <w:t>("Cannot ship an unpaid order.");</w:t>
+      </w:r>
     </w:p>
     <w:p/>
     <w:p>
       <w:r>
-        <w:t xml:space="preserve">    public void </w:t>
-      </w:r>
-      <w:proofErr w:type="gramStart"/>
-      <w:r>
-        <w:t>Deliver(</w:t>
-      </w:r>
-      <w:proofErr w:type="gramEnd"/>
-      <w:r>
-        <w:t>Order order)</w:t>
+        <w:t xml:space="preserve">    public void Deliver(Order order)</w:t>
       </w:r>
     </w:p>
     <w:p>
@@ -28805,36 +26766,18 @@
         <w:t xml:space="preserve">        =&gt; throw new </w:t>
       </w:r>
       <w:proofErr w:type="spellStart"/>
-      <w:proofErr w:type="gramStart"/>
       <w:r>
         <w:t>InvalidOperationException</w:t>
       </w:r>
       <w:proofErr w:type="spellEnd"/>
       <w:r>
-        <w:t>(</w:t>
-      </w:r>
-      <w:proofErr w:type="gramEnd"/>
-      <w:r>
-        <w:t>"Cannot deliver an unpaid order."</w:t>
-      </w:r>
-      <w:proofErr w:type="gramStart"/>
-      <w:r>
-        <w:t>);</w:t>
-      </w:r>
-      <w:proofErr w:type="gramEnd"/>
+        <w:t>("Cannot deliver an unpaid order.");</w:t>
+      </w:r>
     </w:p>
     <w:p/>
     <w:p>
       <w:r>
-        <w:t xml:space="preserve">    public void </w:t>
-      </w:r>
-      <w:proofErr w:type="gramStart"/>
-      <w:r>
-        <w:t>Cancel(</w:t>
-      </w:r>
-      <w:proofErr w:type="gramEnd"/>
-      <w:r>
-        <w:t>Order order)</w:t>
+        <w:t xml:space="preserve">    public void Cancel(Order order)</w:t>
       </w:r>
     </w:p>
     <w:p>
@@ -28847,33 +26790,21 @@
         <w:t xml:space="preserve">        </w:t>
       </w:r>
       <w:proofErr w:type="spellStart"/>
-      <w:proofErr w:type="gramStart"/>
       <w:r>
         <w:t>order.SetState</w:t>
       </w:r>
       <w:proofErr w:type="spellEnd"/>
-      <w:proofErr w:type="gramEnd"/>
       <w:r>
         <w:t xml:space="preserve">(new </w:t>
       </w:r>
       <w:proofErr w:type="spellStart"/>
-      <w:proofErr w:type="gramStart"/>
       <w:r>
         <w:t>CancelledState</w:t>
       </w:r>
       <w:proofErr w:type="spellEnd"/>
       <w:r>
-        <w:t>(</w:t>
-      </w:r>
-      <w:proofErr w:type="gramEnd"/>
-      <w:r>
-        <w:t>)</w:t>
-      </w:r>
-      <w:proofErr w:type="gramStart"/>
-      <w:r>
-        <w:t>);</w:t>
-      </w:r>
-      <w:proofErr w:type="gramEnd"/>
+        <w:t>());</w:t>
+      </w:r>
     </w:p>
     <w:p>
       <w:r>
@@ -28913,15 +26844,7 @@
       </w:r>
       <w:proofErr w:type="spellEnd"/>
       <w:r>
-        <w:t> knows that a successful </w:t>
-      </w:r>
-      <w:proofErr w:type="gramStart"/>
-      <w:r>
-        <w:t>Ship(</w:t>
-      </w:r>
-      <w:proofErr w:type="gramEnd"/>
-      <w:r>
-        <w:t>) should move to </w:t>
+        <w:t> knows that a successful Ship() should move to </w:t>
       </w:r>
       <w:proofErr w:type="spellStart"/>
       <w:r>
@@ -28983,15 +26906,7 @@
       </w:r>
       <w:proofErr w:type="spellEnd"/>
       <w:r>
-        <w:t xml:space="preserve">, </w:t>
-      </w:r>
-      <w:proofErr w:type="gramStart"/>
-      <w:r>
-        <w:t>calls .Ship</w:t>
-      </w:r>
-      <w:proofErr w:type="gramEnd"/>
-      <w:r>
-        <w:t>(</w:t>
+        <w:t>, calls .Ship(</w:t>
       </w:r>
       <w:proofErr w:type="spellStart"/>
       <w:r>
@@ -29640,15 +27555,7 @@
     </w:p>
     <w:p>
       <w:r>
-        <w:t xml:space="preserve">Some </w:t>
-      </w:r>
-      <w:proofErr w:type="gramStart"/>
-      <w:r>
-        <w:t>pushback</w:t>
-      </w:r>
-      <w:proofErr w:type="gramEnd"/>
-      <w:r>
-        <w:t xml:space="preserve"> your manager might offer: </w:t>
+        <w:t>Some pushback your manager might offer: </w:t>
       </w:r>
       <w:r>
         <w:rPr>
@@ -30201,17 +28108,12 @@
         <w:t xml:space="preserve"> — looser than Strategy. States are often constructed inline by other states (new </w:t>
       </w:r>
       <w:proofErr w:type="spellStart"/>
-      <w:proofErr w:type="gramStart"/>
       <w:r>
         <w:t>PaidState</w:t>
       </w:r>
       <w:proofErr w:type="spellEnd"/>
       <w:r>
-        <w:t>(</w:t>
-      </w:r>
-      <w:proofErr w:type="gramEnd"/>
-      <w:r>
-        <w:t>)) rather than injected. In DI-heavy codebases, you sometimes inject a </w:t>
+        <w:t>()) rather than injected. In DI-heavy codebases, you sometimes inject a </w:t>
       </w:r>
       <w:r>
         <w:rPr>
@@ -30403,27 +28305,20 @@
         <w:t xml:space="preserve"> stops a careless developer from writing </w:t>
       </w:r>
       <w:proofErr w:type="spellStart"/>
-      <w:proofErr w:type="gramStart"/>
       <w:r>
         <w:t>order.SetState</w:t>
       </w:r>
       <w:proofErr w:type="spellEnd"/>
-      <w:proofErr w:type="gramEnd"/>
       <w:r>
         <w:t xml:space="preserve">(new </w:t>
       </w:r>
       <w:proofErr w:type="spellStart"/>
-      <w:proofErr w:type="gramStart"/>
       <w:r>
         <w:t>ShippedState</w:t>
       </w:r>
       <w:proofErr w:type="spellEnd"/>
       <w:r>
-        <w:t>(</w:t>
-      </w:r>
-      <w:proofErr w:type="gramEnd"/>
-      <w:r>
-        <w:t>)) from within </w:t>
+        <w:t>()) from within </w:t>
       </w:r>
       <w:proofErr w:type="spellStart"/>
       <w:r>
@@ -30631,15 +28526,7 @@
       </w:r>
       <w:proofErr w:type="spellEnd"/>
       <w:r>
-        <w:t> — the initial state. Accepts Pay → </w:t>
-      </w:r>
-      <w:proofErr w:type="gramStart"/>
-      <w:r>
-        <w:t>Paid, or</w:t>
-      </w:r>
-      <w:proofErr w:type="gramEnd"/>
-      <w:r>
-        <w:t> Cancel → Cancelled. Rejects Ship and Deliver.</w:t>
+        <w:t> — the initial state. Accepts Pay → Paid, or Cancel → Cancelled. Rejects Ship and Deliver.</w:t>
       </w:r>
     </w:p>
     <w:p>
@@ -30655,15 +28542,7 @@
       </w:r>
       <w:proofErr w:type="spellEnd"/>
       <w:r>
-        <w:t> — accepts Ship → </w:t>
-      </w:r>
-      <w:proofErr w:type="gramStart"/>
-      <w:r>
-        <w:t>Shipped, or</w:t>
-      </w:r>
-      <w:proofErr w:type="gramEnd"/>
-      <w:r>
-        <w:t> Cancel → Cancelled (with a refund line in the log). Rejects re-payment, rejects Deliver.</w:t>
+        <w:t> — accepts Ship → Shipped, or Cancel → Cancelled (with a refund line in the log). Rejects re-payment, rejects Deliver.</w:t>
       </w:r>
     </w:p>
     <w:p>
@@ -30734,13 +28613,8 @@
           <w:numId w:val="84"/>
         </w:numPr>
       </w:pPr>
-      <w:proofErr w:type="gramStart"/>
-      <w:r>
-        <w:t>Pay(</w:t>
-      </w:r>
-      <w:proofErr w:type="gramEnd"/>
-      <w:r>
-        <w:t>Order)</w:t>
+      <w:r>
+        <w:t>Pay(Order)</w:t>
       </w:r>
     </w:p>
     <w:p>
@@ -30750,13 +28624,8 @@
           <w:numId w:val="84"/>
         </w:numPr>
       </w:pPr>
-      <w:proofErr w:type="gramStart"/>
-      <w:r>
-        <w:t>Ship(</w:t>
-      </w:r>
-      <w:proofErr w:type="gramEnd"/>
-      <w:r>
-        <w:t>Order)</w:t>
+      <w:r>
+        <w:t>Ship(Order)</w:t>
       </w:r>
     </w:p>
     <w:p>
@@ -30766,13 +28635,8 @@
           <w:numId w:val="84"/>
         </w:numPr>
       </w:pPr>
-      <w:proofErr w:type="gramStart"/>
-      <w:r>
-        <w:t>Deliver(</w:t>
-      </w:r>
-      <w:proofErr w:type="gramEnd"/>
-      <w:r>
-        <w:t>Order)</w:t>
+      <w:r>
+        <w:t>Deliver(Order)</w:t>
       </w:r>
     </w:p>
     <w:p>
@@ -30782,13 +28646,8 @@
           <w:numId w:val="84"/>
         </w:numPr>
       </w:pPr>
-      <w:proofErr w:type="gramStart"/>
-      <w:r>
-        <w:t>Cancel(</w:t>
-      </w:r>
-      <w:proofErr w:type="gramEnd"/>
-      <w:r>
-        <w:t>Order)</w:t>
+      <w:r>
+        <w:t>Cancel(Order)</w:t>
       </w:r>
     </w:p>
     <w:p>
@@ -30834,7 +28693,6 @@
         <w:t> in its constructor), exposes the four public methods (each delegating to the state), exposes a </w:t>
       </w:r>
       <w:proofErr w:type="spellStart"/>
-      <w:proofErr w:type="gramStart"/>
       <w:r>
         <w:t>SetState</w:t>
       </w:r>
@@ -30843,7 +28701,6 @@
         <w:t>(</w:t>
       </w:r>
       <w:proofErr w:type="spellStart"/>
-      <w:proofErr w:type="gramEnd"/>
       <w:r>
         <w:t>IOrderState</w:t>
       </w:r>
@@ -30857,17 +28714,12 @@
         <w:t>Demo (</w:t>
       </w:r>
       <w:proofErr w:type="spellStart"/>
-      <w:proofErr w:type="gramStart"/>
       <w:r>
         <w:t>StateDemo</w:t>
       </w:r>
       <w:proofErr w:type="spellEnd"/>
       <w:r>
-        <w:t xml:space="preserve"> :</w:t>
-      </w:r>
-      <w:proofErr w:type="gramEnd"/>
-      <w:r>
-        <w:t xml:space="preserve"> </w:t>
+        <w:t xml:space="preserve"> : </w:t>
       </w:r>
       <w:proofErr w:type="spellStart"/>
       <w:r>
@@ -31015,15 +28867,7 @@
         <w:t>one class per state</w:t>
       </w:r>
       <w:r>
-        <w:t xml:space="preserve">. The object holds a reference to the current </w:t>
-      </w:r>
-      <w:proofErr w:type="gramStart"/>
-      <w:r>
-        <w:t>state;</w:t>
-      </w:r>
-      <w:proofErr w:type="gramEnd"/>
-      <w:r>
-        <w:t xml:space="preserve"> every public method delegates to that reference. When the state changes, a different class handles subsequent calls — same method names, different behaviour.</w:t>
+        <w:t>. The object holds a reference to the current state; every public method delegates to that reference. When the state changes, a different class handles subsequent calls — same method names, different behaviour.</w:t>
       </w:r>
     </w:p>
     <w:p>
@@ -31076,15 +28920,7 @@
         <w:t>order</w:t>
       </w:r>
       <w:r>
-        <w:t xml:space="preserve"> moves through Pending → Paid → Shipped → Delivered (or </w:t>
-      </w:r>
-      <w:proofErr w:type="gramStart"/>
-      <w:r>
-        <w:t>Cancelled</w:t>
-      </w:r>
-      <w:proofErr w:type="gramEnd"/>
-      <w:r>
-        <w:t>).</w:t>
+        <w:t> moves through Pending → Paid → Shipped → Delivered (or Cancelled).</w:t>
       </w:r>
     </w:p>
     <w:p>
@@ -31220,26 +29056,13 @@
       </w:r>
       <w:proofErr w:type="spellEnd"/>
       <w:r>
-        <w:t xml:space="preserve"> _</w:t>
-      </w:r>
-      <w:proofErr w:type="gramStart"/>
-      <w:r>
-        <w:t>status;</w:t>
-      </w:r>
-      <w:proofErr w:type="gramEnd"/>
+        <w:t xml:space="preserve"> _status;</w:t>
+      </w:r>
     </w:p>
     <w:p/>
     <w:p>
       <w:r>
-        <w:t xml:space="preserve">    public void </w:t>
-      </w:r>
-      <w:proofErr w:type="gramStart"/>
-      <w:r>
-        <w:t>Pay(</w:t>
-      </w:r>
-      <w:proofErr w:type="gramEnd"/>
-      <w:r>
-        <w:t>)</w:t>
+        <w:t xml:space="preserve">    public void Pay()</w:t>
       </w:r>
     </w:p>
     <w:p>
@@ -31257,21 +29080,8 @@
       </w:r>
       <w:proofErr w:type="spellEnd"/>
       <w:r>
-        <w:t xml:space="preserve">) </w:t>
-      </w:r>
-      <w:proofErr w:type="gramStart"/>
-      <w:r>
-        <w:t>{ /</w:t>
-      </w:r>
-      <w:proofErr w:type="gramEnd"/>
-      <w:r>
-        <w:t>* charge, transition *</w:t>
-      </w:r>
-      <w:proofErr w:type="gramStart"/>
-      <w:r>
-        <w:t>/ }</w:t>
-      </w:r>
-      <w:proofErr w:type="gramEnd"/>
+        <w:t>) { /* charge, transition */ }</w:t>
+      </w:r>
     </w:p>
     <w:p>
       <w:r>
@@ -31283,13 +29093,8 @@
       </w:r>
       <w:proofErr w:type="spellEnd"/>
       <w:r>
-        <w:t xml:space="preserve">)      throw </w:t>
-      </w:r>
-      <w:proofErr w:type="gramStart"/>
-      <w:r>
-        <w:t>...;</w:t>
-      </w:r>
-      <w:proofErr w:type="gramEnd"/>
+        <w:t>)      throw ...;</w:t>
+      </w:r>
     </w:p>
     <w:p>
       <w:r>
@@ -31301,13 +29106,8 @@
       </w:r>
       <w:proofErr w:type="spellEnd"/>
       <w:r>
-        <w:t xml:space="preserve">)   throw </w:t>
-      </w:r>
-      <w:proofErr w:type="gramStart"/>
-      <w:r>
-        <w:t>...;</w:t>
-      </w:r>
-      <w:proofErr w:type="gramEnd"/>
+        <w:t>)   throw ...;</w:t>
+      </w:r>
     </w:p>
     <w:p>
       <w:r>
@@ -31320,13 +29120,8 @@
       </w:r>
       <w:proofErr w:type="spellEnd"/>
       <w:r>
-        <w:t xml:space="preserve">) throw </w:t>
-      </w:r>
-      <w:proofErr w:type="gramStart"/>
-      <w:r>
-        <w:t>...;</w:t>
-      </w:r>
-      <w:proofErr w:type="gramEnd"/>
+        <w:t>) throw ...;</w:t>
+      </w:r>
     </w:p>
     <w:p>
       <w:r>
@@ -31336,81 +29131,18 @@
     <w:p/>
     <w:p>
       <w:r>
-        <w:t xml:space="preserve">    public void </w:t>
-      </w:r>
-      <w:proofErr w:type="gramStart"/>
-      <w:r>
-        <w:t>Ship(</w:t>
-      </w:r>
-      <w:proofErr w:type="gramEnd"/>
-      <w:r>
-        <w:t xml:space="preserve">) </w:t>
-      </w:r>
-      <w:proofErr w:type="gramStart"/>
-      <w:r>
-        <w:t>{ /</w:t>
-      </w:r>
-      <w:proofErr w:type="gramEnd"/>
-      <w:r>
-        <w:t>* another four-branch switch *</w:t>
-      </w:r>
-      <w:proofErr w:type="gramStart"/>
-      <w:r>
-        <w:t>/ }</w:t>
-      </w:r>
-      <w:proofErr w:type="gramEnd"/>
-    </w:p>
-    <w:p>
-      <w:r>
-        <w:t xml:space="preserve">    public void </w:t>
-      </w:r>
-      <w:proofErr w:type="gramStart"/>
-      <w:r>
-        <w:t>Deliver(</w:t>
-      </w:r>
-      <w:proofErr w:type="gramEnd"/>
-      <w:r>
-        <w:t xml:space="preserve">) </w:t>
-      </w:r>
-      <w:proofErr w:type="gramStart"/>
-      <w:r>
-        <w:t>{ /</w:t>
-      </w:r>
-      <w:proofErr w:type="gramEnd"/>
-      <w:r>
-        <w:t>* another *</w:t>
-      </w:r>
-      <w:proofErr w:type="gramStart"/>
-      <w:r>
-        <w:t>/ }</w:t>
-      </w:r>
-      <w:proofErr w:type="gramEnd"/>
-    </w:p>
-    <w:p>
-      <w:r>
-        <w:t xml:space="preserve">    public void </w:t>
-      </w:r>
-      <w:proofErr w:type="gramStart"/>
-      <w:r>
-        <w:t>Cancel(</w:t>
-      </w:r>
-      <w:proofErr w:type="gramEnd"/>
-      <w:r>
-        <w:t xml:space="preserve">) </w:t>
-      </w:r>
-      <w:proofErr w:type="gramStart"/>
-      <w:r>
-        <w:t>{ /</w:t>
-      </w:r>
-      <w:proofErr w:type="gramEnd"/>
-      <w:r>
-        <w:t>* another *</w:t>
-      </w:r>
-      <w:proofErr w:type="gramStart"/>
-      <w:r>
-        <w:t>/ }</w:t>
-      </w:r>
-      <w:proofErr w:type="gramEnd"/>
+        <w:t xml:space="preserve">    public void Ship() { /* another four-branch switch */ }</w:t>
+      </w:r>
+    </w:p>
+    <w:p>
+      <w:r>
+        <w:t xml:space="preserve">    public void Deliver() { /* another */ }</w:t>
+      </w:r>
+    </w:p>
+    <w:p>
+      <w:r>
+        <w:t xml:space="preserve">    public void Cancel() { /* another */ }</w:t>
+      </w:r>
     </w:p>
     <w:p>
       <w:r>
@@ -31487,23 +29219,7 @@
         <w:t>Transitions are scattered.</w:t>
       </w:r>
       <w:r>
-        <w:t> "What happens next after a successful </w:t>
-      </w:r>
-      <w:proofErr w:type="gramStart"/>
-      <w:r>
-        <w:t>Pay(</w:t>
-      </w:r>
-      <w:proofErr w:type="gramEnd"/>
-      <w:r>
-        <w:t>)?" sits buried in one method; "what happens next after </w:t>
-      </w:r>
-      <w:proofErr w:type="gramStart"/>
-      <w:r>
-        <w:t>Ship(</w:t>
-      </w:r>
-      <w:proofErr w:type="gramEnd"/>
-      <w:r>
-        <w:t>)?" in another. No one place shows the whole lifecycle.</w:t>
+        <w:t> "What happens next after a successful Pay()?" sits buried in one method; "what happens next after Ship()?" in another. No one place shows the whole lifecycle.</w:t>
       </w:r>
     </w:p>
     <w:p>
@@ -31539,28 +29255,12 @@
         <w:t>Testing each state's behaviour is awkward</w:t>
       </w:r>
       <w:r>
-        <w:t xml:space="preserve"> — you </w:t>
-      </w:r>
-      <w:proofErr w:type="gramStart"/>
-      <w:r>
-        <w:t>have to</w:t>
-      </w:r>
-      <w:proofErr w:type="gramEnd"/>
-      <w:r>
-        <w:t xml:space="preserve"> set up the whole object with the right internal flag to exercise one branch.</w:t>
-      </w:r>
-    </w:p>
-    <w:p>
-      <w:r>
-        <w:t xml:space="preserve">State replaces all of that </w:t>
-      </w:r>
-      <w:proofErr w:type="gramStart"/>
-      <w:r>
-        <w:t>with:</w:t>
-      </w:r>
-      <w:proofErr w:type="gramEnd"/>
-      <w:r>
-        <w:t> </w:t>
+        <w:t> — you have to set up the whole object with the right internal flag to exercise one branch.</w:t>
+      </w:r>
+    </w:p>
+    <w:p>
+      <w:r>
+        <w:t>State replaces all of that with: </w:t>
       </w:r>
       <w:r>
         <w:rPr>
@@ -31704,15 +29404,7 @@
           </w:tcPr>
           <w:p>
             <w:r>
-              <w:t xml:space="preserve">The object whose behaviour changes (e.g. Order). Holds a reference to the current state, exposes the public API, exposes </w:t>
-            </w:r>
-            <w:proofErr w:type="gramStart"/>
-            <w:r>
-              <w:t>a method states</w:t>
-            </w:r>
-            <w:proofErr w:type="gramEnd"/>
-            <w:r>
-              <w:t xml:space="preserve"> use to transition it.</w:t>
+              <w:t>The object whose behaviour changes (e.g. Order). Holds a reference to the current state, exposes the public API, exposes a method states use to transition it.</w:t>
             </w:r>
           </w:p>
         </w:tc>
@@ -31777,15 +29469,7 @@
           </w:tcPr>
           <w:p>
             <w:r>
-              <w:t xml:space="preserve">Declares the methods whose behaviour varies by state. </w:t>
-            </w:r>
-            <w:proofErr w:type="gramStart"/>
-            <w:r>
-              <w:t>Typically</w:t>
-            </w:r>
-            <w:proofErr w:type="gramEnd"/>
-            <w:r>
-              <w:t xml:space="preserve"> the same methods the context exposes.</w:t>
+              <w:t>Declares the methods whose behaviour varies by state. Typically the same methods the context exposes.</w:t>
             </w:r>
           </w:p>
         </w:tc>
@@ -31888,17 +29572,12 @@
         <w:t>(order) constructs a new </w:t>
       </w:r>
       <w:proofErr w:type="spellStart"/>
-      <w:proofErr w:type="gramStart"/>
       <w:r>
         <w:t>ShippedState</w:t>
       </w:r>
       <w:proofErr w:type="spellEnd"/>
       <w:r>
-        <w:t>(</w:t>
-      </w:r>
-      <w:proofErr w:type="gramEnd"/>
-      <w:r>
-        <w:t>) and sets it on the order. This is a fundamental difference from Strategy, where alternatives are always independent.</w:t>
+        <w:t>() and sets it on the order. This is a fundamental difference from Strategy, where alternatives are always independent.</w:t>
       </w:r>
     </w:p>
     <w:p>
@@ -31927,20 +29606,14 @@
       </w:r>
       <w:proofErr w:type="spellEnd"/>
       <w:r>
-        <w:t xml:space="preserve"> _</w:t>
-      </w:r>
-      <w:proofErr w:type="gramStart"/>
-      <w:r>
-        <w:t>state;</w:t>
-      </w:r>
-      <w:proofErr w:type="gramEnd"/>
+        <w:t xml:space="preserve"> _state;</w:t>
+      </w:r>
     </w:p>
     <w:p>
       <w:r>
         <w:t xml:space="preserve">    public void </w:t>
       </w:r>
       <w:proofErr w:type="spellStart"/>
-      <w:proofErr w:type="gramStart"/>
       <w:r>
         <w:t>SetState</w:t>
       </w:r>
@@ -31949,132 +29622,66 @@
         <w:t>(</w:t>
       </w:r>
       <w:proofErr w:type="spellStart"/>
-      <w:proofErr w:type="gramEnd"/>
       <w:r>
         <w:t>IOrderState</w:t>
       </w:r>
       <w:proofErr w:type="spellEnd"/>
       <w:r>
-        <w:t xml:space="preserve"> state) =&gt; _state = </w:t>
-      </w:r>
-      <w:proofErr w:type="gramStart"/>
-      <w:r>
-        <w:t>state;</w:t>
-      </w:r>
-      <w:proofErr w:type="gramEnd"/>
+        <w:t xml:space="preserve"> state) =&gt; _state = state;</w:t>
+      </w:r>
     </w:p>
     <w:p/>
     <w:p>
       <w:r>
-        <w:t xml:space="preserve">    public void </w:t>
-      </w:r>
-      <w:proofErr w:type="gramStart"/>
-      <w:r>
-        <w:t>Pay(</w:t>
-      </w:r>
-      <w:proofErr w:type="gramEnd"/>
-      <w:r>
-        <w:t>)     =&gt; _</w:t>
-      </w:r>
-      <w:proofErr w:type="spellStart"/>
-      <w:proofErr w:type="gramStart"/>
+        <w:t xml:space="preserve">    public void Pay()     =&gt; _</w:t>
+      </w:r>
+      <w:proofErr w:type="spellStart"/>
       <w:r>
         <w:t>state.Pay</w:t>
       </w:r>
       <w:proofErr w:type="spellEnd"/>
-      <w:proofErr w:type="gramEnd"/>
-      <w:r>
-        <w:t>(this</w:t>
-      </w:r>
-      <w:proofErr w:type="gramStart"/>
-      <w:r>
-        <w:t>);</w:t>
-      </w:r>
-      <w:proofErr w:type="gramEnd"/>
-    </w:p>
-    <w:p>
-      <w:r>
-        <w:t xml:space="preserve">    public void </w:t>
-      </w:r>
-      <w:proofErr w:type="gramStart"/>
-      <w:r>
-        <w:t>Ship(</w:t>
-      </w:r>
-      <w:proofErr w:type="gramEnd"/>
-      <w:r>
-        <w:t>)    =&gt; _</w:t>
-      </w:r>
-      <w:proofErr w:type="spellStart"/>
-      <w:proofErr w:type="gramStart"/>
+      <w:r>
+        <w:t>(this);</w:t>
+      </w:r>
+    </w:p>
+    <w:p>
+      <w:r>
+        <w:t xml:space="preserve">    public void Ship()    =&gt; _</w:t>
+      </w:r>
+      <w:proofErr w:type="spellStart"/>
       <w:r>
         <w:t>state.Ship</w:t>
       </w:r>
       <w:proofErr w:type="spellEnd"/>
-      <w:proofErr w:type="gramEnd"/>
-      <w:r>
-        <w:t>(this</w:t>
-      </w:r>
-      <w:proofErr w:type="gramStart"/>
-      <w:r>
-        <w:t>);</w:t>
-      </w:r>
-      <w:proofErr w:type="gramEnd"/>
-    </w:p>
-    <w:p>
-      <w:r>
-        <w:t xml:space="preserve">    public void </w:t>
-      </w:r>
-      <w:proofErr w:type="gramStart"/>
-      <w:r>
-        <w:t>Deliver(</w:t>
-      </w:r>
-      <w:proofErr w:type="gramEnd"/>
-      <w:r>
-        <w:t>) =&gt; _</w:t>
-      </w:r>
-      <w:proofErr w:type="spellStart"/>
-      <w:proofErr w:type="gramStart"/>
+      <w:r>
+        <w:t>(this);</w:t>
+      </w:r>
+    </w:p>
+    <w:p>
+      <w:r>
+        <w:t xml:space="preserve">    public void Deliver() =&gt; _</w:t>
+      </w:r>
+      <w:proofErr w:type="spellStart"/>
       <w:r>
         <w:t>state.Deliver</w:t>
       </w:r>
       <w:proofErr w:type="spellEnd"/>
-      <w:proofErr w:type="gramEnd"/>
-      <w:r>
-        <w:t>(this</w:t>
-      </w:r>
-      <w:proofErr w:type="gramStart"/>
-      <w:r>
-        <w:t>);</w:t>
-      </w:r>
-      <w:proofErr w:type="gramEnd"/>
-    </w:p>
-    <w:p>
-      <w:r>
-        <w:t xml:space="preserve">    public void </w:t>
-      </w:r>
-      <w:proofErr w:type="gramStart"/>
-      <w:r>
-        <w:t>Cancel()  =</w:t>
-      </w:r>
-      <w:proofErr w:type="gramEnd"/>
-      <w:r>
-        <w:t>&gt; _</w:t>
-      </w:r>
-      <w:proofErr w:type="spellStart"/>
-      <w:proofErr w:type="gramStart"/>
+      <w:r>
+        <w:t>(this);</w:t>
+      </w:r>
+    </w:p>
+    <w:p>
+      <w:r>
+        <w:t xml:space="preserve">    public void Cancel()  =&gt; _</w:t>
+      </w:r>
+      <w:proofErr w:type="spellStart"/>
       <w:r>
         <w:t>state.Cancel</w:t>
       </w:r>
       <w:proofErr w:type="spellEnd"/>
-      <w:proofErr w:type="gramEnd"/>
-      <w:r>
-        <w:t>(this</w:t>
-      </w:r>
-      <w:proofErr w:type="gramStart"/>
-      <w:r>
-        <w:t>);</w:t>
-      </w:r>
-      <w:proofErr w:type="gramEnd"/>
+      <w:r>
+        <w:t>(this);</w:t>
+      </w:r>
     </w:p>
     <w:p>
       <w:r>
@@ -32114,17 +29721,12 @@
         <w:t xml:space="preserve">class </w:t>
       </w:r>
       <w:proofErr w:type="spellStart"/>
-      <w:proofErr w:type="gramStart"/>
       <w:r>
         <w:t>PendingPaymentState</w:t>
       </w:r>
       <w:proofErr w:type="spellEnd"/>
       <w:r>
-        <w:t xml:space="preserve"> :</w:t>
-      </w:r>
-      <w:proofErr w:type="gramEnd"/>
-      <w:r>
-        <w:t xml:space="preserve"> </w:t>
+        <w:t xml:space="preserve"> : </w:t>
       </w:r>
       <w:proofErr w:type="spellStart"/>
       <w:r>
@@ -32139,15 +29741,7 @@
     </w:p>
     <w:p>
       <w:r>
-        <w:t xml:space="preserve">    public void </w:t>
-      </w:r>
-      <w:proofErr w:type="gramStart"/>
-      <w:r>
-        <w:t>Pay(</w:t>
-      </w:r>
-      <w:proofErr w:type="gramEnd"/>
-      <w:r>
-        <w:t>Order order)</w:t>
+        <w:t xml:space="preserve">    public void Pay(Order order)</w:t>
       </w:r>
     </w:p>
     <w:p>
@@ -32165,35 +29759,20 @@
         <w:t xml:space="preserve">        </w:t>
       </w:r>
       <w:proofErr w:type="spellStart"/>
-      <w:proofErr w:type="gramStart"/>
       <w:r>
         <w:t>order.SetState</w:t>
       </w:r>
       <w:proofErr w:type="spellEnd"/>
-      <w:proofErr w:type="gramEnd"/>
       <w:r>
         <w:t xml:space="preserve">(new </w:t>
       </w:r>
       <w:proofErr w:type="spellStart"/>
-      <w:proofErr w:type="gramStart"/>
       <w:r>
         <w:t>PaidState</w:t>
       </w:r>
       <w:proofErr w:type="spellEnd"/>
       <w:r>
-        <w:t>(</w:t>
-      </w:r>
-      <w:proofErr w:type="gramEnd"/>
-      <w:r>
-        <w:t>)</w:t>
-      </w:r>
-      <w:proofErr w:type="gramStart"/>
-      <w:r>
-        <w:t xml:space="preserve">);   </w:t>
-      </w:r>
-      <w:proofErr w:type="gramEnd"/>
-      <w:r>
-        <w:t>// transition</w:t>
+        <w:t>());   // transition</w:t>
       </w:r>
     </w:p>
     <w:p>
@@ -32204,15 +29783,7 @@
     <w:p/>
     <w:p>
       <w:r>
-        <w:t xml:space="preserve">    public void </w:t>
-      </w:r>
-      <w:proofErr w:type="gramStart"/>
-      <w:r>
-        <w:t>Ship(</w:t>
-      </w:r>
-      <w:proofErr w:type="gramEnd"/>
-      <w:r>
-        <w:t>Order order)</w:t>
+        <w:t xml:space="preserve">    public void Ship(Order order)</w:t>
       </w:r>
     </w:p>
     <w:p>
@@ -32220,36 +29791,18 @@
         <w:t xml:space="preserve">        =&gt; throw new </w:t>
       </w:r>
       <w:proofErr w:type="spellStart"/>
-      <w:proofErr w:type="gramStart"/>
       <w:r>
         <w:t>InvalidOperationException</w:t>
       </w:r>
       <w:proofErr w:type="spellEnd"/>
       <w:r>
-        <w:t>(</w:t>
-      </w:r>
-      <w:proofErr w:type="gramEnd"/>
-      <w:r>
-        <w:t>"Cannot ship an unpaid order."</w:t>
-      </w:r>
-      <w:proofErr w:type="gramStart"/>
-      <w:r>
-        <w:t>);</w:t>
-      </w:r>
-      <w:proofErr w:type="gramEnd"/>
+        <w:t>("Cannot ship an unpaid order.");</w:t>
+      </w:r>
     </w:p>
     <w:p/>
     <w:p>
       <w:r>
-        <w:t xml:space="preserve">    public void </w:t>
-      </w:r>
-      <w:proofErr w:type="gramStart"/>
-      <w:r>
-        <w:t>Cancel(</w:t>
-      </w:r>
-      <w:proofErr w:type="gramEnd"/>
-      <w:r>
-        <w:t>Order order)</w:t>
+        <w:t xml:space="preserve">    public void Cancel(Order order)</w:t>
       </w:r>
     </w:p>
     <w:p>
@@ -32262,33 +29815,21 @@
         <w:t xml:space="preserve">        </w:t>
       </w:r>
       <w:proofErr w:type="spellStart"/>
-      <w:proofErr w:type="gramStart"/>
       <w:r>
         <w:t>order.SetState</w:t>
       </w:r>
       <w:proofErr w:type="spellEnd"/>
-      <w:proofErr w:type="gramEnd"/>
       <w:r>
         <w:t xml:space="preserve">(new </w:t>
       </w:r>
       <w:proofErr w:type="spellStart"/>
-      <w:proofErr w:type="gramStart"/>
       <w:r>
         <w:t>CancelledState</w:t>
       </w:r>
       <w:proofErr w:type="spellEnd"/>
       <w:r>
-        <w:t>(</w:t>
-      </w:r>
-      <w:proofErr w:type="gramEnd"/>
-      <w:r>
-        <w:t>)</w:t>
-      </w:r>
-      <w:proofErr w:type="gramStart"/>
-      <w:r>
-        <w:t>);</w:t>
-      </w:r>
-      <w:proofErr w:type="gramEnd"/>
+        <w:t>());</w:t>
+      </w:r>
     </w:p>
     <w:p>
       <w:r>
@@ -32335,15 +29876,7 @@
       </w:r>
       <w:proofErr w:type="spellEnd"/>
       <w:r>
-        <w:t> knows that a successful </w:t>
-      </w:r>
-      <w:proofErr w:type="gramStart"/>
-      <w:r>
-        <w:t>Ship(</w:t>
-      </w:r>
-      <w:proofErr w:type="gramEnd"/>
-      <w:r>
-        <w:t>) leads to </w:t>
+        <w:t> knows that a successful Ship() leads to </w:t>
       </w:r>
       <w:proofErr w:type="spellStart"/>
       <w:r>
@@ -32405,15 +29938,7 @@
       </w:r>
       <w:proofErr w:type="spellEnd"/>
       <w:r>
-        <w:t xml:space="preserve">, </w:t>
-      </w:r>
-      <w:proofErr w:type="gramStart"/>
-      <w:r>
-        <w:t>call .Ship</w:t>
-      </w:r>
-      <w:proofErr w:type="gramEnd"/>
-      <w:r>
-        <w:t>(</w:t>
+        <w:t>, call .Ship(</w:t>
       </w:r>
       <w:proofErr w:type="spellStart"/>
       <w:r>
@@ -33691,17 +31216,8 @@
           <w:b/>
           <w:bCs/>
         </w:rPr>
-        <w:t xml:space="preserve"> is the single </w:t>
-      </w:r>
-      <w:proofErr w:type="gramStart"/>
-      <w:r>
-        <w:rPr>
-          <w:b/>
-          <w:bCs/>
-        </w:rPr>
-        <w:t>choke-point</w:t>
-      </w:r>
-      <w:proofErr w:type="gramEnd"/>
+        <w:t> is the single choke-point</w:t>
+      </w:r>
       <w:r>
         <w:t> all transitions flow through. Log, audit, raise events from this one place.</w:t>
       </w:r>
@@ -33747,15 +31263,7 @@
       </w:r>
       <w:proofErr w:type="spellEnd"/>
       <w:r>
-        <w:t xml:space="preserve"> issues a </w:t>
-      </w:r>
-      <w:proofErr w:type="gramStart"/>
-      <w:r>
-        <w:t>refund;</w:t>
-      </w:r>
-      <w:proofErr w:type="gramEnd"/>
-      <w:r>
-        <w:t xml:space="preserve"> cancelling from </w:t>
+        <w:t> issues a refund; cancelling from </w:t>
       </w:r>
       <w:proofErr w:type="spellStart"/>
       <w:r>
@@ -33879,17 +31387,12 @@
         <w:t xml:space="preserve"> States usually construct the next state inline (new </w:t>
       </w:r>
       <w:proofErr w:type="spellStart"/>
-      <w:proofErr w:type="gramStart"/>
       <w:r>
         <w:t>PaidState</w:t>
       </w:r>
       <w:proofErr w:type="spellEnd"/>
       <w:r>
-        <w:t>(</w:t>
-      </w:r>
-      <w:proofErr w:type="gramEnd"/>
-      <w:r>
-        <w:t>)) rather than being injected. In DI-heavy codebases you sometimes inject a </w:t>
+        <w:t>()) rather than being injected. In DI-heavy codebases you sometimes inject a </w:t>
       </w:r>
       <w:r>
         <w:rPr>
@@ -33974,15 +31477,7 @@
         <w:t>The whole state machine isn't visible in one file.</w:t>
       </w:r>
       <w:r>
-        <w:t xml:space="preserve"> To understand the full </w:t>
-      </w:r>
-      <w:proofErr w:type="gramStart"/>
-      <w:r>
-        <w:t>lifecycle</w:t>
-      </w:r>
-      <w:proofErr w:type="gramEnd"/>
-      <w:r>
-        <w:t xml:space="preserve"> you read every state class. Mitigate with a diagram, a table in documentation, or a unit test that walks every legal transition.</w:t>
+        <w:t> To understand the full lifecycle you read every state class. Mitigate with a diagram, a table in documentation, or a unit test that walks every legal transition.</w:t>
       </w:r>
     </w:p>
     <w:p>
@@ -34236,15 +31731,7 @@
     </w:p>
     <w:p>
       <w:r>
-        <w:t xml:space="preserve">Instead of states constructing their neighbours inline, a central table </w:t>
-      </w:r>
-      <w:proofErr w:type="gramStart"/>
-      <w:r>
-        <w:t>maps (State, Event)</w:t>
-      </w:r>
-      <w:proofErr w:type="gramEnd"/>
-      <w:r>
-        <w:t xml:space="preserve"> → </w:t>
+        <w:t xml:space="preserve">Instead of states constructing their neighbours inline, a central table maps (State, Event) → </w:t>
       </w:r>
       <w:proofErr w:type="spellStart"/>
       <w:r>
@@ -34543,17 +32030,12 @@
         <w:t xml:space="preserve"> + switch. States are coupled to each other via new </w:t>
       </w:r>
       <w:proofErr w:type="spellStart"/>
-      <w:proofErr w:type="gramStart"/>
       <w:r>
         <w:t>NextState</w:t>
       </w:r>
       <w:proofErr w:type="spellEnd"/>
       <w:r>
-        <w:t>(</w:t>
-      </w:r>
-      <w:proofErr w:type="gramEnd"/>
-      <w:r>
-        <w:t>). The full state machine is only visible by reading every state class. Mitigations: state-transition tables, diagrams, a unit test that walks the whole lifecycle.</w:t>
+        <w:t>(). The full state machine is only visible by reading every state class. Mitigations: state-transition tables, diagrams, a unit test that walks the whole lifecycle.</w:t>
       </w:r>
     </w:p>
     <w:p>
@@ -35322,42 +32804,13 @@
     </w:p>
     <w:p>
       <w:r>
-        <w:t xml:space="preserve">User </w:t>
-      </w:r>
-      <w:proofErr w:type="gramStart"/>
-      <w:r>
-        <w:t>A  &lt;</w:t>
-      </w:r>
-      <w:proofErr w:type="gramEnd"/>
-      <w:r>
-        <w:t>─</w:t>
-      </w:r>
-      <w:proofErr w:type="gramStart"/>
-      <w:r>
-        <w:t>&gt;  User</w:t>
-      </w:r>
-      <w:proofErr w:type="gramEnd"/>
-      <w:r>
-        <w:t xml:space="preserve"> B       </w:t>
-      </w:r>
-      <w:proofErr w:type="gramStart"/>
-      <w:r>
-        <w:t>Button  &lt;</w:t>
-      </w:r>
-      <w:proofErr w:type="gramEnd"/>
-      <w:r>
-        <w:t>─</w:t>
-      </w:r>
-      <w:proofErr w:type="gramStart"/>
-      <w:r>
-        <w:t xml:space="preserve">&gt;  </w:t>
+        <w:t xml:space="preserve">User A  &lt;─&gt;  User B       Button  &lt;─&gt;  </w:t>
       </w:r>
       <w:proofErr w:type="spellStart"/>
       <w:r>
         <w:t>TextBox</w:t>
       </w:r>
       <w:proofErr w:type="spellEnd"/>
-      <w:proofErr w:type="gramEnd"/>
     </w:p>
     <w:p>
       <w:r>
@@ -35426,33 +32879,53 @@
     </w:p>
     <w:p>
       <w:r>
+        <w:t xml:space="preserve">  │  X  │                    │  X  │</w:t>
+      </w:r>
+    </w:p>
+    <w:p>
+      <w:r>
+        <w:t xml:space="preserve">  │ </w:t>
+      </w:r>
+      <w:r>
+        <w:rPr>
+          <w:rFonts w:ascii="Segoe UI Symbol" w:hAnsi="Segoe UI Symbol" w:cs="Segoe UI Symbol"/>
+        </w:rPr>
+        <w:t>╱</w:t>
+      </w:r>
+      <w:r>
         <w:t xml:space="preserve">  </w:t>
       </w:r>
-      <w:proofErr w:type="gramStart"/>
-      <w:r>
-        <w:t>│  X</w:t>
-      </w:r>
-      <w:proofErr w:type="gramEnd"/>
-      <w:r>
-        <w:t xml:space="preserve">  │                    </w:t>
-      </w:r>
-      <w:proofErr w:type="gramStart"/>
-      <w:r>
-        <w:t>│  X</w:t>
-      </w:r>
-      <w:proofErr w:type="gramEnd"/>
-      <w:r>
-        <w:t xml:space="preserve">  │</w:t>
-      </w:r>
-    </w:p>
-    <w:p>
-      <w:r>
-        <w:t xml:space="preserve">  │ </w:t>
-      </w:r>
       <w:r>
         <w:rPr>
           <w:rFonts w:ascii="Segoe UI Symbol" w:hAnsi="Segoe UI Symbol" w:cs="Segoe UI Symbol"/>
         </w:rPr>
+        <w:t>╲</w:t>
+      </w:r>
+      <w:r>
+        <w:t xml:space="preserve"> </w:t>
+      </w:r>
+      <w:r>
+        <w:rPr>
+          <w:rFonts w:ascii="Aptos" w:hAnsi="Aptos" w:cs="Aptos"/>
+        </w:rPr>
+        <w:t>│</w:t>
+      </w:r>
+      <w:r>
+        <w:t xml:space="preserve">                   </w:t>
+      </w:r>
+      <w:r>
+        <w:rPr>
+          <w:rFonts w:ascii="Aptos" w:hAnsi="Aptos" w:cs="Aptos"/>
+        </w:rPr>
+        <w:t>│</w:t>
+      </w:r>
+      <w:r>
+        <w:t xml:space="preserve"> </w:t>
+      </w:r>
+      <w:r>
+        <w:rPr>
+          <w:rFonts w:ascii="Segoe UI Symbol" w:hAnsi="Segoe UI Symbol" w:cs="Segoe UI Symbol"/>
+        </w:rPr>
         <w:t>╱</w:t>
       </w:r>
       <w:r>
@@ -35473,62 +32946,10 @@
         </w:rPr>
         <w:t>│</w:t>
       </w:r>
-      <w:r>
-        <w:t xml:space="preserve">                   </w:t>
-      </w:r>
-      <w:r>
-        <w:rPr>
-          <w:rFonts w:ascii="Aptos" w:hAnsi="Aptos" w:cs="Aptos"/>
-        </w:rPr>
-        <w:t>│</w:t>
-      </w:r>
-      <w:r>
-        <w:t xml:space="preserve"> </w:t>
-      </w:r>
-      <w:r>
-        <w:rPr>
-          <w:rFonts w:ascii="Segoe UI Symbol" w:hAnsi="Segoe UI Symbol" w:cs="Segoe UI Symbol"/>
-        </w:rPr>
-        <w:t>╱</w:t>
-      </w:r>
-      <w:r>
-        <w:t xml:space="preserve">  </w:t>
-      </w:r>
-      <w:r>
-        <w:rPr>
-          <w:rFonts w:ascii="Segoe UI Symbol" w:hAnsi="Segoe UI Symbol" w:cs="Segoe UI Symbol"/>
-        </w:rPr>
-        <w:t>╲</w:t>
-      </w:r>
-      <w:r>
-        <w:t xml:space="preserve"> </w:t>
-      </w:r>
-      <w:r>
-        <w:rPr>
-          <w:rFonts w:ascii="Aptos" w:hAnsi="Aptos" w:cs="Aptos"/>
-        </w:rPr>
-        <w:t>│</w:t>
-      </w:r>
-    </w:p>
-    <w:p>
-      <w:r>
-        <w:t xml:space="preserve">User </w:t>
-      </w:r>
-      <w:proofErr w:type="gramStart"/>
-      <w:r>
-        <w:t>D  &lt;</w:t>
-      </w:r>
-      <w:proofErr w:type="gramEnd"/>
-      <w:r>
-        <w:t>─</w:t>
-      </w:r>
-      <w:proofErr w:type="gramStart"/>
-      <w:r>
-        <w:t>&gt;  User</w:t>
-      </w:r>
-      <w:proofErr w:type="gramEnd"/>
-      <w:r>
-        <w:t xml:space="preserve"> C        Checkbox &lt;─&gt; Label</w:t>
+    </w:p>
+    <w:p>
+      <w:r>
+        <w:t>User D  &lt;─&gt;  User C        Checkbox &lt;─&gt; Label</w:t>
       </w:r>
     </w:p>
     <w:p>
@@ -35555,15 +32976,7 @@
         <w:t>N-squared coupling.</w:t>
       </w:r>
       <w:r>
-        <w:t xml:space="preserve"> With N objects, you have up to N×(N−1) references. Every new object potentially </w:t>
-      </w:r>
-      <w:proofErr w:type="gramStart"/>
-      <w:r>
-        <w:t>has to</w:t>
-      </w:r>
-      <w:proofErr w:type="gramEnd"/>
-      <w:r>
-        <w:t xml:space="preserve"> know about every existing one.</w:t>
+        <w:t> With N objects, you have up to N×(N−1) references. Every new object potentially has to know about every existing one.</w:t>
       </w:r>
     </w:p>
     <w:p>
@@ -35661,15 +33074,7 @@
         <w:t>Hard to test.</w:t>
       </w:r>
       <w:r>
-        <w:t xml:space="preserve"> To exercise Button, you first </w:t>
-      </w:r>
-      <w:proofErr w:type="gramStart"/>
-      <w:r>
-        <w:t>have to</w:t>
-      </w:r>
-      <w:proofErr w:type="gramEnd"/>
-      <w:r>
-        <w:t xml:space="preserve"> wire up every other control it references.</w:t>
+        <w:t> To exercise Button, you first have to wire up every other control it references.</w:t>
       </w:r>
     </w:p>
     <w:p>
@@ -36146,15 +33551,7 @@
           </w:tcPr>
           <w:p>
             <w:r>
-              <w:t xml:space="preserve">Specific types of </w:t>
-            </w:r>
-            <w:proofErr w:type="gramStart"/>
-            <w:r>
-              <w:t>collaborator</w:t>
-            </w:r>
-            <w:proofErr w:type="gramEnd"/>
-            <w:r>
-              <w:t xml:space="preserve"> — User, </w:t>
+              <w:t>Specific types of collaborator — User, </w:t>
             </w:r>
             <w:proofErr w:type="spellStart"/>
             <w:r>
@@ -36203,15 +33600,7 @@
         <w:t>"hey User B, here's a message."</w:t>
       </w:r>
       <w:r>
-        <w:t xml:space="preserve"> It </w:t>
-      </w:r>
-      <w:proofErr w:type="gramStart"/>
-      <w:r>
-        <w:t>says</w:t>
-      </w:r>
-      <w:proofErr w:type="gramEnd"/>
-      <w:r>
-        <w:t> </w:t>
+        <w:t> It says </w:t>
       </w:r>
       <w:r>
         <w:rPr>
@@ -36231,15 +33620,49 @@
     </w:p>
     <w:p>
       <w:r>
+        <w:t>public void Send(string message)</w:t>
+      </w:r>
+    </w:p>
+    <w:p>
+      <w:r>
+        <w:t>{</w:t>
+      </w:r>
+    </w:p>
+    <w:p>
+      <w:r>
+        <w:t xml:space="preserve">    _</w:t>
+      </w:r>
+      <w:proofErr w:type="spellStart"/>
+      <w:r>
+        <w:t>mediator.SendMessage</w:t>
+      </w:r>
+      <w:proofErr w:type="spellEnd"/>
+      <w:r>
+        <w:t>(message, from: this);</w:t>
+      </w:r>
+    </w:p>
+    <w:p>
+      <w:r>
+        <w:t>}</w:t>
+      </w:r>
+    </w:p>
+    <w:p/>
+    <w:p>
+      <w:r>
+        <w:t>// The mediator's method:</w:t>
+      </w:r>
+    </w:p>
+    <w:p>
+      <w:r>
         <w:t xml:space="preserve">public void </w:t>
       </w:r>
-      <w:proofErr w:type="gramStart"/>
-      <w:r>
-        <w:t>Send(</w:t>
-      </w:r>
-      <w:proofErr w:type="gramEnd"/>
-      <w:r>
-        <w:t>string message)</w:t>
+      <w:proofErr w:type="spellStart"/>
+      <w:r>
+        <w:t>SendMessage</w:t>
+      </w:r>
+      <w:proofErr w:type="spellEnd"/>
+      <w:r>
+        <w:t>(string message, User from)</w:t>
       </w:r>
     </w:p>
     <w:p>
@@ -36249,90 +33672,21 @@
     </w:p>
     <w:p>
       <w:r>
-        <w:t xml:space="preserve">    _</w:t>
-      </w:r>
-      <w:proofErr w:type="spellStart"/>
-      <w:proofErr w:type="gramStart"/>
-      <w:r>
-        <w:t>mediator.SendMessage</w:t>
-      </w:r>
-      <w:proofErr w:type="spellEnd"/>
-      <w:proofErr w:type="gramEnd"/>
-      <w:r>
-        <w:t>(message, from: this</w:t>
-      </w:r>
-      <w:proofErr w:type="gramStart"/>
-      <w:r>
-        <w:t>);</w:t>
-      </w:r>
-      <w:proofErr w:type="gramEnd"/>
-    </w:p>
-    <w:p>
-      <w:r>
-        <w:t>}</w:t>
-      </w:r>
-    </w:p>
-    <w:p/>
-    <w:p>
-      <w:r>
-        <w:t>// The mediator's method:</w:t>
-      </w:r>
-    </w:p>
-    <w:p>
-      <w:r>
-        <w:t xml:space="preserve">public void </w:t>
-      </w:r>
-      <w:proofErr w:type="spellStart"/>
-      <w:proofErr w:type="gramStart"/>
-      <w:r>
-        <w:t>SendMessage</w:t>
-      </w:r>
-      <w:proofErr w:type="spellEnd"/>
-      <w:r>
-        <w:t>(</w:t>
-      </w:r>
-      <w:proofErr w:type="gramEnd"/>
-      <w:r>
-        <w:t>string message, User from)</w:t>
-      </w:r>
-    </w:p>
-    <w:p>
-      <w:r>
-        <w:t>{</w:t>
-      </w:r>
-    </w:p>
-    <w:p>
-      <w:r>
         <w:t xml:space="preserve">    foreach (var user in _users)</w:t>
       </w:r>
     </w:p>
     <w:p>
       <w:r>
-        <w:t xml:space="preserve">        if (</w:t>
-      </w:r>
-      <w:proofErr w:type="gramStart"/>
-      <w:r>
-        <w:t>user !</w:t>
-      </w:r>
-      <w:proofErr w:type="gramEnd"/>
-      <w:r>
-        <w:t xml:space="preserve">= from) </w:t>
-      </w:r>
-      <w:proofErr w:type="spellStart"/>
-      <w:proofErr w:type="gramStart"/>
+        <w:t xml:space="preserve">        if (user != from) </w:t>
+      </w:r>
+      <w:proofErr w:type="spellStart"/>
       <w:r>
         <w:t>user.Receive</w:t>
       </w:r>
       <w:proofErr w:type="spellEnd"/>
-      <w:proofErr w:type="gramEnd"/>
-      <w:r>
-        <w:t>(message, from: from</w:t>
-      </w:r>
-      <w:proofErr w:type="gramStart"/>
-      <w:r>
-        <w:t>);</w:t>
-      </w:r>
-      <w:proofErr w:type="gramEnd"/>
+      <w:r>
+        <w:t>(message, from: from);</w:t>
+      </w:r>
     </w:p>
     <w:p>
       <w:r>
@@ -36814,15 +34168,7 @@
     </w:p>
     <w:p>
       <w:r>
-        <w:t xml:space="preserve">Another </w:t>
-      </w:r>
-      <w:proofErr w:type="gramStart"/>
-      <w:r>
-        <w:t>easily-confused</w:t>
-      </w:r>
-      <w:proofErr w:type="gramEnd"/>
-      <w:r>
-        <w:t xml:space="preserve"> pair:</w:t>
+        <w:t>Another easily-confused pair:</w:t>
       </w:r>
     </w:p>
     <w:tbl>
@@ -37319,15 +34665,7 @@
         <w:t>Adding a new peer shouldn't require touching existing peers.</w:t>
       </w:r>
       <w:r>
-        <w:t xml:space="preserve"> The mediator grows (it now </w:t>
-      </w:r>
-      <w:proofErr w:type="gramStart"/>
-      <w:r>
-        <w:t>has to</w:t>
-      </w:r>
-      <w:proofErr w:type="gramEnd"/>
-      <w:r>
-        <w:t xml:space="preserve"> know about the new peer); the old peers don't.</w:t>
+        <w:t> The mediator grows (it now has to know about the new peer); the old peers don't.</w:t>
       </w:r>
     </w:p>
     <w:p>
@@ -37345,15 +34683,7 @@
         <w:t>The interaction contract is explicit.</w:t>
       </w:r>
       <w:r>
-        <w:t xml:space="preserve"> The mediator's interface enumerates the events or requests colleagues can raise. Not a free-for-all </w:t>
-      </w:r>
-      <w:proofErr w:type="gramStart"/>
-      <w:r>
-        <w:t>of .Send</w:t>
-      </w:r>
-      <w:proofErr w:type="gramEnd"/>
-      <w:r>
-        <w:t>(object data).</w:t>
+        <w:t> The mediator's interface enumerates the events or requests colleagues can raise. Not a free-for-all of .Send(object data).</w:t>
       </w:r>
     </w:p>
     <w:p>
@@ -37507,15 +34837,7 @@
       </w:r>
       <w:proofErr w:type="spellEnd"/>
       <w:r>
-        <w:t xml:space="preserve"> is a </w:t>
-      </w:r>
-      <w:proofErr w:type="gramStart"/>
-      <w:r>
-        <w:t>massively-used</w:t>
-      </w:r>
-      <w:proofErr w:type="gramEnd"/>
-      <w:r>
-        <w:t xml:space="preserve"> .NET library built on this pattern. It generalises Mediator to any in-process messaging:</w:t>
+        <w:t> is a massively-used .NET library built on this pattern. It generalises Mediator to any in-process messaging:</w:t>
       </w:r>
     </w:p>
     <w:p>
@@ -37528,17 +34850,12 @@
         <w:t xml:space="preserve">public record </w:t>
       </w:r>
       <w:proofErr w:type="spellStart"/>
-      <w:proofErr w:type="gramStart"/>
       <w:r>
         <w:t>PlaceOrderCommand</w:t>
       </w:r>
       <w:proofErr w:type="spellEnd"/>
       <w:r>
-        <w:t>(</w:t>
-      </w:r>
-      <w:proofErr w:type="gramEnd"/>
-      <w:r>
-        <w:t xml:space="preserve">int </w:t>
+        <w:t xml:space="preserve">(int </w:t>
       </w:r>
       <w:proofErr w:type="spellStart"/>
       <w:r>
@@ -37546,15 +34863,7 @@
       </w:r>
       <w:proofErr w:type="spellEnd"/>
       <w:r>
-        <w:t>, string Email</w:t>
-      </w:r>
-      <w:proofErr w:type="gramStart"/>
-      <w:r>
-        <w:t>) :</w:t>
-      </w:r>
-      <w:proofErr w:type="gramEnd"/>
-      <w:r>
-        <w:t xml:space="preserve"> </w:t>
+        <w:t xml:space="preserve">, string Email) : </w:t>
       </w:r>
       <w:proofErr w:type="spellStart"/>
       <w:r>
@@ -37569,11 +34878,9 @@
         <w:t>OrderResult</w:t>
       </w:r>
       <w:proofErr w:type="spellEnd"/>
-      <w:proofErr w:type="gramStart"/>
       <w:r>
         <w:t>&gt;;</w:t>
       </w:r>
-      <w:proofErr w:type="gramEnd"/>
     </w:p>
     <w:p/>
     <w:p>
@@ -37586,17 +34893,12 @@
         <w:t xml:space="preserve">public class </w:t>
       </w:r>
       <w:proofErr w:type="spellStart"/>
-      <w:proofErr w:type="gramStart"/>
       <w:r>
         <w:t>PlaceOrderHandler</w:t>
       </w:r>
       <w:proofErr w:type="spellEnd"/>
       <w:r>
-        <w:t xml:space="preserve"> :</w:t>
-      </w:r>
-      <w:proofErr w:type="gramEnd"/>
-      <w:r>
-        <w:t xml:space="preserve"> </w:t>
+        <w:t xml:space="preserve"> : </w:t>
       </w:r>
       <w:proofErr w:type="spellStart"/>
       <w:r>
@@ -37639,14 +34941,9 @@
       </w:r>
       <w:proofErr w:type="spellEnd"/>
       <w:r>
-        <w:t xml:space="preserve">&gt; </w:t>
-      </w:r>
-      <w:proofErr w:type="gramStart"/>
-      <w:r>
-        <w:t>Handle(</w:t>
-      </w:r>
-      <w:proofErr w:type="spellStart"/>
-      <w:proofErr w:type="gramEnd"/>
+        <w:t>&gt; Handle(</w:t>
+      </w:r>
+      <w:proofErr w:type="spellStart"/>
       <w:r>
         <w:t>PlaceOrderCommand</w:t>
       </w:r>
@@ -37676,15 +34973,7 @@
       </w:r>
       <w:proofErr w:type="spellEnd"/>
       <w:r>
-        <w:t xml:space="preserve">) </w:t>
-      </w:r>
-      <w:proofErr w:type="gramStart"/>
-      <w:r>
-        <w:t>{ ...</w:t>
-      </w:r>
-      <w:proofErr w:type="gramEnd"/>
-      <w:r>
-        <w:t xml:space="preserve"> }</w:t>
+        <w:t>) { ... }</w:t>
       </w:r>
     </w:p>
     <w:p>
@@ -37703,17 +34992,14 @@
         <w:t>var result = await _</w:t>
       </w:r>
       <w:proofErr w:type="spellStart"/>
-      <w:proofErr w:type="gramStart"/>
       <w:r>
         <w:t>mediator.Send</w:t>
       </w:r>
       <w:proofErr w:type="spellEnd"/>
-      <w:proofErr w:type="gramEnd"/>
       <w:r>
         <w:t xml:space="preserve">(new </w:t>
       </w:r>
       <w:proofErr w:type="spellStart"/>
-      <w:proofErr w:type="gramStart"/>
       <w:r>
         <w:t>PlaceOrderCommand</w:t>
       </w:r>
@@ -37722,19 +35008,13 @@
         <w:t>(</w:t>
       </w:r>
       <w:proofErr w:type="spellStart"/>
-      <w:proofErr w:type="gramEnd"/>
       <w:r>
         <w:t>cartId</w:t>
       </w:r>
       <w:proofErr w:type="spellEnd"/>
       <w:r>
-        <w:t>, email)</w:t>
-      </w:r>
-      <w:proofErr w:type="gramStart"/>
-      <w:r>
-        <w:t>);</w:t>
-      </w:r>
-      <w:proofErr w:type="gramEnd"/>
+        <w:t>, email));</w:t>
+      </w:r>
     </w:p>
     <w:p>
       <w:pPr>
@@ -37842,15 +35122,7 @@
         <w:t>Mediator can become a god object.</w:t>
       </w:r>
       <w:r>
-        <w:t xml:space="preserve"> It knows every </w:t>
-      </w:r>
-      <w:proofErr w:type="gramStart"/>
-      <w:r>
-        <w:t>peer;</w:t>
-      </w:r>
-      <w:proofErr w:type="gramEnd"/>
-      <w:r>
-        <w:t xml:space="preserve"> if you're not careful it accumulates every business rule. Mitigation: multiple focused mediators, not one mega-mediator. And split the mediator's responsibilities when it grows past a handful of collaborating peers.</w:t>
+        <w:t> It knows every peer; if you're not careful it accumulates every business rule. Mitigation: multiple focused mediators, not one mega-mediator. And split the mediator's responsibilities when it grows past a handful of collaborating peers.</w:t>
       </w:r>
     </w:p>
     <w:p>
@@ -37871,16 +35143,13 @@
         <w:t> Reading a colleague, you see _</w:t>
       </w:r>
       <w:proofErr w:type="spellStart"/>
-      <w:proofErr w:type="gramStart"/>
       <w:r>
         <w:t>mediator.Notify</w:t>
       </w:r>
       <w:proofErr w:type="spellEnd"/>
-      <w:proofErr w:type="gramEnd"/>
       <w:r>
         <w:t>(...) — not what </w:t>
       </w:r>
-      <w:proofErr w:type="gramStart"/>
       <w:r>
         <w:rPr>
           <w:i/>
@@ -37888,7 +35157,6 @@
         </w:rPr>
         <w:t>actually happens</w:t>
       </w:r>
-      <w:proofErr w:type="gramEnd"/>
       <w:r>
         <w:t> as a result. You must open the mediator to find out. Acceptable price for decoupling; worth acknowledging.</w:t>
       </w:r>
@@ -37900,27 +35168,17 @@
           <w:numId w:val="100"/>
         </w:numPr>
       </w:pPr>
-      <w:proofErr w:type="gramStart"/>
-      <w:r>
-        <w:rPr>
-          <w:b/>
-          <w:bCs/>
-        </w:rPr>
-        <w:t>Strongly-typed</w:t>
-      </w:r>
-      <w:proofErr w:type="gramEnd"/>
-      <w:r>
-        <w:rPr>
-          <w:b/>
-          <w:bCs/>
-        </w:rPr>
-        <w:t xml:space="preserve"> vs message-bus.</w:t>
+      <w:r>
+        <w:rPr>
+          <w:b/>
+          <w:bCs/>
+        </w:rPr>
+        <w:t>Strongly-typed vs message-bus.</w:t>
       </w:r>
       <w:r>
         <w:t> Classic Mediator has named methods (</w:t>
       </w:r>
       <w:proofErr w:type="spellStart"/>
-      <w:proofErr w:type="gramStart"/>
       <w:r>
         <w:t>SendMessage</w:t>
       </w:r>
@@ -37929,7 +35187,6 @@
         <w:t>(</w:t>
       </w:r>
       <w:proofErr w:type="spellStart"/>
-      <w:proofErr w:type="gramEnd"/>
       <w:r>
         <w:t>msg</w:t>
       </w:r>
@@ -38064,23 +35321,7 @@
           <w:i/>
           <w:iCs/>
         </w:rPr>
-        <w:t xml:space="preserve">"when the country dropdown </w:t>
-      </w:r>
-      <w:proofErr w:type="gramStart"/>
-      <w:r>
-        <w:rPr>
-          <w:i/>
-          <w:iCs/>
-        </w:rPr>
-        <w:t>changes:</w:t>
-      </w:r>
-      <w:proofErr w:type="gramEnd"/>
-      <w:r>
-        <w:rPr>
-          <w:i/>
-          <w:iCs/>
-        </w:rPr>
-        <w:t xml:space="preserve"> update the tax rate, enable/disable shipping options, clear the post-code."</w:t>
+        <w:t>"when the country dropdown changes: update the tax rate, enable/disable shipping options, clear the post-code."</w:t>
       </w:r>
       <w:r>
         <w:t> Each individual control doesn't know about the others.</w:t>
@@ -38231,28 +35472,15 @@
       </w:r>
       <w:proofErr w:type="spellEnd"/>
       <w:r>
-        <w:t> — interface. Methods: </w:t>
-      </w:r>
-      <w:proofErr w:type="gramStart"/>
-      <w:r>
-        <w:t>Register(</w:t>
-      </w:r>
-      <w:proofErr w:type="gramEnd"/>
-      <w:r>
-        <w:t>User user) and </w:t>
-      </w:r>
-      <w:proofErr w:type="spellStart"/>
-      <w:proofErr w:type="gramStart"/>
+        <w:t> — interface. Methods: Register(User user) and </w:t>
+      </w:r>
+      <w:proofErr w:type="spellStart"/>
       <w:r>
         <w:t>SendMessage</w:t>
       </w:r>
       <w:proofErr w:type="spellEnd"/>
       <w:r>
-        <w:t>(</w:t>
-      </w:r>
-      <w:proofErr w:type="gramEnd"/>
-      <w:r>
-        <w:t>string message, User from).</w:t>
+        <w:t>(string message, User from).</w:t>
       </w:r>
     </w:p>
     <w:p>
@@ -38279,15 +35507,7 @@
         </w:numPr>
       </w:pPr>
       <w:r>
-        <w:t>User — abstract colleague base class. Holds a reference to the mediator and a name. Has Send(message) (calls the mediator) and an abstract </w:t>
-      </w:r>
-      <w:proofErr w:type="gramStart"/>
-      <w:r>
-        <w:t>Receive(</w:t>
-      </w:r>
-      <w:proofErr w:type="gramEnd"/>
-      <w:r>
-        <w:t>message, from) (overridden by subclasses).</w:t>
+        <w:t>User — abstract colleague base class. Holds a reference to the mediator and a name. Has Send(message) (calls the mediator) and an abstract Receive(message, from) (overridden by subclasses).</w:t>
       </w:r>
     </w:p>
     <w:p>
@@ -38337,17 +35557,12 @@
         </w:numPr>
       </w:pPr>
       <w:proofErr w:type="spellStart"/>
-      <w:proofErr w:type="gramStart"/>
       <w:r>
         <w:t>MediatorDemo</w:t>
       </w:r>
       <w:proofErr w:type="spellEnd"/>
       <w:r>
-        <w:t xml:space="preserve"> :</w:t>
-      </w:r>
-      <w:proofErr w:type="gramEnd"/>
-      <w:r>
-        <w:t xml:space="preserve"> </w:t>
+        <w:t xml:space="preserve"> : </w:t>
       </w:r>
       <w:proofErr w:type="spellStart"/>
       <w:r>
@@ -38668,15 +35883,7 @@
         <w:t>Quadratic coupling.</w:t>
       </w:r>
       <w:r>
-        <w:t xml:space="preserve"> N classes × (N−1) potential references. Every new class potentially </w:t>
-      </w:r>
-      <w:proofErr w:type="gramStart"/>
-      <w:r>
-        <w:t>has to</w:t>
-      </w:r>
-      <w:proofErr w:type="gramEnd"/>
-      <w:r>
-        <w:t xml:space="preserve"> be wired to every existing one.</w:t>
+        <w:t> N classes × (N−1) potential references. Every new class potentially has to be wired to every existing one.</w:t>
       </w:r>
     </w:p>
     <w:p>
@@ -38774,15 +35981,7 @@
         <w:t>Testing is painful.</w:t>
       </w:r>
       <w:r>
-        <w:t xml:space="preserve"> To exercise Button in a test, you </w:t>
-      </w:r>
-      <w:proofErr w:type="gramStart"/>
-      <w:r>
-        <w:t>have to</w:t>
-      </w:r>
-      <w:proofErr w:type="gramEnd"/>
-      <w:r>
-        <w:t xml:space="preserve"> wire up every other control it references — even ones that are irrelevant to the test.</w:t>
+        <w:t> To exercise Button in a test, you have to wire up every other control it references — even ones that are irrelevant to the test.</w:t>
       </w:r>
     </w:p>
     <w:p>
@@ -39192,15 +36391,7 @@
         <w:t>"hey peer, here's a message."</w:t>
       </w:r>
       <w:r>
-        <w:t xml:space="preserve"> It </w:t>
-      </w:r>
-      <w:proofErr w:type="gramStart"/>
-      <w:r>
-        <w:t>says</w:t>
-      </w:r>
-      <w:proofErr w:type="gramEnd"/>
-      <w:r>
-        <w:t> </w:t>
+        <w:t> It says </w:t>
       </w:r>
       <w:r>
         <w:rPr>
@@ -39220,15 +36411,49 @@
     </w:p>
     <w:p>
       <w:r>
+        <w:t>public void Send(string message)</w:t>
+      </w:r>
+    </w:p>
+    <w:p>
+      <w:r>
+        <w:t>{</w:t>
+      </w:r>
+    </w:p>
+    <w:p>
+      <w:r>
+        <w:t xml:space="preserve">    _</w:t>
+      </w:r>
+      <w:proofErr w:type="spellStart"/>
+      <w:r>
+        <w:t>mediator.SendMessage</w:t>
+      </w:r>
+      <w:proofErr w:type="spellEnd"/>
+      <w:r>
+        <w:t>(message, from: this);</w:t>
+      </w:r>
+    </w:p>
+    <w:p>
+      <w:r>
+        <w:t>}</w:t>
+      </w:r>
+    </w:p>
+    <w:p/>
+    <w:p>
+      <w:r>
+        <w:t>// Mediator method:</w:t>
+      </w:r>
+    </w:p>
+    <w:p>
+      <w:r>
         <w:t xml:space="preserve">public void </w:t>
       </w:r>
-      <w:proofErr w:type="gramStart"/>
-      <w:r>
-        <w:t>Send(</w:t>
-      </w:r>
-      <w:proofErr w:type="gramEnd"/>
-      <w:r>
-        <w:t>string message)</w:t>
+      <w:proofErr w:type="spellStart"/>
+      <w:r>
+        <w:t>SendMessage</w:t>
+      </w:r>
+      <w:proofErr w:type="spellEnd"/>
+      <w:r>
+        <w:t>(string message, User from)</w:t>
       </w:r>
     </w:p>
     <w:p>
@@ -39238,96 +36463,27 @@
     </w:p>
     <w:p>
       <w:r>
-        <w:t xml:space="preserve">    _</w:t>
-      </w:r>
-      <w:proofErr w:type="spellStart"/>
-      <w:proofErr w:type="gramStart"/>
-      <w:r>
-        <w:t>mediator.SendMessage</w:t>
-      </w:r>
-      <w:proofErr w:type="spellEnd"/>
-      <w:proofErr w:type="gramEnd"/>
-      <w:r>
-        <w:t>(message, from: this</w:t>
-      </w:r>
-      <w:proofErr w:type="gramStart"/>
-      <w:r>
-        <w:t>);</w:t>
-      </w:r>
-      <w:proofErr w:type="gramEnd"/>
+        <w:t xml:space="preserve">    foreach (var user in _users)</w:t>
+      </w:r>
+    </w:p>
+    <w:p>
+      <w:r>
+        <w:t xml:space="preserve">        if (user != from) </w:t>
+      </w:r>
+      <w:proofErr w:type="spellStart"/>
+      <w:r>
+        <w:t>user.Receive</w:t>
+      </w:r>
+      <w:proofErr w:type="spellEnd"/>
+      <w:r>
+        <w:t>(message, from);</w:t>
+      </w:r>
     </w:p>
     <w:p>
       <w:r>
         <w:t>}</w:t>
       </w:r>
     </w:p>
-    <w:p/>
-    <w:p>
-      <w:r>
-        <w:t>// Mediator method:</w:t>
-      </w:r>
-    </w:p>
-    <w:p>
-      <w:r>
-        <w:t xml:space="preserve">public void </w:t>
-      </w:r>
-      <w:proofErr w:type="spellStart"/>
-      <w:proofErr w:type="gramStart"/>
-      <w:r>
-        <w:t>SendMessage</w:t>
-      </w:r>
-      <w:proofErr w:type="spellEnd"/>
-      <w:r>
-        <w:t>(</w:t>
-      </w:r>
-      <w:proofErr w:type="gramEnd"/>
-      <w:r>
-        <w:t>string message, User from)</w:t>
-      </w:r>
-    </w:p>
-    <w:p>
-      <w:r>
-        <w:t>{</w:t>
-      </w:r>
-    </w:p>
-    <w:p>
-      <w:r>
-        <w:t xml:space="preserve">    foreach (var user in _users)</w:t>
-      </w:r>
-    </w:p>
-    <w:p>
-      <w:r>
-        <w:t xml:space="preserve">        if (</w:t>
-      </w:r>
-      <w:proofErr w:type="gramStart"/>
-      <w:r>
-        <w:t>user !</w:t>
-      </w:r>
-      <w:proofErr w:type="gramEnd"/>
-      <w:r>
-        <w:t xml:space="preserve">= from) </w:t>
-      </w:r>
-      <w:proofErr w:type="spellStart"/>
-      <w:proofErr w:type="gramStart"/>
-      <w:r>
-        <w:t>user.Receive</w:t>
-      </w:r>
-      <w:proofErr w:type="spellEnd"/>
-      <w:proofErr w:type="gramEnd"/>
-      <w:r>
-        <w:t>(message, from</w:t>
-      </w:r>
-      <w:proofErr w:type="gramStart"/>
-      <w:r>
-        <w:t>);</w:t>
-      </w:r>
-      <w:proofErr w:type="gramEnd"/>
-    </w:p>
-    <w:p>
-      <w:r>
-        <w:t>}</w:t>
-      </w:r>
-    </w:p>
     <w:p>
       <w:r>
         <w:t>No colleague references any other colleague. Add a new colleague, existing ones are untouched.</w:t>
@@ -39340,15 +36496,7 @@
     </w:p>
     <w:p>
       <w:r>
-        <w:t xml:space="preserve">These two patterns are the </w:t>
-      </w:r>
-      <w:proofErr w:type="gramStart"/>
-      <w:r>
-        <w:t>most commonly confused</w:t>
-      </w:r>
-      <w:proofErr w:type="gramEnd"/>
-      <w:r>
-        <w:t xml:space="preserve"> structural/behavioural pair. They sound similar ("a class that coordinates other classes") but differ fundamentally in direction and awareness.</w:t>
+        <w:t>These two patterns are the most commonly confused structural/behavioural pair. They sound similar ("a class that coordinates other classes") but differ fundamentally in direction and awareness.</w:t>
       </w:r>
     </w:p>
     <w:tbl>
@@ -39884,15 +37032,7 @@
     </w:p>
     <w:p>
       <w:r>
-        <w:t xml:space="preserve">Another </w:t>
-      </w:r>
-      <w:proofErr w:type="gramStart"/>
-      <w:r>
-        <w:t>easily-confused</w:t>
-      </w:r>
-      <w:proofErr w:type="gramEnd"/>
-      <w:r>
-        <w:t xml:space="preserve"> pair:</w:t>
+        <w:t>Another easily-confused pair:</w:t>
       </w:r>
     </w:p>
     <w:tbl>
@@ -40185,13 +37325,8 @@
             <w:hideMark/>
           </w:tcPr>
           <w:p>
-            <w:proofErr w:type="gramStart"/>
-            <w:r>
-              <w:t>Typically</w:t>
-            </w:r>
-            <w:proofErr w:type="gramEnd"/>
-            <w:r>
-              <w:t xml:space="preserve"> no.</w:t>
+            <w:r>
+              <w:t>Typically no.</w:t>
             </w:r>
           </w:p>
         </w:tc>
@@ -40404,27 +37539,20 @@
         <w:t>Some codebases use an untyped event bus (</w:t>
       </w:r>
       <w:proofErr w:type="spellStart"/>
-      <w:proofErr w:type="gramStart"/>
       <w:r>
         <w:t>bus.Publish</w:t>
       </w:r>
       <w:proofErr w:type="spellEnd"/>
-      <w:proofErr w:type="gramEnd"/>
       <w:r>
         <w:t xml:space="preserve">(new </w:t>
       </w:r>
       <w:proofErr w:type="spellStart"/>
-      <w:proofErr w:type="gramStart"/>
       <w:r>
         <w:t>SomethingHappened</w:t>
       </w:r>
       <w:proofErr w:type="spellEnd"/>
       <w:r>
-        <w:t>(</w:t>
-      </w:r>
-      <w:proofErr w:type="gramEnd"/>
-      <w:r>
-        <w:t>))) with many subscribers. Is that Mediator?</w:t>
+        <w:t>())) with many subscribers. Is that Mediator?</w:t>
       </w:r>
     </w:p>
     <w:tbl>
@@ -40875,12 +38003,10 @@
         <w:t xml:space="preserve"> not the concrete class. </w:t>
       </w:r>
       <w:proofErr w:type="spellStart"/>
-      <w:proofErr w:type="gramStart"/>
       <w:r>
         <w:t>Lets</w:t>
       </w:r>
       <w:proofErr w:type="spellEnd"/>
-      <w:proofErr w:type="gramEnd"/>
       <w:r>
         <w:t xml:space="preserve"> you swap implementations in tests and register a singleton in DI.</w:t>
       </w:r>
@@ -41145,15 +38271,7 @@
       </w:r>
       <w:proofErr w:type="spellEnd"/>
       <w:r>
-        <w:t xml:space="preserve"> is a </w:t>
-      </w:r>
-      <w:proofErr w:type="gramStart"/>
-      <w:r>
-        <w:t>massively-used</w:t>
-      </w:r>
-      <w:proofErr w:type="gramEnd"/>
-      <w:r>
-        <w:t xml:space="preserve"> .NET NuGet package that applies this pattern to in-process messaging. If asked </w:t>
+        <w:t> is a massively-used .NET NuGet package that applies this pattern to in-process messaging. If asked </w:t>
       </w:r>
       <w:r>
         <w:rPr>
@@ -41176,212 +38294,170 @@
         <w:t xml:space="preserve">public record </w:t>
       </w:r>
       <w:proofErr w:type="spellStart"/>
-      <w:proofErr w:type="gramStart"/>
       <w:r>
         <w:t>PlaceOrderCommand</w:t>
       </w:r>
       <w:proofErr w:type="spellEnd"/>
       <w:r>
+        <w:t xml:space="preserve">(int </w:t>
+      </w:r>
+      <w:proofErr w:type="spellStart"/>
+      <w:r>
+        <w:t>CartId</w:t>
+      </w:r>
+      <w:proofErr w:type="spellEnd"/>
+      <w:r>
+        <w:t xml:space="preserve">, string Email) : </w:t>
+      </w:r>
+      <w:proofErr w:type="spellStart"/>
+      <w:r>
+        <w:t>IRequest</w:t>
+      </w:r>
+      <w:proofErr w:type="spellEnd"/>
+      <w:r>
+        <w:t>&lt;</w:t>
+      </w:r>
+      <w:proofErr w:type="spellStart"/>
+      <w:r>
+        <w:t>OrderResult</w:t>
+      </w:r>
+      <w:proofErr w:type="spellEnd"/>
+      <w:r>
+        <w:t>&gt;;</w:t>
+      </w:r>
+    </w:p>
+    <w:p/>
+    <w:p>
+      <w:r>
+        <w:t>// A handler:</w:t>
+      </w:r>
+    </w:p>
+    <w:p>
+      <w:r>
+        <w:t xml:space="preserve">public class </w:t>
+      </w:r>
+      <w:proofErr w:type="spellStart"/>
+      <w:r>
+        <w:t>PlaceOrderHandler</w:t>
+      </w:r>
+      <w:proofErr w:type="spellEnd"/>
+      <w:r>
+        <w:t xml:space="preserve"> : </w:t>
+      </w:r>
+      <w:proofErr w:type="spellStart"/>
+      <w:r>
+        <w:t>IRequestHandler</w:t>
+      </w:r>
+      <w:proofErr w:type="spellEnd"/>
+      <w:r>
+        <w:t>&lt;</w:t>
+      </w:r>
+      <w:proofErr w:type="spellStart"/>
+      <w:r>
+        <w:t>PlaceOrderCommand</w:t>
+      </w:r>
+      <w:proofErr w:type="spellEnd"/>
+      <w:r>
+        <w:t xml:space="preserve">, </w:t>
+      </w:r>
+      <w:proofErr w:type="spellStart"/>
+      <w:r>
+        <w:t>OrderResult</w:t>
+      </w:r>
+      <w:proofErr w:type="spellEnd"/>
+      <w:r>
+        <w:t>&gt;</w:t>
+      </w:r>
+    </w:p>
+    <w:p>
+      <w:r>
+        <w:t>{</w:t>
+      </w:r>
+    </w:p>
+    <w:p>
+      <w:r>
+        <w:t xml:space="preserve">    public Task&lt;</w:t>
+      </w:r>
+      <w:proofErr w:type="spellStart"/>
+      <w:r>
+        <w:t>OrderResult</w:t>
+      </w:r>
+      <w:proofErr w:type="spellEnd"/>
+      <w:r>
+        <w:t>&gt; Handle(</w:t>
+      </w:r>
+      <w:proofErr w:type="spellStart"/>
+      <w:r>
+        <w:t>PlaceOrderCommand</w:t>
+      </w:r>
+      <w:proofErr w:type="spellEnd"/>
+      <w:r>
+        <w:t xml:space="preserve"> </w:t>
+      </w:r>
+      <w:proofErr w:type="spellStart"/>
+      <w:r>
+        <w:t>cmd</w:t>
+      </w:r>
+      <w:proofErr w:type="spellEnd"/>
+      <w:r>
+        <w:t xml:space="preserve">, </w:t>
+      </w:r>
+      <w:proofErr w:type="spellStart"/>
+      <w:r>
+        <w:t>CancellationToken</w:t>
+      </w:r>
+      <w:proofErr w:type="spellEnd"/>
+      <w:r>
+        <w:t xml:space="preserve"> </w:t>
+      </w:r>
+      <w:proofErr w:type="spellStart"/>
+      <w:r>
+        <w:t>ct</w:t>
+      </w:r>
+      <w:proofErr w:type="spellEnd"/>
+      <w:r>
+        <w:t>) { ... }</w:t>
+      </w:r>
+    </w:p>
+    <w:p>
+      <w:r>
+        <w:t>}</w:t>
+      </w:r>
+    </w:p>
+    <w:p/>
+    <w:p>
+      <w:r>
+        <w:t>// Calling:</w:t>
+      </w:r>
+    </w:p>
+    <w:p>
+      <w:r>
+        <w:t>var result = await _</w:t>
+      </w:r>
+      <w:proofErr w:type="spellStart"/>
+      <w:r>
+        <w:t>mediator.Send</w:t>
+      </w:r>
+      <w:proofErr w:type="spellEnd"/>
+      <w:r>
+        <w:t xml:space="preserve">(new </w:t>
+      </w:r>
+      <w:proofErr w:type="spellStart"/>
+      <w:r>
+        <w:t>PlaceOrderCommand</w:t>
+      </w:r>
+      <w:proofErr w:type="spellEnd"/>
+      <w:r>
         <w:t>(</w:t>
       </w:r>
-      <w:proofErr w:type="gramEnd"/>
-      <w:r>
-        <w:t xml:space="preserve">int </w:t>
-      </w:r>
-      <w:proofErr w:type="spellStart"/>
-      <w:r>
-        <w:t>CartId</w:t>
-      </w:r>
-      <w:proofErr w:type="spellEnd"/>
-      <w:r>
-        <w:t>, string Email</w:t>
-      </w:r>
-      <w:proofErr w:type="gramStart"/>
-      <w:r>
-        <w:t>) :</w:t>
-      </w:r>
-      <w:proofErr w:type="gramEnd"/>
-      <w:r>
-        <w:t xml:space="preserve"> </w:t>
-      </w:r>
-      <w:proofErr w:type="spellStart"/>
-      <w:r>
-        <w:t>IRequest</w:t>
-      </w:r>
-      <w:proofErr w:type="spellEnd"/>
-      <w:r>
-        <w:t>&lt;</w:t>
-      </w:r>
-      <w:proofErr w:type="spellStart"/>
-      <w:r>
-        <w:t>OrderResult</w:t>
-      </w:r>
-      <w:proofErr w:type="spellEnd"/>
-      <w:proofErr w:type="gramStart"/>
-      <w:r>
-        <w:t>&gt;;</w:t>
-      </w:r>
-      <w:proofErr w:type="gramEnd"/>
-    </w:p>
-    <w:p/>
-    <w:p>
-      <w:r>
-        <w:t>// A handler:</w:t>
-      </w:r>
-    </w:p>
-    <w:p>
-      <w:r>
-        <w:t xml:space="preserve">public class </w:t>
-      </w:r>
-      <w:proofErr w:type="spellStart"/>
-      <w:proofErr w:type="gramStart"/>
-      <w:r>
-        <w:t>PlaceOrderHandler</w:t>
-      </w:r>
-      <w:proofErr w:type="spellEnd"/>
-      <w:r>
-        <w:t xml:space="preserve"> :</w:t>
-      </w:r>
-      <w:proofErr w:type="gramEnd"/>
-      <w:r>
-        <w:t xml:space="preserve"> </w:t>
-      </w:r>
-      <w:proofErr w:type="spellStart"/>
-      <w:r>
-        <w:t>IRequestHandler</w:t>
-      </w:r>
-      <w:proofErr w:type="spellEnd"/>
-      <w:r>
-        <w:t>&lt;</w:t>
-      </w:r>
-      <w:proofErr w:type="spellStart"/>
-      <w:r>
-        <w:t>PlaceOrderCommand</w:t>
-      </w:r>
-      <w:proofErr w:type="spellEnd"/>
-      <w:r>
-        <w:t xml:space="preserve">, </w:t>
-      </w:r>
-      <w:proofErr w:type="spellStart"/>
-      <w:r>
-        <w:t>OrderResult</w:t>
-      </w:r>
-      <w:proofErr w:type="spellEnd"/>
-      <w:r>
-        <w:t>&gt;</w:t>
-      </w:r>
-    </w:p>
-    <w:p>
-      <w:r>
-        <w:t>{</w:t>
-      </w:r>
-    </w:p>
-    <w:p>
-      <w:r>
-        <w:t xml:space="preserve">    public Task&lt;</w:t>
-      </w:r>
-      <w:proofErr w:type="spellStart"/>
-      <w:r>
-        <w:t>OrderResult</w:t>
-      </w:r>
-      <w:proofErr w:type="spellEnd"/>
-      <w:r>
-        <w:t xml:space="preserve">&gt; </w:t>
-      </w:r>
-      <w:proofErr w:type="gramStart"/>
-      <w:r>
-        <w:t>Handle(</w:t>
-      </w:r>
-      <w:proofErr w:type="spellStart"/>
-      <w:proofErr w:type="gramEnd"/>
-      <w:r>
-        <w:t>PlaceOrderCommand</w:t>
-      </w:r>
-      <w:proofErr w:type="spellEnd"/>
-      <w:r>
-        <w:t xml:space="preserve"> </w:t>
-      </w:r>
-      <w:proofErr w:type="spellStart"/>
-      <w:r>
-        <w:t>cmd</w:t>
-      </w:r>
-      <w:proofErr w:type="spellEnd"/>
-      <w:r>
-        <w:t xml:space="preserve">, </w:t>
-      </w:r>
-      <w:proofErr w:type="spellStart"/>
-      <w:r>
-        <w:t>CancellationToken</w:t>
-      </w:r>
-      <w:proofErr w:type="spellEnd"/>
-      <w:r>
-        <w:t xml:space="preserve"> </w:t>
-      </w:r>
-      <w:proofErr w:type="spellStart"/>
-      <w:r>
-        <w:t>ct</w:t>
-      </w:r>
-      <w:proofErr w:type="spellEnd"/>
-      <w:r>
-        <w:t xml:space="preserve">) </w:t>
-      </w:r>
-      <w:proofErr w:type="gramStart"/>
-      <w:r>
-        <w:t>{ ...</w:t>
-      </w:r>
-      <w:proofErr w:type="gramEnd"/>
-      <w:r>
-        <w:t xml:space="preserve"> }</w:t>
-      </w:r>
-    </w:p>
-    <w:p>
-      <w:r>
-        <w:t>}</w:t>
-      </w:r>
-    </w:p>
-    <w:p/>
-    <w:p>
-      <w:r>
-        <w:t>// Calling:</w:t>
-      </w:r>
-    </w:p>
-    <w:p>
-      <w:r>
-        <w:t>var result = await _</w:t>
-      </w:r>
-      <w:proofErr w:type="spellStart"/>
-      <w:proofErr w:type="gramStart"/>
-      <w:r>
-        <w:t>mediator.Send</w:t>
-      </w:r>
-      <w:proofErr w:type="spellEnd"/>
-      <w:proofErr w:type="gramEnd"/>
-      <w:r>
-        <w:t xml:space="preserve">(new </w:t>
-      </w:r>
-      <w:proofErr w:type="spellStart"/>
-      <w:proofErr w:type="gramStart"/>
-      <w:r>
-        <w:t>PlaceOrderCommand</w:t>
-      </w:r>
-      <w:proofErr w:type="spellEnd"/>
-      <w:r>
-        <w:t>(</w:t>
-      </w:r>
-      <w:proofErr w:type="spellStart"/>
-      <w:proofErr w:type="gramEnd"/>
+      <w:proofErr w:type="spellStart"/>
       <w:r>
         <w:t>cartId</w:t>
       </w:r>
       <w:proofErr w:type="spellEnd"/>
       <w:r>
-        <w:t>, email)</w:t>
-      </w:r>
-      <w:proofErr w:type="gramStart"/>
-      <w:r>
-        <w:t>);</w:t>
-      </w:r>
-      <w:proofErr w:type="gramEnd"/>
+        <w:t>, email));</w:t>
+      </w:r>
     </w:p>
     <w:p>
       <w:r>
@@ -41559,15 +38635,7 @@
         <w:t>Mediator can become a god object.</w:t>
       </w:r>
       <w:r>
-        <w:t xml:space="preserve"> It knows every </w:t>
-      </w:r>
-      <w:proofErr w:type="gramStart"/>
-      <w:r>
-        <w:t>peer;</w:t>
-      </w:r>
-      <w:proofErr w:type="gramEnd"/>
-      <w:r>
-        <w:t xml:space="preserve"> if you're not careful it accumulates every business rule in the system. Mitigation: multiple focused mediators rather than one mega-mediator. Split when the mediator grows past coordinating a small, related set of peers.</w:t>
+        <w:t> It knows every peer; if you're not careful it accumulates every business rule in the system. Mitigation: multiple focused mediators rather than one mega-mediator. Split when the mediator grows past coordinating a small, related set of peers.</w:t>
       </w:r>
     </w:p>
     <w:p>
@@ -41588,22 +38656,12 @@
         <w:t> Reading a colleague, you see _</w:t>
       </w:r>
       <w:proofErr w:type="spellStart"/>
-      <w:proofErr w:type="gramStart"/>
       <w:r>
         <w:t>mediator.Notify</w:t>
       </w:r>
       <w:proofErr w:type="spellEnd"/>
-      <w:proofErr w:type="gramEnd"/>
-      <w:r>
-        <w:t xml:space="preserve">(...) — not what </w:t>
-      </w:r>
-      <w:proofErr w:type="gramStart"/>
-      <w:r>
-        <w:t>actually happens</w:t>
-      </w:r>
-      <w:proofErr w:type="gramEnd"/>
-      <w:r>
-        <w:t xml:space="preserve"> downstream. You must open the mediator (or look up its handler) to find out. Acceptable price for decoupling; worth calling out during code review.</w:t>
+      <w:r>
+        <w:t>(...) — not what actually happens downstream. You must open the mediator (or look up its handler) to find out. Acceptable price for decoupling; worth calling out during code review.</w:t>
       </w:r>
     </w:p>
     <w:p>
@@ -41613,21 +38671,12 @@
           <w:numId w:val="107"/>
         </w:numPr>
       </w:pPr>
-      <w:proofErr w:type="gramStart"/>
-      <w:r>
-        <w:rPr>
-          <w:b/>
-          <w:bCs/>
-        </w:rPr>
-        <w:t>Strongly-typed</w:t>
-      </w:r>
-      <w:proofErr w:type="gramEnd"/>
-      <w:r>
-        <w:rPr>
-          <w:b/>
-          <w:bCs/>
-        </w:rPr>
-        <w:t xml:space="preserve"> methods vs generic requests.</w:t>
+      <w:r>
+        <w:rPr>
+          <w:b/>
+          <w:bCs/>
+        </w:rPr>
+        <w:t>Strongly-typed methods vs generic requests.</w:t>
       </w:r>
       <w:r>
         <w:t xml:space="preserve"> Classic </w:t>
@@ -41641,7 +38690,6 @@
         <w:t xml:space="preserve"> Mediator has named methods (</w:t>
       </w:r>
       <w:proofErr w:type="spellStart"/>
-      <w:proofErr w:type="gramStart"/>
       <w:r>
         <w:t>SendMessage</w:t>
       </w:r>
@@ -41650,7 +38698,6 @@
         <w:t>(</w:t>
       </w:r>
       <w:proofErr w:type="spellStart"/>
-      <w:proofErr w:type="gramEnd"/>
       <w:r>
         <w:t>msg</w:t>
       </w:r>
@@ -41664,15 +38711,7 @@
       </w:r>
       <w:proofErr w:type="spellEnd"/>
       <w:r>
-        <w:t xml:space="preserve">-style mediators use Send&lt;T&gt;(request) with one handler per request type. The latter is more dynamic; the former is more </w:t>
-      </w:r>
-      <w:proofErr w:type="gramStart"/>
-      <w:r>
-        <w:t>type-safe</w:t>
-      </w:r>
-      <w:proofErr w:type="gramEnd"/>
-      <w:r>
-        <w:t>. Both are valid.</w:t>
+        <w:t>-style mediators use Send&lt;T&gt;(request) with one handler per request type. The latter is more dynamic; the former is more type-safe. Both are valid.</w:t>
       </w:r>
     </w:p>
     <w:p>
@@ -41908,15 +38947,7 @@
         </w:numPr>
       </w:pPr>
       <w:r>
-        <w:t xml:space="preserve">The "interaction" is </w:t>
-      </w:r>
-      <w:proofErr w:type="gramStart"/>
-      <w:r>
-        <w:t>really just</w:t>
-      </w:r>
-      <w:proofErr w:type="gramEnd"/>
-      <w:r>
-        <w:t xml:space="preserve"> a one-shot facade-style call. Use a facade.</w:t>
+        <w:t>The "interaction" is really just a one-shot facade-style call. Use a facade.</w:t>
       </w:r>
     </w:p>
     <w:p>
@@ -42135,7 +39166,6 @@
         <w:br/>
         <w:t>Facade is one-way: the client goes through the facade to reach the subsystem, and the subsystem doesn't know the facade exists. Mediator is many-way: peers hold a reference to the mediator and interact with each other through it. Facade simplifies </w:t>
       </w:r>
-      <w:proofErr w:type="gramStart"/>
       <w:r>
         <w:rPr>
           <w:i/>
@@ -42144,11 +39174,7 @@
         <w:t>access</w:t>
       </w:r>
       <w:r>
-        <w:t>;</w:t>
-      </w:r>
-      <w:proofErr w:type="gramEnd"/>
-      <w:r>
-        <w:t xml:space="preserve"> Mediator coordinates </w:t>
+        <w:t>; Mediator coordinates </w:t>
       </w:r>
       <w:r>
         <w:rPr>
@@ -42322,15 +39348,7 @@
         <w:t>Colleague</w:t>
       </w:r>
       <w:r>
-        <w:t xml:space="preserve"> — a class that participates in the mediated interaction. Holds a reference to the </w:t>
-      </w:r>
-      <w:proofErr w:type="gramStart"/>
-      <w:r>
-        <w:t>mediator;</w:t>
-      </w:r>
-      <w:proofErr w:type="gramEnd"/>
-      <w:r>
-        <w:t xml:space="preserve"> not to other colleagues.</w:t>
+        <w:t> — a class that participates in the mediated interaction. Holds a reference to the mediator; not to other colleagues.</w:t>
       </w:r>
     </w:p>
     <w:p>
